--- a/Sandro/Arrays-Exercícios.docx
+++ b/Sandro/Arrays-Exercícios.docx
@@ -59,27 +59,7 @@
           <w:sz w:val="32"/>
           <w:szCs w:val="32"/>
         </w:rPr>
-        <w:t xml:space="preserve"> 01 de </w:t>
-      </w:r>
-      <w:proofErr w:type="gramStart"/>
-      <w:r>
-        <w:rPr>
-          <w:b/>
-          <w:bCs/>
-          <w:sz w:val="32"/>
-          <w:szCs w:val="32"/>
-        </w:rPr>
-        <w:t>Array  -</w:t>
-      </w:r>
-      <w:proofErr w:type="gramEnd"/>
-      <w:r>
-        <w:rPr>
-          <w:b/>
-          <w:bCs/>
-          <w:sz w:val="32"/>
-          <w:szCs w:val="32"/>
-        </w:rPr>
-        <w:t xml:space="preserve">  Sandro</w:t>
+        <w:t xml:space="preserve"> 01 de Array  -  Sandro</w:t>
       </w:r>
     </w:p>
     <w:p>
@@ -119,15 +99,7 @@
       </w:r>
       <w:proofErr w:type="spellEnd"/>
       <w:r>
-        <w:t xml:space="preserve"> de inteiros e um </w:t>
-      </w:r>
-      <w:proofErr w:type="gramStart"/>
-      <w:r>
-        <w:t>inteiro ,</w:t>
-      </w:r>
-      <w:proofErr w:type="gramEnd"/>
-      <w:r>
-        <w:t> </w:t>
+        <w:t xml:space="preserve"> de inteiros e um inteiro , </w:t>
       </w:r>
       <w:r>
         <w:rPr>
@@ -137,7 +109,6 @@
         <w:t xml:space="preserve">retorna índices dos dois números tais que somam para o </w:t>
       </w:r>
       <w:proofErr w:type="spellStart"/>
-      <w:proofErr w:type="gramStart"/>
       <w:r>
         <w:rPr>
           <w:i/>
@@ -149,7 +120,6 @@
         <w:t>.numstarget</w:t>
       </w:r>
       <w:proofErr w:type="spellEnd"/>
-      <w:proofErr w:type="gramEnd"/>
     </w:p>
     <w:p>
       <w:r>
@@ -265,30 +235,20 @@
         <w:t xml:space="preserve"> </w:t>
       </w:r>
       <w:proofErr w:type="spellStart"/>
-      <w:proofErr w:type="gramStart"/>
       <w:r>
         <w:t>nums</w:t>
       </w:r>
       <w:proofErr w:type="spellEnd"/>
       <w:r>
-        <w:t>[</w:t>
-      </w:r>
-      <w:proofErr w:type="gramEnd"/>
-      <w:r>
-        <w:t xml:space="preserve">0] + </w:t>
-      </w:r>
-      <w:proofErr w:type="spellStart"/>
-      <w:proofErr w:type="gramStart"/>
+        <w:t xml:space="preserve">[0] + </w:t>
+      </w:r>
+      <w:proofErr w:type="spellStart"/>
       <w:r>
         <w:t>nums</w:t>
       </w:r>
       <w:proofErr w:type="spellEnd"/>
       <w:r>
-        <w:t>[</w:t>
-      </w:r>
-      <w:proofErr w:type="gramEnd"/>
-      <w:r>
-        <w:t xml:space="preserve">1] == 9, </w:t>
+        <w:t xml:space="preserve">[1] == 9, </w:t>
       </w:r>
       <w:proofErr w:type="spellStart"/>
       <w:r>
@@ -414,12 +374,10 @@
         <w:t xml:space="preserve">2 &lt;= </w:t>
       </w:r>
       <w:proofErr w:type="spellStart"/>
-      <w:proofErr w:type="gramStart"/>
       <w:r>
         <w:t>nums.length</w:t>
       </w:r>
       <w:proofErr w:type="spellEnd"/>
-      <w:proofErr w:type="gramEnd"/>
       <w:r>
         <w:t xml:space="preserve"> &lt;= 10</w:t>
       </w:r>
@@ -589,7 +547,6 @@
         <w:t xml:space="preserve"> </w:t>
       </w:r>
       <w:proofErr w:type="spellStart"/>
-      <w:proofErr w:type="gramStart"/>
       <w:r>
         <w:rPr>
           <w:color w:val="000000" w:themeColor="text1"/>
@@ -603,7 +560,6 @@
         </w:rPr>
         <w:t>(</w:t>
       </w:r>
-      <w:proofErr w:type="gramEnd"/>
       <w:r>
         <w:rPr>
           <w:i/>
@@ -659,21 +615,7 @@
         <w:rPr>
           <w:color w:val="000000" w:themeColor="text1"/>
         </w:rPr>
-        <w:t xml:space="preserve">        mapa = </w:t>
-      </w:r>
-      <w:proofErr w:type="gramStart"/>
-      <w:r>
-        <w:rPr>
-          <w:color w:val="000000" w:themeColor="text1"/>
-        </w:rPr>
-        <w:t>{}  #</w:t>
-      </w:r>
-      <w:proofErr w:type="gramEnd"/>
-      <w:r>
-        <w:rPr>
-          <w:color w:val="000000" w:themeColor="text1"/>
-        </w:rPr>
-        <w:t xml:space="preserve"> valor -&gt; índice</w:t>
+        <w:t>        mapa = {}  # valor -&gt; índice</w:t>
       </w:r>
     </w:p>
     <w:p>
@@ -823,21 +765,7 @@
         <w:rPr>
           <w:color w:val="000000" w:themeColor="text1"/>
         </w:rPr>
-        <w:t xml:space="preserve">        </w:t>
-      </w:r>
-      <w:proofErr w:type="gramStart"/>
-      <w:r>
-        <w:rPr>
-          <w:color w:val="000000" w:themeColor="text1"/>
-        </w:rPr>
-        <w:t>print(</w:t>
-      </w:r>
-      <w:proofErr w:type="gramEnd"/>
-      <w:r>
-        <w:rPr>
-          <w:color w:val="000000" w:themeColor="text1"/>
-        </w:rPr>
-        <w:t xml:space="preserve">"Target:", </w:t>
+        <w:t xml:space="preserve">        print("Target:", </w:t>
       </w:r>
       <w:r>
         <w:rPr>
@@ -864,21 +792,7 @@
         <w:rPr>
           <w:color w:val="000000" w:themeColor="text1"/>
         </w:rPr>
-        <w:t xml:space="preserve">        </w:t>
-      </w:r>
-      <w:proofErr w:type="gramStart"/>
-      <w:r>
-        <w:rPr>
-          <w:color w:val="000000" w:themeColor="text1"/>
-        </w:rPr>
-        <w:t>print(</w:t>
-      </w:r>
-      <w:proofErr w:type="gramEnd"/>
-      <w:r>
-        <w:rPr>
-          <w:color w:val="000000" w:themeColor="text1"/>
-        </w:rPr>
-        <w:t>"</w:t>
+        <w:t>        print("</w:t>
       </w:r>
       <w:proofErr w:type="spellStart"/>
       <w:r>
@@ -938,7 +852,6 @@
         <w:t xml:space="preserve"> </w:t>
       </w:r>
       <w:proofErr w:type="spellStart"/>
-      <w:proofErr w:type="gramStart"/>
       <w:r>
         <w:rPr>
           <w:color w:val="000000" w:themeColor="text1"/>
@@ -950,15 +863,15 @@
         <w:rPr>
           <w:color w:val="000000" w:themeColor="text1"/>
         </w:rPr>
-        <w:t xml:space="preserve">  #</w:t>
-      </w:r>
-      <w:proofErr w:type="gramEnd"/>
-      <w:r>
+        <w:t xml:space="preserve">  # ou []</w:t>
+      </w:r>
+    </w:p>
+    <w:p>
+      <w:pPr>
         <w:rPr>
           <w:color w:val="000000" w:themeColor="text1"/>
         </w:rPr>
-        <w:t xml:space="preserve"> ou []</w:t>
-      </w:r>
+      </w:pPr>
     </w:p>
     <w:p>
       <w:pPr>
@@ -966,200 +879,141 @@
           <w:color w:val="000000" w:themeColor="text1"/>
         </w:rPr>
       </w:pPr>
-    </w:p>
-    <w:p>
-      <w:pPr>
+      <w:r>
         <w:rPr>
           <w:color w:val="000000" w:themeColor="text1"/>
         </w:rPr>
-      </w:pPr>
-      <w:r>
+        <w:t># Exemplo de uso</w:t>
+      </w:r>
+    </w:p>
+    <w:p>
+      <w:pPr>
         <w:rPr>
           <w:color w:val="000000" w:themeColor="text1"/>
         </w:rPr>
-        <w:t># Exemplo de uso</w:t>
-      </w:r>
-    </w:p>
-    <w:p>
-      <w:pPr>
+      </w:pPr>
+      <w:proofErr w:type="spellStart"/>
+      <w:r>
         <w:rPr>
           <w:color w:val="000000" w:themeColor="text1"/>
         </w:rPr>
-      </w:pPr>
-      <w:proofErr w:type="spellStart"/>
+        <w:t>if</w:t>
+      </w:r>
+      <w:proofErr w:type="spellEnd"/>
       <w:r>
         <w:rPr>
           <w:color w:val="000000" w:themeColor="text1"/>
         </w:rPr>
-        <w:t>if</w:t>
-      </w:r>
-      <w:proofErr w:type="spellEnd"/>
+        <w:t xml:space="preserve"> __</w:t>
+      </w:r>
+      <w:proofErr w:type="spellStart"/>
       <w:r>
         <w:rPr>
           <w:color w:val="000000" w:themeColor="text1"/>
         </w:rPr>
-        <w:t xml:space="preserve"> __</w:t>
-      </w:r>
-      <w:proofErr w:type="spellStart"/>
+        <w:t>name</w:t>
+      </w:r>
+      <w:proofErr w:type="spellEnd"/>
       <w:r>
         <w:rPr>
           <w:color w:val="000000" w:themeColor="text1"/>
         </w:rPr>
-        <w:t>name</w:t>
-      </w:r>
-      <w:proofErr w:type="spellEnd"/>
+        <w:t>__ == "__</w:t>
+      </w:r>
+      <w:proofErr w:type="spellStart"/>
       <w:r>
         <w:rPr>
           <w:color w:val="000000" w:themeColor="text1"/>
         </w:rPr>
-        <w:t>__ == "__</w:t>
-      </w:r>
-      <w:proofErr w:type="spellStart"/>
+        <w:t>main</w:t>
+      </w:r>
+      <w:proofErr w:type="spellEnd"/>
       <w:r>
         <w:rPr>
           <w:color w:val="000000" w:themeColor="text1"/>
         </w:rPr>
-        <w:t>main</w:t>
-      </w:r>
-      <w:proofErr w:type="spellEnd"/>
-      <w:r>
+        <w:t>__":</w:t>
+      </w:r>
+    </w:p>
+    <w:p>
+      <w:pPr>
         <w:rPr>
           <w:color w:val="000000" w:themeColor="text1"/>
         </w:rPr>
-        <w:t>__":</w:t>
-      </w:r>
-    </w:p>
-    <w:p>
-      <w:pPr>
+      </w:pPr>
+      <w:r>
         <w:rPr>
           <w:color w:val="000000" w:themeColor="text1"/>
         </w:rPr>
-      </w:pPr>
+        <w:t xml:space="preserve">    s = </w:t>
+      </w:r>
+      <w:proofErr w:type="spellStart"/>
       <w:r>
         <w:rPr>
           <w:color w:val="000000" w:themeColor="text1"/>
         </w:rPr>
-        <w:t xml:space="preserve">    s = </w:t>
-      </w:r>
-      <w:proofErr w:type="spellStart"/>
-      <w:proofErr w:type="gramStart"/>
+        <w:t>Solution</w:t>
+      </w:r>
+      <w:proofErr w:type="spellEnd"/>
       <w:r>
         <w:rPr>
           <w:color w:val="000000" w:themeColor="text1"/>
         </w:rPr>
-        <w:t>Solution</w:t>
-      </w:r>
-      <w:proofErr w:type="spellEnd"/>
-      <w:r>
+        <w:t>()</w:t>
+      </w:r>
+    </w:p>
+    <w:p>
+      <w:pPr>
         <w:rPr>
           <w:color w:val="000000" w:themeColor="text1"/>
         </w:rPr>
-        <w:t>(</w:t>
-      </w:r>
-      <w:proofErr w:type="gramEnd"/>
+      </w:pPr>
       <w:r>
         <w:rPr>
           <w:color w:val="000000" w:themeColor="text1"/>
         </w:rPr>
-        <w:t>)</w:t>
-      </w:r>
-    </w:p>
-    <w:p>
-      <w:pPr>
+        <w:t>    print(</w:t>
+      </w:r>
+      <w:proofErr w:type="spellStart"/>
+      <w:r>
         <w:rPr>
           <w:color w:val="000000" w:themeColor="text1"/>
         </w:rPr>
-      </w:pPr>
+        <w:t>s.twoSum</w:t>
+      </w:r>
+      <w:proofErr w:type="spellEnd"/>
       <w:r>
         <w:rPr>
           <w:color w:val="000000" w:themeColor="text1"/>
         </w:rPr>
-        <w:t xml:space="preserve">    </w:t>
-      </w:r>
-      <w:proofErr w:type="gramStart"/>
-      <w:r>
+        <w:t>([2, 7, 11, 15], 9))   # saída esperada: [0, 1]</w:t>
+      </w:r>
+    </w:p>
+    <w:p>
+      <w:pPr>
         <w:rPr>
           <w:color w:val="000000" w:themeColor="text1"/>
         </w:rPr>
-        <w:t>print(</w:t>
-      </w:r>
-      <w:proofErr w:type="spellStart"/>
+      </w:pPr>
       <w:r>
         <w:rPr>
           <w:color w:val="000000" w:themeColor="text1"/>
         </w:rPr>
+        <w:t>    print(</w:t>
+      </w:r>
+      <w:proofErr w:type="spellStart"/>
+      <w:r>
+        <w:rPr>
+          <w:color w:val="000000" w:themeColor="text1"/>
+        </w:rPr>
         <w:t>s.twoSum</w:t>
       </w:r>
       <w:proofErr w:type="spellEnd"/>
-      <w:proofErr w:type="gramEnd"/>
       <w:r>
         <w:rPr>
           <w:color w:val="000000" w:themeColor="text1"/>
         </w:rPr>
-        <w:t>([2, 7, 11, 15], 9</w:t>
-      </w:r>
-      <w:proofErr w:type="gramStart"/>
-      <w:r>
-        <w:rPr>
-          <w:color w:val="000000" w:themeColor="text1"/>
-        </w:rPr>
-        <w:t xml:space="preserve">))   </w:t>
-      </w:r>
-      <w:proofErr w:type="gramEnd"/>
-      <w:r>
-        <w:rPr>
-          <w:color w:val="000000" w:themeColor="text1"/>
-        </w:rPr>
-        <w:t># saída esperada: [0, 1]</w:t>
-      </w:r>
-    </w:p>
-    <w:p>
-      <w:pPr>
-        <w:rPr>
-          <w:color w:val="000000" w:themeColor="text1"/>
-        </w:rPr>
-      </w:pPr>
-      <w:r>
-        <w:rPr>
-          <w:color w:val="000000" w:themeColor="text1"/>
-        </w:rPr>
-        <w:t xml:space="preserve">    </w:t>
-      </w:r>
-      <w:proofErr w:type="gramStart"/>
-      <w:r>
-        <w:rPr>
-          <w:color w:val="000000" w:themeColor="text1"/>
-        </w:rPr>
-        <w:t>print(</w:t>
-      </w:r>
-      <w:proofErr w:type="spellStart"/>
-      <w:r>
-        <w:rPr>
-          <w:color w:val="000000" w:themeColor="text1"/>
-        </w:rPr>
-        <w:t>s.twoSum</w:t>
-      </w:r>
-      <w:proofErr w:type="spellEnd"/>
-      <w:proofErr w:type="gramEnd"/>
-      <w:r>
-        <w:rPr>
-          <w:color w:val="000000" w:themeColor="text1"/>
-        </w:rPr>
-        <w:t>([1, 2, 3], 10</w:t>
-      </w:r>
-      <w:proofErr w:type="gramStart"/>
-      <w:r>
-        <w:rPr>
-          <w:color w:val="000000" w:themeColor="text1"/>
-        </w:rPr>
-        <w:t xml:space="preserve">))   </w:t>
-      </w:r>
-      <w:proofErr w:type="gramEnd"/>
-      <w:r>
-        <w:rPr>
-          <w:color w:val="000000" w:themeColor="text1"/>
-        </w:rPr>
-        <w:t xml:space="preserve">    # saída esperada: </w:t>
+        <w:t xml:space="preserve">([1, 2, 3], 10))       # saída esperada: </w:t>
       </w:r>
       <w:proofErr w:type="spellStart"/>
       <w:r>
@@ -1714,21 +1568,7 @@
         <w:rPr>
           <w:color w:val="EE0000"/>
         </w:rPr>
-        <w:t xml:space="preserve">for i in </w:t>
-      </w:r>
-      <w:proofErr w:type="gramStart"/>
-      <w:r>
-        <w:rPr>
-          <w:color w:val="EE0000"/>
-        </w:rPr>
-        <w:t>range(</w:t>
-      </w:r>
-      <w:proofErr w:type="gramEnd"/>
-      <w:r>
-        <w:rPr>
-          <w:color w:val="EE0000"/>
-        </w:rPr>
-        <w:t>5):</w:t>
+        <w:t>for i in range(5):</w:t>
       </w:r>
     </w:p>
     <w:p>
@@ -1744,7 +1584,6 @@
         <w:t xml:space="preserve">    valor = </w:t>
       </w:r>
       <w:proofErr w:type="spellStart"/>
-      <w:proofErr w:type="gramStart"/>
       <w:r>
         <w:rPr>
           <w:color w:val="EE0000"/>
@@ -1759,7 +1598,6 @@
         <w:t>(input(</w:t>
       </w:r>
       <w:proofErr w:type="spellStart"/>
-      <w:proofErr w:type="gramEnd"/>
       <w:r>
         <w:rPr>
           <w:color w:val="EE0000"/>
@@ -1771,21 +1609,7 @@
         <w:rPr>
           <w:color w:val="EE0000"/>
         </w:rPr>
-        <w:t xml:space="preserve"> o {i+</w:t>
-      </w:r>
-      <w:proofErr w:type="gramStart"/>
-      <w:r>
-        <w:rPr>
-          <w:color w:val="EE0000"/>
-        </w:rPr>
-        <w:t>1}°</w:t>
-      </w:r>
-      <w:proofErr w:type="gramEnd"/>
-      <w:r>
-        <w:rPr>
-          <w:color w:val="EE0000"/>
-        </w:rPr>
-        <w:t xml:space="preserve"> número: "))</w:t>
+        <w:t xml:space="preserve"> o {i+1}° número: "))</w:t>
       </w:r>
     </w:p>
     <w:p>
@@ -1801,7 +1625,6 @@
         <w:t xml:space="preserve">    </w:t>
       </w:r>
       <w:proofErr w:type="spellStart"/>
-      <w:proofErr w:type="gramStart"/>
       <w:r>
         <w:rPr>
           <w:color w:val="EE0000"/>
@@ -1809,7 +1632,6 @@
         <w:t>numeros.append</w:t>
       </w:r>
       <w:proofErr w:type="spellEnd"/>
-      <w:proofErr w:type="gramEnd"/>
       <w:r>
         <w:rPr>
           <w:color w:val="EE0000"/>
@@ -1843,19 +1665,11 @@
           <w:color w:val="EE0000"/>
         </w:rPr>
       </w:pPr>
-      <w:proofErr w:type="gramStart"/>
-      <w:r>
-        <w:rPr>
-          <w:color w:val="EE0000"/>
-        </w:rPr>
-        <w:t>print(</w:t>
-      </w:r>
-      <w:proofErr w:type="gramEnd"/>
-      <w:r>
-        <w:rPr>
-          <w:color w:val="EE0000"/>
-        </w:rPr>
-        <w:t>"\</w:t>
+      <w:r>
+        <w:rPr>
+          <w:color w:val="EE0000"/>
+        </w:rPr>
+        <w:t>print("\</w:t>
       </w:r>
       <w:proofErr w:type="spellStart"/>
       <w:r>
@@ -1872,7 +1686,6 @@
         <w:t xml:space="preserve"> completa:", </w:t>
       </w:r>
       <w:proofErr w:type="spellStart"/>
-      <w:proofErr w:type="gramStart"/>
       <w:r>
         <w:rPr>
           <w:color w:val="EE0000"/>
@@ -1886,27 +1699,18 @@
         </w:rPr>
         <w:t xml:space="preserve"> )</w:t>
       </w:r>
-      <w:proofErr w:type="gramEnd"/>
-    </w:p>
-    <w:p>
-      <w:pPr>
-        <w:rPr>
-          <w:color w:val="EE0000"/>
-        </w:rPr>
-      </w:pPr>
-      <w:proofErr w:type="gramStart"/>
-      <w:r>
-        <w:rPr>
-          <w:color w:val="EE0000"/>
-        </w:rPr>
-        <w:t>print(</w:t>
-      </w:r>
-      <w:proofErr w:type="gramEnd"/>
-      <w:r>
-        <w:rPr>
-          <w:color w:val="EE0000"/>
-        </w:rPr>
-        <w:t xml:space="preserve">"Maior número:", </w:t>
+    </w:p>
+    <w:p>
+      <w:pPr>
+        <w:rPr>
+          <w:color w:val="EE0000"/>
+        </w:rPr>
+      </w:pPr>
+      <w:r>
+        <w:rPr>
+          <w:color w:val="EE0000"/>
+        </w:rPr>
+        <w:t xml:space="preserve">print("Maior número:", </w:t>
       </w:r>
       <w:proofErr w:type="spellStart"/>
       <w:r>
@@ -1943,20 +1747,12 @@
           <w:color w:val="EE0000"/>
         </w:rPr>
       </w:pPr>
-      <w:proofErr w:type="gramStart"/>
       <w:r>
         <w:rPr>
           <w:color w:val="EE0000"/>
         </w:rPr>
         <w:lastRenderedPageBreak/>
-        <w:t>print(</w:t>
-      </w:r>
-      <w:proofErr w:type="gramEnd"/>
-      <w:r>
-        <w:rPr>
-          <w:color w:val="EE0000"/>
-        </w:rPr>
-        <w:t>"Menor número:", min(</w:t>
+        <w:t>print("Menor número:", min(</w:t>
       </w:r>
       <w:proofErr w:type="spellStart"/>
       <w:r>
@@ -1979,19 +1775,11 @@
           <w:color w:val="EE0000"/>
         </w:rPr>
       </w:pPr>
-      <w:proofErr w:type="gramStart"/>
-      <w:r>
-        <w:rPr>
-          <w:color w:val="EE0000"/>
-        </w:rPr>
-        <w:t>print(</w:t>
-      </w:r>
-      <w:proofErr w:type="gramEnd"/>
-      <w:r>
-        <w:rPr>
-          <w:color w:val="EE0000"/>
-        </w:rPr>
-        <w:t>"Soma dos números:", sum(</w:t>
+      <w:r>
+        <w:rPr>
+          <w:color w:val="EE0000"/>
+        </w:rPr>
+        <w:t>print("Soma dos números:", sum(</w:t>
       </w:r>
       <w:proofErr w:type="spellStart"/>
       <w:r>
@@ -2014,19 +1802,11 @@
           <w:color w:val="EE0000"/>
         </w:rPr>
       </w:pPr>
-      <w:proofErr w:type="gramStart"/>
-      <w:r>
-        <w:rPr>
-          <w:color w:val="EE0000"/>
-        </w:rPr>
-        <w:t>print(</w:t>
-      </w:r>
-      <w:proofErr w:type="gramEnd"/>
-      <w:r>
-        <w:rPr>
-          <w:color w:val="EE0000"/>
-        </w:rPr>
-        <w:t xml:space="preserve">"Lista em ordem crescente:", </w:t>
+      <w:r>
+        <w:rPr>
+          <w:color w:val="EE0000"/>
+        </w:rPr>
+        <w:t xml:space="preserve">print("Lista em ordem crescente:", </w:t>
       </w:r>
       <w:proofErr w:type="spellStart"/>
       <w:r>
@@ -2097,7 +1877,6 @@
         <w:t xml:space="preserve">busca = </w:t>
       </w:r>
       <w:proofErr w:type="spellStart"/>
-      <w:proofErr w:type="gramStart"/>
       <w:r>
         <w:rPr>
           <w:color w:val="EE0000"/>
@@ -2109,14 +1888,7 @@
         <w:rPr>
           <w:color w:val="EE0000"/>
         </w:rPr>
-        <w:t>(input(</w:t>
-      </w:r>
-      <w:proofErr w:type="gramEnd"/>
-      <w:r>
-        <w:rPr>
-          <w:color w:val="EE0000"/>
-        </w:rPr>
-        <w:t>"\</w:t>
+        <w:t>(input("\</w:t>
       </w:r>
       <w:proofErr w:type="spellStart"/>
       <w:r>
@@ -2178,17 +1950,9 @@
         <w:rPr>
           <w:color w:val="EE0000"/>
         </w:rPr>
-        <w:t xml:space="preserve">    </w:t>
-      </w:r>
-      <w:proofErr w:type="gramStart"/>
-      <w:r>
-        <w:rPr>
-          <w:color w:val="EE0000"/>
-        </w:rPr>
-        <w:t>print(</w:t>
-      </w:r>
-      <w:proofErr w:type="spellStart"/>
-      <w:proofErr w:type="gramEnd"/>
+        <w:t>    print(</w:t>
+      </w:r>
+      <w:proofErr w:type="spellStart"/>
       <w:r>
         <w:rPr>
           <w:color w:val="EE0000"/>
@@ -2234,17 +1998,9 @@
         <w:rPr>
           <w:color w:val="EE0000"/>
         </w:rPr>
-        <w:t xml:space="preserve">    </w:t>
-      </w:r>
-      <w:proofErr w:type="gramStart"/>
-      <w:r>
-        <w:rPr>
-          <w:color w:val="EE0000"/>
-        </w:rPr>
-        <w:t>print(</w:t>
-      </w:r>
-      <w:proofErr w:type="spellStart"/>
-      <w:proofErr w:type="gramEnd"/>
+        <w:t>    print(</w:t>
+      </w:r>
+      <w:proofErr w:type="spellStart"/>
       <w:r>
         <w:rPr>
           <w:color w:val="EE0000"/>
@@ -2337,15 +2093,7 @@
         </w:numPr>
       </w:pPr>
       <w:r>
-        <w:t xml:space="preserve">Implemente uma </w:t>
-      </w:r>
-      <w:proofErr w:type="gramStart"/>
-      <w:r>
-        <w:t>classe Node</w:t>
-      </w:r>
-      <w:proofErr w:type="gramEnd"/>
-      <w:r>
-        <w:t xml:space="preserve"> e uma classe </w:t>
+        <w:t xml:space="preserve">Implemente uma classe Node e uma classe </w:t>
       </w:r>
       <w:proofErr w:type="spellStart"/>
       <w:r>
@@ -2439,21 +2187,7 @@
         <w:rPr>
           <w:color w:val="EE0000"/>
         </w:rPr>
-        <w:t>_</w:t>
-      </w:r>
-      <w:proofErr w:type="gramStart"/>
-      <w:r>
-        <w:rPr>
-          <w:color w:val="EE0000"/>
-        </w:rPr>
-        <w:t>_(</w:t>
-      </w:r>
-      <w:proofErr w:type="gramEnd"/>
-      <w:r>
-        <w:rPr>
-          <w:color w:val="EE0000"/>
-        </w:rPr>
-        <w:t>self, data):</w:t>
+        <w:t>__(self, data):</w:t>
       </w:r>
     </w:p>
     <w:p>
@@ -2498,7 +2232,6 @@
         <w:t xml:space="preserve">        </w:t>
       </w:r>
       <w:proofErr w:type="spellStart"/>
-      <w:proofErr w:type="gramStart"/>
       <w:r>
         <w:rPr>
           <w:color w:val="EE0000"/>
@@ -2506,7 +2239,6 @@
         <w:t>self.next</w:t>
       </w:r>
       <w:proofErr w:type="spellEnd"/>
-      <w:proofErr w:type="gramEnd"/>
       <w:r>
         <w:rPr>
           <w:color w:val="EE0000"/>
@@ -2622,7 +2354,6 @@
         <w:t xml:space="preserve">        </w:t>
       </w:r>
       <w:proofErr w:type="spellStart"/>
-      <w:proofErr w:type="gramStart"/>
       <w:r>
         <w:rPr>
           <w:color w:val="EE0000"/>
@@ -2630,7 +2361,6 @@
         <w:t>self.head</w:t>
       </w:r>
       <w:proofErr w:type="spellEnd"/>
-      <w:proofErr w:type="gramEnd"/>
       <w:r>
         <w:rPr>
           <w:color w:val="EE0000"/>
@@ -2686,28 +2416,14 @@
         <w:rPr>
           <w:color w:val="EE0000"/>
         </w:rPr>
-        <w:t>insert_</w:t>
-      </w:r>
-      <w:proofErr w:type="gramStart"/>
-      <w:r>
-        <w:rPr>
-          <w:color w:val="EE0000"/>
-        </w:rPr>
-        <w:t>sorted</w:t>
-      </w:r>
-      <w:proofErr w:type="spellEnd"/>
-      <w:r>
-        <w:rPr>
-          <w:color w:val="EE0000"/>
-        </w:rPr>
-        <w:t>(</w:t>
-      </w:r>
-      <w:proofErr w:type="gramEnd"/>
-      <w:r>
-        <w:rPr>
-          <w:color w:val="EE0000"/>
-        </w:rPr>
-        <w:t>self, data):</w:t>
+        <w:t>insert_sorted</w:t>
+      </w:r>
+      <w:proofErr w:type="spellEnd"/>
+      <w:r>
+        <w:rPr>
+          <w:color w:val="EE0000"/>
+        </w:rPr>
+        <w:t>(self, data):</w:t>
       </w:r>
     </w:p>
     <w:p>
@@ -2788,7 +2504,6 @@
         <w:t xml:space="preserve"> </w:t>
       </w:r>
       <w:proofErr w:type="spellStart"/>
-      <w:proofErr w:type="gramStart"/>
       <w:r>
         <w:rPr>
           <w:color w:val="EE0000"/>
@@ -2796,7 +2511,6 @@
         <w:t>self.head</w:t>
       </w:r>
       <w:proofErr w:type="spellEnd"/>
-      <w:proofErr w:type="gramEnd"/>
       <w:r>
         <w:rPr>
           <w:color w:val="EE0000"/>
@@ -2846,19 +2560,519 @@
         <w:t xml:space="preserve"> data &lt; </w:t>
       </w:r>
       <w:proofErr w:type="spellStart"/>
-      <w:proofErr w:type="gramStart"/>
+      <w:r>
+        <w:rPr>
+          <w:color w:val="EE0000"/>
+        </w:rPr>
+        <w:t>self.head.data</w:t>
+      </w:r>
+      <w:proofErr w:type="spellEnd"/>
+      <w:r>
+        <w:rPr>
+          <w:color w:val="EE0000"/>
+        </w:rPr>
+        <w:t>:</w:t>
+      </w:r>
+    </w:p>
+    <w:p>
+      <w:pPr>
+        <w:spacing w:after="0"/>
+        <w:rPr>
+          <w:color w:val="EE0000"/>
+        </w:rPr>
+      </w:pPr>
+      <w:r>
+        <w:rPr>
+          <w:color w:val="EE0000"/>
+        </w:rPr>
+        <w:t xml:space="preserve">            </w:t>
+      </w:r>
+      <w:proofErr w:type="spellStart"/>
+      <w:r>
+        <w:rPr>
+          <w:color w:val="EE0000"/>
+        </w:rPr>
+        <w:t>new_node.next</w:t>
+      </w:r>
+      <w:proofErr w:type="spellEnd"/>
+      <w:r>
+        <w:rPr>
+          <w:color w:val="EE0000"/>
+        </w:rPr>
+        <w:t xml:space="preserve"> = </w:t>
+      </w:r>
+      <w:proofErr w:type="spellStart"/>
       <w:r>
         <w:rPr>
           <w:color w:val="EE0000"/>
         </w:rPr>
         <w:t>self.head</w:t>
       </w:r>
-      <w:proofErr w:type="gramEnd"/>
-      <w:r>
-        <w:rPr>
-          <w:color w:val="EE0000"/>
-        </w:rPr>
-        <w:t>.data</w:t>
+      <w:proofErr w:type="spellEnd"/>
+    </w:p>
+    <w:p>
+      <w:pPr>
+        <w:spacing w:after="0"/>
+        <w:rPr>
+          <w:color w:val="EE0000"/>
+        </w:rPr>
+      </w:pPr>
+      <w:r>
+        <w:rPr>
+          <w:color w:val="EE0000"/>
+        </w:rPr>
+        <w:t xml:space="preserve">            </w:t>
+      </w:r>
+      <w:proofErr w:type="spellStart"/>
+      <w:r>
+        <w:rPr>
+          <w:color w:val="EE0000"/>
+        </w:rPr>
+        <w:t>self.head</w:t>
+      </w:r>
+      <w:proofErr w:type="spellEnd"/>
+      <w:r>
+        <w:rPr>
+          <w:color w:val="EE0000"/>
+        </w:rPr>
+        <w:t xml:space="preserve"> = </w:t>
+      </w:r>
+      <w:proofErr w:type="spellStart"/>
+      <w:r>
+        <w:rPr>
+          <w:color w:val="EE0000"/>
+        </w:rPr>
+        <w:t>new_node</w:t>
+      </w:r>
+      <w:proofErr w:type="spellEnd"/>
+    </w:p>
+    <w:p>
+      <w:pPr>
+        <w:spacing w:after="0"/>
+        <w:rPr>
+          <w:color w:val="EE0000"/>
+        </w:rPr>
+      </w:pPr>
+      <w:r>
+        <w:rPr>
+          <w:color w:val="EE0000"/>
+        </w:rPr>
+        <w:t xml:space="preserve">            </w:t>
+      </w:r>
+      <w:proofErr w:type="spellStart"/>
+      <w:r>
+        <w:rPr>
+          <w:color w:val="EE0000"/>
+        </w:rPr>
+        <w:t>return</w:t>
+      </w:r>
+      <w:proofErr w:type="spellEnd"/>
+    </w:p>
+    <w:p>
+      <w:pPr>
+        <w:spacing w:after="0"/>
+        <w:rPr>
+          <w:color w:val="EE0000"/>
+        </w:rPr>
+      </w:pPr>
+    </w:p>
+    <w:p>
+      <w:pPr>
+        <w:spacing w:after="0"/>
+        <w:rPr>
+          <w:color w:val="EE0000"/>
+        </w:rPr>
+      </w:pPr>
+      <w:r>
+        <w:rPr>
+          <w:color w:val="EE0000"/>
+        </w:rPr>
+        <w:t xml:space="preserve">        # Percorre até encontrar a posição correta</w:t>
+      </w:r>
+    </w:p>
+    <w:p>
+      <w:pPr>
+        <w:spacing w:after="0"/>
+        <w:rPr>
+          <w:color w:val="EE0000"/>
+        </w:rPr>
+      </w:pPr>
+      <w:r>
+        <w:rPr>
+          <w:color w:val="EE0000"/>
+        </w:rPr>
+        <w:t xml:space="preserve">        </w:t>
+      </w:r>
+      <w:proofErr w:type="spellStart"/>
+      <w:r>
+        <w:rPr>
+          <w:color w:val="EE0000"/>
+        </w:rPr>
+        <w:t>current</w:t>
+      </w:r>
+      <w:proofErr w:type="spellEnd"/>
+      <w:r>
+        <w:rPr>
+          <w:color w:val="EE0000"/>
+        </w:rPr>
+        <w:t xml:space="preserve"> = </w:t>
+      </w:r>
+      <w:proofErr w:type="spellStart"/>
+      <w:r>
+        <w:rPr>
+          <w:color w:val="EE0000"/>
+        </w:rPr>
+        <w:t>self.head</w:t>
+      </w:r>
+      <w:proofErr w:type="spellEnd"/>
+    </w:p>
+    <w:p>
+      <w:pPr>
+        <w:spacing w:after="0"/>
+        <w:rPr>
+          <w:color w:val="EE0000"/>
+        </w:rPr>
+      </w:pPr>
+      <w:r>
+        <w:rPr>
+          <w:color w:val="EE0000"/>
+        </w:rPr>
+        <w:t xml:space="preserve">        </w:t>
+      </w:r>
+      <w:proofErr w:type="spellStart"/>
+      <w:r>
+        <w:rPr>
+          <w:color w:val="EE0000"/>
+        </w:rPr>
+        <w:t>while</w:t>
+      </w:r>
+      <w:proofErr w:type="spellEnd"/>
+      <w:r>
+        <w:rPr>
+          <w:color w:val="EE0000"/>
+        </w:rPr>
+        <w:t xml:space="preserve"> </w:t>
+      </w:r>
+      <w:proofErr w:type="spellStart"/>
+      <w:r>
+        <w:rPr>
+          <w:color w:val="EE0000"/>
+        </w:rPr>
+        <w:t>current.next</w:t>
+      </w:r>
+      <w:proofErr w:type="spellEnd"/>
+      <w:r>
+        <w:rPr>
+          <w:color w:val="EE0000"/>
+        </w:rPr>
+        <w:t xml:space="preserve"> </w:t>
+      </w:r>
+      <w:proofErr w:type="spellStart"/>
+      <w:r>
+        <w:rPr>
+          <w:color w:val="EE0000"/>
+        </w:rPr>
+        <w:t>is</w:t>
+      </w:r>
+      <w:proofErr w:type="spellEnd"/>
+      <w:r>
+        <w:rPr>
+          <w:color w:val="EE0000"/>
+        </w:rPr>
+        <w:t xml:space="preserve"> </w:t>
+      </w:r>
+      <w:proofErr w:type="spellStart"/>
+      <w:r>
+        <w:rPr>
+          <w:color w:val="EE0000"/>
+        </w:rPr>
+        <w:t>not</w:t>
+      </w:r>
+      <w:proofErr w:type="spellEnd"/>
+      <w:r>
+        <w:rPr>
+          <w:color w:val="EE0000"/>
+        </w:rPr>
+        <w:t xml:space="preserve"> </w:t>
+      </w:r>
+      <w:proofErr w:type="spellStart"/>
+      <w:r>
+        <w:rPr>
+          <w:color w:val="EE0000"/>
+        </w:rPr>
+        <w:t>None</w:t>
+      </w:r>
+      <w:proofErr w:type="spellEnd"/>
+      <w:r>
+        <w:rPr>
+          <w:color w:val="EE0000"/>
+        </w:rPr>
+        <w:t xml:space="preserve"> </w:t>
+      </w:r>
+      <w:proofErr w:type="spellStart"/>
+      <w:r>
+        <w:rPr>
+          <w:color w:val="EE0000"/>
+        </w:rPr>
+        <w:t>and</w:t>
+      </w:r>
+      <w:proofErr w:type="spellEnd"/>
+      <w:r>
+        <w:rPr>
+          <w:color w:val="EE0000"/>
+        </w:rPr>
+        <w:t xml:space="preserve"> </w:t>
+      </w:r>
+      <w:proofErr w:type="spellStart"/>
+      <w:r>
+        <w:rPr>
+          <w:color w:val="EE0000"/>
+        </w:rPr>
+        <w:t>current.next.data</w:t>
+      </w:r>
+      <w:proofErr w:type="spellEnd"/>
+      <w:r>
+        <w:rPr>
+          <w:color w:val="EE0000"/>
+        </w:rPr>
+        <w:t xml:space="preserve"> &lt; data:</w:t>
+      </w:r>
+    </w:p>
+    <w:p>
+      <w:pPr>
+        <w:spacing w:after="0"/>
+        <w:rPr>
+          <w:color w:val="EE0000"/>
+        </w:rPr>
+      </w:pPr>
+      <w:r>
+        <w:rPr>
+          <w:color w:val="EE0000"/>
+        </w:rPr>
+        <w:t xml:space="preserve">            </w:t>
+      </w:r>
+      <w:proofErr w:type="spellStart"/>
+      <w:r>
+        <w:rPr>
+          <w:color w:val="EE0000"/>
+        </w:rPr>
+        <w:t>current</w:t>
+      </w:r>
+      <w:proofErr w:type="spellEnd"/>
+      <w:r>
+        <w:rPr>
+          <w:color w:val="EE0000"/>
+        </w:rPr>
+        <w:t xml:space="preserve"> = </w:t>
+      </w:r>
+      <w:proofErr w:type="spellStart"/>
+      <w:r>
+        <w:rPr>
+          <w:color w:val="EE0000"/>
+        </w:rPr>
+        <w:t>current.next</w:t>
+      </w:r>
+      <w:proofErr w:type="spellEnd"/>
+    </w:p>
+    <w:p>
+      <w:pPr>
+        <w:spacing w:after="0"/>
+        <w:rPr>
+          <w:color w:val="EE0000"/>
+        </w:rPr>
+      </w:pPr>
+    </w:p>
+    <w:p>
+      <w:pPr>
+        <w:spacing w:after="0"/>
+        <w:rPr>
+          <w:color w:val="EE0000"/>
+        </w:rPr>
+      </w:pPr>
+      <w:r>
+        <w:rPr>
+          <w:color w:val="EE0000"/>
+        </w:rPr>
+        <w:t xml:space="preserve">        </w:t>
+      </w:r>
+      <w:proofErr w:type="spellStart"/>
+      <w:r>
+        <w:rPr>
+          <w:color w:val="EE0000"/>
+        </w:rPr>
+        <w:t>new_node.next</w:t>
+      </w:r>
+      <w:proofErr w:type="spellEnd"/>
+      <w:r>
+        <w:rPr>
+          <w:color w:val="EE0000"/>
+        </w:rPr>
+        <w:t xml:space="preserve"> = </w:t>
+      </w:r>
+      <w:proofErr w:type="spellStart"/>
+      <w:r>
+        <w:rPr>
+          <w:color w:val="EE0000"/>
+        </w:rPr>
+        <w:t>current.next</w:t>
+      </w:r>
+      <w:proofErr w:type="spellEnd"/>
+    </w:p>
+    <w:p>
+      <w:pPr>
+        <w:spacing w:after="0"/>
+        <w:rPr>
+          <w:color w:val="EE0000"/>
+        </w:rPr>
+      </w:pPr>
+      <w:r>
+        <w:rPr>
+          <w:color w:val="EE0000"/>
+        </w:rPr>
+        <w:t xml:space="preserve">        </w:t>
+      </w:r>
+      <w:proofErr w:type="spellStart"/>
+      <w:r>
+        <w:rPr>
+          <w:color w:val="EE0000"/>
+        </w:rPr>
+        <w:t>current.next</w:t>
+      </w:r>
+      <w:proofErr w:type="spellEnd"/>
+      <w:r>
+        <w:rPr>
+          <w:color w:val="EE0000"/>
+        </w:rPr>
+        <w:t xml:space="preserve"> = </w:t>
+      </w:r>
+      <w:proofErr w:type="spellStart"/>
+      <w:r>
+        <w:rPr>
+          <w:color w:val="EE0000"/>
+        </w:rPr>
+        <w:t>new_node</w:t>
+      </w:r>
+      <w:proofErr w:type="spellEnd"/>
+    </w:p>
+    <w:p>
+      <w:pPr>
+        <w:spacing w:after="0"/>
+        <w:rPr>
+          <w:color w:val="EE0000"/>
+        </w:rPr>
+      </w:pPr>
+    </w:p>
+    <w:p>
+      <w:pPr>
+        <w:spacing w:after="0"/>
+        <w:rPr>
+          <w:color w:val="EE0000"/>
+        </w:rPr>
+      </w:pPr>
+      <w:r>
+        <w:rPr>
+          <w:color w:val="EE0000"/>
+        </w:rPr>
+        <w:t xml:space="preserve">    </w:t>
+      </w:r>
+      <w:proofErr w:type="spellStart"/>
+      <w:r>
+        <w:rPr>
+          <w:color w:val="EE0000"/>
+        </w:rPr>
+        <w:t>def</w:t>
+      </w:r>
+      <w:proofErr w:type="spellEnd"/>
+      <w:r>
+        <w:rPr>
+          <w:color w:val="EE0000"/>
+        </w:rPr>
+        <w:t xml:space="preserve"> </w:t>
+      </w:r>
+      <w:proofErr w:type="spellStart"/>
+      <w:r>
+        <w:rPr>
+          <w:color w:val="EE0000"/>
+        </w:rPr>
+        <w:t>print_list</w:t>
+      </w:r>
+      <w:proofErr w:type="spellEnd"/>
+      <w:r>
+        <w:rPr>
+          <w:color w:val="EE0000"/>
+        </w:rPr>
+        <w:t>(self):</w:t>
+      </w:r>
+    </w:p>
+    <w:p>
+      <w:pPr>
+        <w:spacing w:after="0"/>
+        <w:rPr>
+          <w:color w:val="EE0000"/>
+        </w:rPr>
+      </w:pPr>
+      <w:r>
+        <w:rPr>
+          <w:color w:val="EE0000"/>
+        </w:rPr>
+        <w:t xml:space="preserve">        </w:t>
+      </w:r>
+      <w:proofErr w:type="spellStart"/>
+      <w:r>
+        <w:rPr>
+          <w:color w:val="EE0000"/>
+        </w:rPr>
+        <w:t>current</w:t>
+      </w:r>
+      <w:proofErr w:type="spellEnd"/>
+      <w:r>
+        <w:rPr>
+          <w:color w:val="EE0000"/>
+        </w:rPr>
+        <w:t xml:space="preserve"> = </w:t>
+      </w:r>
+      <w:proofErr w:type="spellStart"/>
+      <w:r>
+        <w:rPr>
+          <w:color w:val="EE0000"/>
+        </w:rPr>
+        <w:t>self.head</w:t>
+      </w:r>
+      <w:proofErr w:type="spellEnd"/>
+    </w:p>
+    <w:p>
+      <w:pPr>
+        <w:spacing w:after="0"/>
+        <w:rPr>
+          <w:color w:val="EE0000"/>
+        </w:rPr>
+      </w:pPr>
+      <w:r>
+        <w:rPr>
+          <w:color w:val="EE0000"/>
+        </w:rPr>
+        <w:t xml:space="preserve">        </w:t>
+      </w:r>
+      <w:proofErr w:type="spellStart"/>
+      <w:r>
+        <w:rPr>
+          <w:color w:val="EE0000"/>
+        </w:rPr>
+        <w:t>while</w:t>
+      </w:r>
+      <w:proofErr w:type="spellEnd"/>
+      <w:r>
+        <w:rPr>
+          <w:color w:val="EE0000"/>
+        </w:rPr>
+        <w:t xml:space="preserve"> </w:t>
+      </w:r>
+      <w:proofErr w:type="spellStart"/>
+      <w:r>
+        <w:rPr>
+          <w:color w:val="EE0000"/>
+        </w:rPr>
+        <w:t>current</w:t>
       </w:r>
       <w:proofErr w:type="spellEnd"/>
       <w:r>
@@ -2879,6 +3093,48 @@
         <w:rPr>
           <w:color w:val="EE0000"/>
         </w:rPr>
+        <w:t xml:space="preserve">            print(</w:t>
+      </w:r>
+      <w:proofErr w:type="spellStart"/>
+      <w:r>
+        <w:rPr>
+          <w:color w:val="EE0000"/>
+        </w:rPr>
+        <w:t>current.data</w:t>
+      </w:r>
+      <w:proofErr w:type="spellEnd"/>
+      <w:r>
+        <w:rPr>
+          <w:color w:val="EE0000"/>
+        </w:rPr>
+        <w:t xml:space="preserve">, </w:t>
+      </w:r>
+      <w:proofErr w:type="spellStart"/>
+      <w:r>
+        <w:rPr>
+          <w:color w:val="EE0000"/>
+        </w:rPr>
+        <w:t>end</w:t>
+      </w:r>
+      <w:proofErr w:type="spellEnd"/>
+      <w:r>
+        <w:rPr>
+          <w:color w:val="EE0000"/>
+        </w:rPr>
+        <w:t>=" -&gt; ")</w:t>
+      </w:r>
+    </w:p>
+    <w:p>
+      <w:pPr>
+        <w:spacing w:after="0"/>
+        <w:rPr>
+          <w:color w:val="EE0000"/>
+        </w:rPr>
+      </w:pPr>
+      <w:r>
+        <w:rPr>
+          <w:color w:val="EE0000"/>
+        </w:rPr>
         <w:t xml:space="preserve">            </w:t>
       </w:r>
       <w:proofErr w:type="spellStart"/>
@@ -2886,17 +3142,9 @@
         <w:rPr>
           <w:color w:val="EE0000"/>
         </w:rPr>
-        <w:t>new_</w:t>
-      </w:r>
-      <w:proofErr w:type="gramStart"/>
-      <w:r>
-        <w:rPr>
-          <w:color w:val="EE0000"/>
-        </w:rPr>
-        <w:t>node.next</w:t>
-      </w:r>
-      <w:proofErr w:type="spellEnd"/>
-      <w:proofErr w:type="gramEnd"/>
+        <w:t>current</w:t>
+      </w:r>
+      <w:proofErr w:type="spellEnd"/>
       <w:r>
         <w:rPr>
           <w:color w:val="EE0000"/>
@@ -2904,165 +3152,6 @@
         <w:t xml:space="preserve"> = </w:t>
       </w:r>
       <w:proofErr w:type="spellStart"/>
-      <w:proofErr w:type="gramStart"/>
-      <w:r>
-        <w:rPr>
-          <w:color w:val="EE0000"/>
-        </w:rPr>
-        <w:t>self.head</w:t>
-      </w:r>
-      <w:proofErr w:type="spellEnd"/>
-      <w:proofErr w:type="gramEnd"/>
-    </w:p>
-    <w:p>
-      <w:pPr>
-        <w:spacing w:after="0"/>
-        <w:rPr>
-          <w:color w:val="EE0000"/>
-        </w:rPr>
-      </w:pPr>
-      <w:r>
-        <w:rPr>
-          <w:color w:val="EE0000"/>
-        </w:rPr>
-        <w:t xml:space="preserve">            </w:t>
-      </w:r>
-      <w:proofErr w:type="spellStart"/>
-      <w:proofErr w:type="gramStart"/>
-      <w:r>
-        <w:rPr>
-          <w:color w:val="EE0000"/>
-        </w:rPr>
-        <w:t>self.head</w:t>
-      </w:r>
-      <w:proofErr w:type="spellEnd"/>
-      <w:proofErr w:type="gramEnd"/>
-      <w:r>
-        <w:rPr>
-          <w:color w:val="EE0000"/>
-        </w:rPr>
-        <w:t xml:space="preserve"> = </w:t>
-      </w:r>
-      <w:proofErr w:type="spellStart"/>
-      <w:r>
-        <w:rPr>
-          <w:color w:val="EE0000"/>
-        </w:rPr>
-        <w:t>new_node</w:t>
-      </w:r>
-      <w:proofErr w:type="spellEnd"/>
-    </w:p>
-    <w:p>
-      <w:pPr>
-        <w:spacing w:after="0"/>
-        <w:rPr>
-          <w:color w:val="EE0000"/>
-        </w:rPr>
-      </w:pPr>
-      <w:r>
-        <w:rPr>
-          <w:color w:val="EE0000"/>
-        </w:rPr>
-        <w:t xml:space="preserve">            </w:t>
-      </w:r>
-      <w:proofErr w:type="spellStart"/>
-      <w:r>
-        <w:rPr>
-          <w:color w:val="EE0000"/>
-        </w:rPr>
-        <w:t>return</w:t>
-      </w:r>
-      <w:proofErr w:type="spellEnd"/>
-    </w:p>
-    <w:p>
-      <w:pPr>
-        <w:spacing w:after="0"/>
-        <w:rPr>
-          <w:color w:val="EE0000"/>
-        </w:rPr>
-      </w:pPr>
-    </w:p>
-    <w:p>
-      <w:pPr>
-        <w:spacing w:after="0"/>
-        <w:rPr>
-          <w:color w:val="EE0000"/>
-        </w:rPr>
-      </w:pPr>
-      <w:r>
-        <w:rPr>
-          <w:color w:val="EE0000"/>
-        </w:rPr>
-        <w:t xml:space="preserve">        # Percorre até encontrar a posição correta</w:t>
-      </w:r>
-    </w:p>
-    <w:p>
-      <w:pPr>
-        <w:spacing w:after="0"/>
-        <w:rPr>
-          <w:color w:val="EE0000"/>
-        </w:rPr>
-      </w:pPr>
-      <w:r>
-        <w:rPr>
-          <w:color w:val="EE0000"/>
-        </w:rPr>
-        <w:t xml:space="preserve">        </w:t>
-      </w:r>
-      <w:proofErr w:type="spellStart"/>
-      <w:r>
-        <w:rPr>
-          <w:color w:val="EE0000"/>
-        </w:rPr>
-        <w:t>current</w:t>
-      </w:r>
-      <w:proofErr w:type="spellEnd"/>
-      <w:r>
-        <w:rPr>
-          <w:color w:val="EE0000"/>
-        </w:rPr>
-        <w:t xml:space="preserve"> = </w:t>
-      </w:r>
-      <w:proofErr w:type="spellStart"/>
-      <w:proofErr w:type="gramStart"/>
-      <w:r>
-        <w:rPr>
-          <w:color w:val="EE0000"/>
-        </w:rPr>
-        <w:t>self.head</w:t>
-      </w:r>
-      <w:proofErr w:type="spellEnd"/>
-      <w:proofErr w:type="gramEnd"/>
-    </w:p>
-    <w:p>
-      <w:pPr>
-        <w:spacing w:after="0"/>
-        <w:rPr>
-          <w:color w:val="EE0000"/>
-        </w:rPr>
-      </w:pPr>
-      <w:r>
-        <w:rPr>
-          <w:color w:val="EE0000"/>
-        </w:rPr>
-        <w:t xml:space="preserve">        </w:t>
-      </w:r>
-      <w:proofErr w:type="spellStart"/>
-      <w:r>
-        <w:rPr>
-          <w:color w:val="EE0000"/>
-        </w:rPr>
-        <w:t>while</w:t>
-      </w:r>
-      <w:proofErr w:type="spellEnd"/>
-      <w:r>
-        <w:rPr>
-          <w:color w:val="EE0000"/>
-        </w:rPr>
-        <w:t xml:space="preserve"> </w:t>
-      </w:r>
-      <w:proofErr w:type="spellStart"/>
-      <w:proofErr w:type="gramStart"/>
       <w:r>
         <w:rPr>
           <w:color w:val="EE0000"/>
@@ -3070,40 +3159,19 @@
         <w:t>current.next</w:t>
       </w:r>
       <w:proofErr w:type="spellEnd"/>
-      <w:proofErr w:type="gramEnd"/>
-      <w:r>
-        <w:rPr>
-          <w:color w:val="EE0000"/>
-        </w:rPr>
-        <w:t xml:space="preserve"> </w:t>
-      </w:r>
-      <w:proofErr w:type="spellStart"/>
-      <w:r>
-        <w:rPr>
-          <w:color w:val="EE0000"/>
-        </w:rPr>
-        <w:t>is</w:t>
-      </w:r>
-      <w:proofErr w:type="spellEnd"/>
-      <w:r>
-        <w:rPr>
-          <w:color w:val="EE0000"/>
-        </w:rPr>
-        <w:t xml:space="preserve"> </w:t>
-      </w:r>
-      <w:proofErr w:type="spellStart"/>
-      <w:r>
-        <w:rPr>
-          <w:color w:val="EE0000"/>
-        </w:rPr>
-        <w:t>not</w:t>
-      </w:r>
-      <w:proofErr w:type="spellEnd"/>
-      <w:r>
-        <w:rPr>
-          <w:color w:val="EE0000"/>
-        </w:rPr>
-        <w:t xml:space="preserve"> </w:t>
+    </w:p>
+    <w:p>
+      <w:pPr>
+        <w:spacing w:after="0"/>
+        <w:rPr>
+          <w:color w:val="EE0000"/>
+        </w:rPr>
+      </w:pPr>
+      <w:r>
+        <w:rPr>
+          <w:color w:val="EE0000"/>
+        </w:rPr>
+        <w:t xml:space="preserve">        print("</w:t>
       </w:r>
       <w:proofErr w:type="spellStart"/>
       <w:r>
@@ -3117,418 +3185,6 @@
         <w:rPr>
           <w:color w:val="EE0000"/>
         </w:rPr>
-        <w:t xml:space="preserve"> </w:t>
-      </w:r>
-      <w:proofErr w:type="spellStart"/>
-      <w:r>
-        <w:rPr>
-          <w:color w:val="EE0000"/>
-        </w:rPr>
-        <w:t>and</w:t>
-      </w:r>
-      <w:proofErr w:type="spellEnd"/>
-      <w:r>
-        <w:rPr>
-          <w:color w:val="EE0000"/>
-        </w:rPr>
-        <w:t xml:space="preserve"> </w:t>
-      </w:r>
-      <w:proofErr w:type="spellStart"/>
-      <w:proofErr w:type="gramStart"/>
-      <w:r>
-        <w:rPr>
-          <w:color w:val="EE0000"/>
-        </w:rPr>
-        <w:t>current.next</w:t>
-      </w:r>
-      <w:proofErr w:type="gramEnd"/>
-      <w:r>
-        <w:rPr>
-          <w:color w:val="EE0000"/>
-        </w:rPr>
-        <w:t>.data</w:t>
-      </w:r>
-      <w:proofErr w:type="spellEnd"/>
-      <w:r>
-        <w:rPr>
-          <w:color w:val="EE0000"/>
-        </w:rPr>
-        <w:t xml:space="preserve"> &lt; data:</w:t>
-      </w:r>
-    </w:p>
-    <w:p>
-      <w:pPr>
-        <w:spacing w:after="0"/>
-        <w:rPr>
-          <w:color w:val="EE0000"/>
-        </w:rPr>
-      </w:pPr>
-      <w:r>
-        <w:rPr>
-          <w:color w:val="EE0000"/>
-        </w:rPr>
-        <w:t xml:space="preserve">            </w:t>
-      </w:r>
-      <w:proofErr w:type="spellStart"/>
-      <w:r>
-        <w:rPr>
-          <w:color w:val="EE0000"/>
-        </w:rPr>
-        <w:t>current</w:t>
-      </w:r>
-      <w:proofErr w:type="spellEnd"/>
-      <w:r>
-        <w:rPr>
-          <w:color w:val="EE0000"/>
-        </w:rPr>
-        <w:t xml:space="preserve"> = </w:t>
-      </w:r>
-      <w:proofErr w:type="spellStart"/>
-      <w:proofErr w:type="gramStart"/>
-      <w:r>
-        <w:rPr>
-          <w:color w:val="EE0000"/>
-        </w:rPr>
-        <w:t>current.next</w:t>
-      </w:r>
-      <w:proofErr w:type="spellEnd"/>
-      <w:proofErr w:type="gramEnd"/>
-    </w:p>
-    <w:p>
-      <w:pPr>
-        <w:spacing w:after="0"/>
-        <w:rPr>
-          <w:color w:val="EE0000"/>
-        </w:rPr>
-      </w:pPr>
-    </w:p>
-    <w:p>
-      <w:pPr>
-        <w:spacing w:after="0"/>
-        <w:rPr>
-          <w:color w:val="EE0000"/>
-        </w:rPr>
-      </w:pPr>
-      <w:r>
-        <w:rPr>
-          <w:color w:val="EE0000"/>
-        </w:rPr>
-        <w:t xml:space="preserve">        </w:t>
-      </w:r>
-      <w:proofErr w:type="spellStart"/>
-      <w:r>
-        <w:rPr>
-          <w:color w:val="EE0000"/>
-        </w:rPr>
-        <w:t>new_</w:t>
-      </w:r>
-      <w:proofErr w:type="gramStart"/>
-      <w:r>
-        <w:rPr>
-          <w:color w:val="EE0000"/>
-        </w:rPr>
-        <w:t>node.next</w:t>
-      </w:r>
-      <w:proofErr w:type="spellEnd"/>
-      <w:proofErr w:type="gramEnd"/>
-      <w:r>
-        <w:rPr>
-          <w:color w:val="EE0000"/>
-        </w:rPr>
-        <w:t xml:space="preserve"> = </w:t>
-      </w:r>
-      <w:proofErr w:type="spellStart"/>
-      <w:proofErr w:type="gramStart"/>
-      <w:r>
-        <w:rPr>
-          <w:color w:val="EE0000"/>
-        </w:rPr>
-        <w:t>current.next</w:t>
-      </w:r>
-      <w:proofErr w:type="spellEnd"/>
-      <w:proofErr w:type="gramEnd"/>
-    </w:p>
-    <w:p>
-      <w:pPr>
-        <w:spacing w:after="0"/>
-        <w:rPr>
-          <w:color w:val="EE0000"/>
-        </w:rPr>
-      </w:pPr>
-      <w:r>
-        <w:rPr>
-          <w:color w:val="EE0000"/>
-        </w:rPr>
-        <w:t xml:space="preserve">        </w:t>
-      </w:r>
-      <w:proofErr w:type="spellStart"/>
-      <w:proofErr w:type="gramStart"/>
-      <w:r>
-        <w:rPr>
-          <w:color w:val="EE0000"/>
-        </w:rPr>
-        <w:t>current.next</w:t>
-      </w:r>
-      <w:proofErr w:type="spellEnd"/>
-      <w:proofErr w:type="gramEnd"/>
-      <w:r>
-        <w:rPr>
-          <w:color w:val="EE0000"/>
-        </w:rPr>
-        <w:t xml:space="preserve"> = </w:t>
-      </w:r>
-      <w:proofErr w:type="spellStart"/>
-      <w:r>
-        <w:rPr>
-          <w:color w:val="EE0000"/>
-        </w:rPr>
-        <w:t>new_node</w:t>
-      </w:r>
-      <w:proofErr w:type="spellEnd"/>
-    </w:p>
-    <w:p>
-      <w:pPr>
-        <w:spacing w:after="0"/>
-        <w:rPr>
-          <w:color w:val="EE0000"/>
-        </w:rPr>
-      </w:pPr>
-    </w:p>
-    <w:p>
-      <w:pPr>
-        <w:spacing w:after="0"/>
-        <w:rPr>
-          <w:color w:val="EE0000"/>
-        </w:rPr>
-      </w:pPr>
-      <w:r>
-        <w:rPr>
-          <w:color w:val="EE0000"/>
-        </w:rPr>
-        <w:t xml:space="preserve">    </w:t>
-      </w:r>
-      <w:proofErr w:type="spellStart"/>
-      <w:r>
-        <w:rPr>
-          <w:color w:val="EE0000"/>
-        </w:rPr>
-        <w:t>def</w:t>
-      </w:r>
-      <w:proofErr w:type="spellEnd"/>
-      <w:r>
-        <w:rPr>
-          <w:color w:val="EE0000"/>
-        </w:rPr>
-        <w:t xml:space="preserve"> </w:t>
-      </w:r>
-      <w:proofErr w:type="spellStart"/>
-      <w:r>
-        <w:rPr>
-          <w:color w:val="EE0000"/>
-        </w:rPr>
-        <w:t>print_list</w:t>
-      </w:r>
-      <w:proofErr w:type="spellEnd"/>
-      <w:r>
-        <w:rPr>
-          <w:color w:val="EE0000"/>
-        </w:rPr>
-        <w:t>(self):</w:t>
-      </w:r>
-    </w:p>
-    <w:p>
-      <w:pPr>
-        <w:spacing w:after="0"/>
-        <w:rPr>
-          <w:color w:val="EE0000"/>
-        </w:rPr>
-      </w:pPr>
-      <w:r>
-        <w:rPr>
-          <w:color w:val="EE0000"/>
-        </w:rPr>
-        <w:t xml:space="preserve">        </w:t>
-      </w:r>
-      <w:proofErr w:type="spellStart"/>
-      <w:r>
-        <w:rPr>
-          <w:color w:val="EE0000"/>
-        </w:rPr>
-        <w:t>current</w:t>
-      </w:r>
-      <w:proofErr w:type="spellEnd"/>
-      <w:r>
-        <w:rPr>
-          <w:color w:val="EE0000"/>
-        </w:rPr>
-        <w:t xml:space="preserve"> = </w:t>
-      </w:r>
-      <w:proofErr w:type="spellStart"/>
-      <w:proofErr w:type="gramStart"/>
-      <w:r>
-        <w:rPr>
-          <w:color w:val="EE0000"/>
-        </w:rPr>
-        <w:t>self.head</w:t>
-      </w:r>
-      <w:proofErr w:type="spellEnd"/>
-      <w:proofErr w:type="gramEnd"/>
-    </w:p>
-    <w:p>
-      <w:pPr>
-        <w:spacing w:after="0"/>
-        <w:rPr>
-          <w:color w:val="EE0000"/>
-        </w:rPr>
-      </w:pPr>
-      <w:r>
-        <w:rPr>
-          <w:color w:val="EE0000"/>
-        </w:rPr>
-        <w:t xml:space="preserve">        </w:t>
-      </w:r>
-      <w:proofErr w:type="spellStart"/>
-      <w:r>
-        <w:rPr>
-          <w:color w:val="EE0000"/>
-        </w:rPr>
-        <w:t>while</w:t>
-      </w:r>
-      <w:proofErr w:type="spellEnd"/>
-      <w:r>
-        <w:rPr>
-          <w:color w:val="EE0000"/>
-        </w:rPr>
-        <w:t xml:space="preserve"> </w:t>
-      </w:r>
-      <w:proofErr w:type="spellStart"/>
-      <w:r>
-        <w:rPr>
-          <w:color w:val="EE0000"/>
-        </w:rPr>
-        <w:t>current</w:t>
-      </w:r>
-      <w:proofErr w:type="spellEnd"/>
-      <w:r>
-        <w:rPr>
-          <w:color w:val="EE0000"/>
-        </w:rPr>
-        <w:t>:</w:t>
-      </w:r>
-    </w:p>
-    <w:p>
-      <w:pPr>
-        <w:spacing w:after="0"/>
-        <w:rPr>
-          <w:color w:val="EE0000"/>
-        </w:rPr>
-      </w:pPr>
-      <w:r>
-        <w:rPr>
-          <w:color w:val="EE0000"/>
-        </w:rPr>
-        <w:t xml:space="preserve">            </w:t>
-      </w:r>
-      <w:proofErr w:type="gramStart"/>
-      <w:r>
-        <w:rPr>
-          <w:color w:val="EE0000"/>
-        </w:rPr>
-        <w:t>print(</w:t>
-      </w:r>
-      <w:proofErr w:type="spellStart"/>
-      <w:proofErr w:type="gramEnd"/>
-      <w:r>
-        <w:rPr>
-          <w:color w:val="EE0000"/>
-        </w:rPr>
-        <w:t>current.data</w:t>
-      </w:r>
-      <w:proofErr w:type="spellEnd"/>
-      <w:r>
-        <w:rPr>
-          <w:color w:val="EE0000"/>
-        </w:rPr>
-        <w:t xml:space="preserve">, </w:t>
-      </w:r>
-      <w:proofErr w:type="spellStart"/>
-      <w:r>
-        <w:rPr>
-          <w:color w:val="EE0000"/>
-        </w:rPr>
-        <w:t>end</w:t>
-      </w:r>
-      <w:proofErr w:type="spellEnd"/>
-      <w:r>
-        <w:rPr>
-          <w:color w:val="EE0000"/>
-        </w:rPr>
-        <w:t>=" -&gt; ")</w:t>
-      </w:r>
-    </w:p>
-    <w:p>
-      <w:pPr>
-        <w:spacing w:after="0"/>
-        <w:rPr>
-          <w:color w:val="EE0000"/>
-        </w:rPr>
-      </w:pPr>
-      <w:r>
-        <w:rPr>
-          <w:color w:val="EE0000"/>
-        </w:rPr>
-        <w:t xml:space="preserve">            </w:t>
-      </w:r>
-      <w:proofErr w:type="spellStart"/>
-      <w:r>
-        <w:rPr>
-          <w:color w:val="EE0000"/>
-        </w:rPr>
-        <w:t>current</w:t>
-      </w:r>
-      <w:proofErr w:type="spellEnd"/>
-      <w:r>
-        <w:rPr>
-          <w:color w:val="EE0000"/>
-        </w:rPr>
-        <w:t xml:space="preserve"> = </w:t>
-      </w:r>
-      <w:proofErr w:type="spellStart"/>
-      <w:proofErr w:type="gramStart"/>
-      <w:r>
-        <w:rPr>
-          <w:color w:val="EE0000"/>
-        </w:rPr>
-        <w:t>current.next</w:t>
-      </w:r>
-      <w:proofErr w:type="spellEnd"/>
-      <w:proofErr w:type="gramEnd"/>
-    </w:p>
-    <w:p>
-      <w:pPr>
-        <w:spacing w:after="0"/>
-        <w:rPr>
-          <w:color w:val="EE0000"/>
-        </w:rPr>
-      </w:pPr>
-      <w:r>
-        <w:rPr>
-          <w:color w:val="EE0000"/>
-        </w:rPr>
-        <w:t xml:space="preserve">        print("</w:t>
-      </w:r>
-      <w:proofErr w:type="spellStart"/>
-      <w:r>
-        <w:rPr>
-          <w:color w:val="EE0000"/>
-        </w:rPr>
-        <w:t>None</w:t>
-      </w:r>
-      <w:proofErr w:type="spellEnd"/>
-      <w:r>
-        <w:rPr>
-          <w:color w:val="EE0000"/>
-        </w:rPr>
         <w:t>")</w:t>
       </w:r>
     </w:p>
@@ -3568,7 +3224,6 @@
         <w:t xml:space="preserve">lista = </w:t>
       </w:r>
       <w:proofErr w:type="spellStart"/>
-      <w:proofErr w:type="gramStart"/>
       <w:r>
         <w:rPr>
           <w:color w:val="EE0000"/>
@@ -3582,48 +3237,47 @@
           <w:color w:val="EE0000"/>
           <w:lang w:eastAsia="pt-BR"/>
         </w:rPr>
-        <w:t>(</w:t>
-      </w:r>
-      <w:proofErr w:type="gramEnd"/>
-      <w:r>
+        <w:t>()</w:t>
+      </w:r>
+    </w:p>
+    <w:p>
+      <w:pPr>
         <w:rPr>
           <w:color w:val="EE0000"/>
           <w:lang w:eastAsia="pt-BR"/>
         </w:rPr>
-        <w:t>)</w:t>
-      </w:r>
-    </w:p>
-    <w:p>
-      <w:pPr>
+      </w:pPr>
+      <w:proofErr w:type="spellStart"/>
+      <w:r>
         <w:rPr>
           <w:color w:val="EE0000"/>
           <w:lang w:eastAsia="pt-BR"/>
         </w:rPr>
-      </w:pPr>
-      <w:proofErr w:type="spellStart"/>
-      <w:proofErr w:type="gramStart"/>
+        <w:t>lista.insert_sorted</w:t>
+      </w:r>
+      <w:proofErr w:type="spellEnd"/>
       <w:r>
         <w:rPr>
           <w:color w:val="EE0000"/>
           <w:lang w:eastAsia="pt-BR"/>
         </w:rPr>
-        <w:t>lista.insert</w:t>
-      </w:r>
-      <w:proofErr w:type="gramEnd"/>
-      <w:r>
+        <w:t>(54)</w:t>
+      </w:r>
+    </w:p>
+    <w:p>
+      <w:pPr>
         <w:rPr>
           <w:color w:val="EE0000"/>
           <w:lang w:eastAsia="pt-BR"/>
         </w:rPr>
-        <w:t>_</w:t>
-      </w:r>
-      <w:proofErr w:type="gramStart"/>
+      </w:pPr>
+      <w:proofErr w:type="spellStart"/>
       <w:r>
         <w:rPr>
           <w:color w:val="EE0000"/>
           <w:lang w:eastAsia="pt-BR"/>
         </w:rPr>
-        <w:t>sorted</w:t>
+        <w:t>lista.insert_sorted</w:t>
       </w:r>
       <w:proofErr w:type="spellEnd"/>
       <w:r>
@@ -3631,48 +3285,47 @@
           <w:color w:val="EE0000"/>
           <w:lang w:eastAsia="pt-BR"/>
         </w:rPr>
-        <w:t>(</w:t>
-      </w:r>
-      <w:proofErr w:type="gramEnd"/>
-      <w:r>
+        <w:t>(26)</w:t>
+      </w:r>
+    </w:p>
+    <w:p>
+      <w:pPr>
         <w:rPr>
           <w:color w:val="EE0000"/>
           <w:lang w:eastAsia="pt-BR"/>
         </w:rPr>
-        <w:t>54)</w:t>
-      </w:r>
-    </w:p>
-    <w:p>
-      <w:pPr>
+      </w:pPr>
+      <w:proofErr w:type="spellStart"/>
+      <w:r>
         <w:rPr>
           <w:color w:val="EE0000"/>
           <w:lang w:eastAsia="pt-BR"/>
         </w:rPr>
-      </w:pPr>
-      <w:proofErr w:type="spellStart"/>
-      <w:proofErr w:type="gramStart"/>
+        <w:t>lista.insert_sorted</w:t>
+      </w:r>
+      <w:proofErr w:type="spellEnd"/>
       <w:r>
         <w:rPr>
           <w:color w:val="EE0000"/>
           <w:lang w:eastAsia="pt-BR"/>
         </w:rPr>
-        <w:t>lista.insert</w:t>
-      </w:r>
-      <w:proofErr w:type="gramEnd"/>
-      <w:r>
+        <w:t>(93)</w:t>
+      </w:r>
+    </w:p>
+    <w:p>
+      <w:pPr>
         <w:rPr>
           <w:color w:val="EE0000"/>
           <w:lang w:eastAsia="pt-BR"/>
         </w:rPr>
-        <w:t>_</w:t>
-      </w:r>
-      <w:proofErr w:type="gramStart"/>
+      </w:pPr>
+      <w:proofErr w:type="spellStart"/>
       <w:r>
         <w:rPr>
           <w:color w:val="EE0000"/>
           <w:lang w:eastAsia="pt-BR"/>
         </w:rPr>
-        <w:t>sorted</w:t>
+        <w:t>lista.insert_sorted</w:t>
       </w:r>
       <w:proofErr w:type="spellEnd"/>
       <w:r>
@@ -3680,48 +3333,47 @@
           <w:color w:val="EE0000"/>
           <w:lang w:eastAsia="pt-BR"/>
         </w:rPr>
-        <w:t>(</w:t>
-      </w:r>
-      <w:proofErr w:type="gramEnd"/>
-      <w:r>
+        <w:t>(17)</w:t>
+      </w:r>
+    </w:p>
+    <w:p>
+      <w:pPr>
         <w:rPr>
           <w:color w:val="EE0000"/>
           <w:lang w:eastAsia="pt-BR"/>
         </w:rPr>
-        <w:t>26)</w:t>
-      </w:r>
-    </w:p>
-    <w:p>
-      <w:pPr>
+      </w:pPr>
+      <w:proofErr w:type="spellStart"/>
+      <w:r>
         <w:rPr>
           <w:color w:val="EE0000"/>
           <w:lang w:eastAsia="pt-BR"/>
         </w:rPr>
-      </w:pPr>
-      <w:proofErr w:type="spellStart"/>
-      <w:proofErr w:type="gramStart"/>
+        <w:t>lista.insert_sorted</w:t>
+      </w:r>
+      <w:proofErr w:type="spellEnd"/>
       <w:r>
         <w:rPr>
           <w:color w:val="EE0000"/>
           <w:lang w:eastAsia="pt-BR"/>
         </w:rPr>
-        <w:t>lista.insert</w:t>
-      </w:r>
-      <w:proofErr w:type="gramEnd"/>
-      <w:r>
+        <w:t>(77)</w:t>
+      </w:r>
+    </w:p>
+    <w:p>
+      <w:pPr>
         <w:rPr>
           <w:color w:val="EE0000"/>
           <w:lang w:eastAsia="pt-BR"/>
         </w:rPr>
-        <w:t>_</w:t>
-      </w:r>
-      <w:proofErr w:type="gramStart"/>
+      </w:pPr>
+      <w:proofErr w:type="spellStart"/>
       <w:r>
         <w:rPr>
           <w:color w:val="EE0000"/>
           <w:lang w:eastAsia="pt-BR"/>
         </w:rPr>
-        <w:t>sorted</w:t>
+        <w:t>lista.insert_sorted</w:t>
       </w:r>
       <w:proofErr w:type="spellEnd"/>
       <w:r>
@@ -3729,202 +3381,31 @@
           <w:color w:val="EE0000"/>
           <w:lang w:eastAsia="pt-BR"/>
         </w:rPr>
-        <w:t>(</w:t>
-      </w:r>
-      <w:proofErr w:type="gramEnd"/>
-      <w:r>
+        <w:t>(31)</w:t>
+      </w:r>
+    </w:p>
+    <w:p>
+      <w:pPr>
         <w:rPr>
           <w:color w:val="EE0000"/>
           <w:lang w:eastAsia="pt-BR"/>
         </w:rPr>
-        <w:t>93)</w:t>
-      </w:r>
-    </w:p>
-    <w:p>
-      <w:pPr>
+      </w:pPr>
+      <w:proofErr w:type="spellStart"/>
+      <w:r>
         <w:rPr>
           <w:color w:val="EE0000"/>
           <w:lang w:eastAsia="pt-BR"/>
         </w:rPr>
-      </w:pPr>
-      <w:proofErr w:type="spellStart"/>
-      <w:proofErr w:type="gramStart"/>
+        <w:t>lista.print_list</w:t>
+      </w:r>
+      <w:proofErr w:type="spellEnd"/>
       <w:r>
         <w:rPr>
           <w:color w:val="EE0000"/>
           <w:lang w:eastAsia="pt-BR"/>
         </w:rPr>
-        <w:t>lista.insert</w:t>
-      </w:r>
-      <w:proofErr w:type="gramEnd"/>
-      <w:r>
-        <w:rPr>
-          <w:color w:val="EE0000"/>
-          <w:lang w:eastAsia="pt-BR"/>
-        </w:rPr>
-        <w:t>_</w:t>
-      </w:r>
-      <w:proofErr w:type="gramStart"/>
-      <w:r>
-        <w:rPr>
-          <w:color w:val="EE0000"/>
-          <w:lang w:eastAsia="pt-BR"/>
-        </w:rPr>
-        <w:t>sorted</w:t>
-      </w:r>
-      <w:proofErr w:type="spellEnd"/>
-      <w:r>
-        <w:rPr>
-          <w:color w:val="EE0000"/>
-          <w:lang w:eastAsia="pt-BR"/>
-        </w:rPr>
-        <w:t>(</w:t>
-      </w:r>
-      <w:proofErr w:type="gramEnd"/>
-      <w:r>
-        <w:rPr>
-          <w:color w:val="EE0000"/>
-          <w:lang w:eastAsia="pt-BR"/>
-        </w:rPr>
-        <w:t>17)</w:t>
-      </w:r>
-    </w:p>
-    <w:p>
-      <w:pPr>
-        <w:rPr>
-          <w:color w:val="EE0000"/>
-          <w:lang w:eastAsia="pt-BR"/>
-        </w:rPr>
-      </w:pPr>
-      <w:proofErr w:type="spellStart"/>
-      <w:proofErr w:type="gramStart"/>
-      <w:r>
-        <w:rPr>
-          <w:color w:val="EE0000"/>
-          <w:lang w:eastAsia="pt-BR"/>
-        </w:rPr>
-        <w:t>lista.insert</w:t>
-      </w:r>
-      <w:proofErr w:type="gramEnd"/>
-      <w:r>
-        <w:rPr>
-          <w:color w:val="EE0000"/>
-          <w:lang w:eastAsia="pt-BR"/>
-        </w:rPr>
-        <w:t>_</w:t>
-      </w:r>
-      <w:proofErr w:type="gramStart"/>
-      <w:r>
-        <w:rPr>
-          <w:color w:val="EE0000"/>
-          <w:lang w:eastAsia="pt-BR"/>
-        </w:rPr>
-        <w:t>sorted</w:t>
-      </w:r>
-      <w:proofErr w:type="spellEnd"/>
-      <w:r>
-        <w:rPr>
-          <w:color w:val="EE0000"/>
-          <w:lang w:eastAsia="pt-BR"/>
-        </w:rPr>
-        <w:t>(</w:t>
-      </w:r>
-      <w:proofErr w:type="gramEnd"/>
-      <w:r>
-        <w:rPr>
-          <w:color w:val="EE0000"/>
-          <w:lang w:eastAsia="pt-BR"/>
-        </w:rPr>
-        <w:t>77)</w:t>
-      </w:r>
-    </w:p>
-    <w:p>
-      <w:pPr>
-        <w:rPr>
-          <w:color w:val="EE0000"/>
-          <w:lang w:eastAsia="pt-BR"/>
-        </w:rPr>
-      </w:pPr>
-      <w:proofErr w:type="spellStart"/>
-      <w:proofErr w:type="gramStart"/>
-      <w:r>
-        <w:rPr>
-          <w:color w:val="EE0000"/>
-          <w:lang w:eastAsia="pt-BR"/>
-        </w:rPr>
-        <w:t>lista.insert</w:t>
-      </w:r>
-      <w:proofErr w:type="gramEnd"/>
-      <w:r>
-        <w:rPr>
-          <w:color w:val="EE0000"/>
-          <w:lang w:eastAsia="pt-BR"/>
-        </w:rPr>
-        <w:t>_</w:t>
-      </w:r>
-      <w:proofErr w:type="gramStart"/>
-      <w:r>
-        <w:rPr>
-          <w:color w:val="EE0000"/>
-          <w:lang w:eastAsia="pt-BR"/>
-        </w:rPr>
-        <w:t>sorted</w:t>
-      </w:r>
-      <w:proofErr w:type="spellEnd"/>
-      <w:r>
-        <w:rPr>
-          <w:color w:val="EE0000"/>
-          <w:lang w:eastAsia="pt-BR"/>
-        </w:rPr>
-        <w:t>(</w:t>
-      </w:r>
-      <w:proofErr w:type="gramEnd"/>
-      <w:r>
-        <w:rPr>
-          <w:color w:val="EE0000"/>
-          <w:lang w:eastAsia="pt-BR"/>
-        </w:rPr>
-        <w:t>31)</w:t>
-      </w:r>
-    </w:p>
-    <w:p>
-      <w:pPr>
-        <w:rPr>
-          <w:color w:val="EE0000"/>
-          <w:lang w:eastAsia="pt-BR"/>
-        </w:rPr>
-      </w:pPr>
-      <w:proofErr w:type="spellStart"/>
-      <w:r>
-        <w:rPr>
-          <w:color w:val="EE0000"/>
-          <w:lang w:eastAsia="pt-BR"/>
-        </w:rPr>
-        <w:t>lista.print_</w:t>
-      </w:r>
-      <w:proofErr w:type="gramStart"/>
-      <w:r>
-        <w:rPr>
-          <w:color w:val="EE0000"/>
-          <w:lang w:eastAsia="pt-BR"/>
-        </w:rPr>
-        <w:t>list</w:t>
-      </w:r>
-      <w:proofErr w:type="spellEnd"/>
-      <w:r>
-        <w:rPr>
-          <w:color w:val="EE0000"/>
-          <w:lang w:eastAsia="pt-BR"/>
-        </w:rPr>
-        <w:t>()  #</w:t>
-      </w:r>
-      <w:proofErr w:type="gramEnd"/>
-      <w:r>
-        <w:rPr>
-          <w:color w:val="EE0000"/>
-          <w:lang w:eastAsia="pt-BR"/>
-        </w:rPr>
-        <w:t xml:space="preserve"> saída esperada: 17 -&gt; 26 -&gt; 31 -&gt; 54 -&gt; 77 -&gt; 93</w:t>
+        <w:t>()  # saída esperada: 17 -&gt; 26 -&gt; 31 -&gt; 54 -&gt; 77 -&gt; 93</w:t>
       </w:r>
     </w:p>
     <w:p>
@@ -4009,19 +3490,11 @@
       </w:r>
       <w:proofErr w:type="spellStart"/>
       <w:r>
-        <w:t>remove_</w:t>
-      </w:r>
-      <w:proofErr w:type="gramStart"/>
-      <w:r>
-        <w:t>duplicates</w:t>
-      </w:r>
-      <w:proofErr w:type="spellEnd"/>
-      <w:r>
-        <w:t>(</w:t>
-      </w:r>
-      <w:proofErr w:type="gramEnd"/>
-      <w:r>
-        <w:t>) que percorra a lista e elimina nós duplicados.</w:t>
+        <w:t>remove_duplicates</w:t>
+      </w:r>
+      <w:proofErr w:type="spellEnd"/>
+      <w:r>
+        <w:t>() que percorra a lista e elimina nós duplicados.</w:t>
       </w:r>
     </w:p>
     <w:p>
@@ -4110,16 +3583,8 @@
         <w:rPr>
           <w:color w:val="EE0000"/>
         </w:rPr>
-        <w:t>_</w:t>
-      </w:r>
-      <w:proofErr w:type="gramStart"/>
-      <w:r>
-        <w:rPr>
-          <w:color w:val="EE0000"/>
-        </w:rPr>
-        <w:t>_(</w:t>
-      </w:r>
-      <w:proofErr w:type="gramEnd"/>
+        <w:t>__(</w:t>
+      </w:r>
       <w:r>
         <w:rPr>
           <w:i/>
@@ -4207,7 +3672,6 @@
         <w:t xml:space="preserve">        </w:t>
       </w:r>
       <w:proofErr w:type="spellStart"/>
-      <w:proofErr w:type="gramStart"/>
       <w:r>
         <w:rPr>
           <w:i/>
@@ -4223,7 +3687,6 @@
         <w:t>.next</w:t>
       </w:r>
       <w:proofErr w:type="spellEnd"/>
-      <w:proofErr w:type="gramEnd"/>
       <w:r>
         <w:rPr>
           <w:color w:val="EE0000"/>
@@ -4353,7 +3816,6 @@
         <w:t xml:space="preserve">        </w:t>
       </w:r>
       <w:proofErr w:type="spellStart"/>
-      <w:proofErr w:type="gramStart"/>
       <w:r>
         <w:rPr>
           <w:i/>
@@ -4369,7 +3831,6 @@
         <w:t>.head</w:t>
       </w:r>
       <w:proofErr w:type="spellEnd"/>
-      <w:proofErr w:type="gramEnd"/>
       <w:r>
         <w:rPr>
           <w:color w:val="EE0000"/>
@@ -4421,7 +3882,6 @@
         <w:t xml:space="preserve"> </w:t>
       </w:r>
       <w:proofErr w:type="spellStart"/>
-      <w:proofErr w:type="gramStart"/>
       <w:r>
         <w:rPr>
           <w:color w:val="EE0000"/>
@@ -4435,7 +3895,6 @@
         </w:rPr>
         <w:t>(</w:t>
       </w:r>
-      <w:proofErr w:type="gramEnd"/>
       <w:r>
         <w:rPr>
           <w:i/>
@@ -4535,7 +3994,6 @@
         <w:t xml:space="preserve"> </w:t>
       </w:r>
       <w:proofErr w:type="spellStart"/>
-      <w:proofErr w:type="gramStart"/>
       <w:r>
         <w:rPr>
           <w:i/>
@@ -4551,7 +4009,6 @@
         <w:t>.head</w:t>
       </w:r>
       <w:proofErr w:type="spellEnd"/>
-      <w:proofErr w:type="gramEnd"/>
       <w:r>
         <w:rPr>
           <w:color w:val="EE0000"/>
@@ -4601,7 +4058,6 @@
         <w:t xml:space="preserve">            </w:t>
       </w:r>
       <w:proofErr w:type="spellStart"/>
-      <w:proofErr w:type="gramStart"/>
       <w:r>
         <w:rPr>
           <w:i/>
@@ -4617,7 +4073,6 @@
         <w:t>.head</w:t>
       </w:r>
       <w:proofErr w:type="spellEnd"/>
-      <w:proofErr w:type="gramEnd"/>
       <w:r>
         <w:rPr>
           <w:color w:val="EE0000"/>
@@ -4683,7 +4138,6 @@
         <w:t xml:space="preserve"> = </w:t>
       </w:r>
       <w:proofErr w:type="spellStart"/>
-      <w:proofErr w:type="gramStart"/>
       <w:r>
         <w:rPr>
           <w:i/>
@@ -4699,7 +4153,6 @@
         <w:t>.head</w:t>
       </w:r>
       <w:proofErr w:type="spellEnd"/>
-      <w:proofErr w:type="gramEnd"/>
     </w:p>
     <w:p>
       <w:pPr>
@@ -4729,7 +4182,6 @@
         <w:t xml:space="preserve"> </w:t>
       </w:r>
       <w:proofErr w:type="spellStart"/>
-      <w:proofErr w:type="gramStart"/>
       <w:r>
         <w:rPr>
           <w:color w:val="EE0000"/>
@@ -4737,7 +4189,6 @@
         <w:t>current.next</w:t>
       </w:r>
       <w:proofErr w:type="spellEnd"/>
-      <w:proofErr w:type="gramEnd"/>
       <w:r>
         <w:rPr>
           <w:color w:val="EE0000"/>
@@ -4773,7 +4224,6 @@
         <w:t xml:space="preserve"> = </w:t>
       </w:r>
       <w:proofErr w:type="spellStart"/>
-      <w:proofErr w:type="gramStart"/>
       <w:r>
         <w:rPr>
           <w:color w:val="EE0000"/>
@@ -4781,7 +4231,6 @@
         <w:t>current.next</w:t>
       </w:r>
       <w:proofErr w:type="spellEnd"/>
-      <w:proofErr w:type="gramEnd"/>
     </w:p>
     <w:p>
       <w:pPr>
@@ -4797,7 +4246,6 @@
         <w:t xml:space="preserve">        </w:t>
       </w:r>
       <w:proofErr w:type="spellStart"/>
-      <w:proofErr w:type="gramStart"/>
       <w:r>
         <w:rPr>
           <w:color w:val="EE0000"/>
@@ -4805,7 +4253,6 @@
         <w:t>current.next</w:t>
       </w:r>
       <w:proofErr w:type="spellEnd"/>
-      <w:proofErr w:type="gramEnd"/>
       <w:r>
         <w:rPr>
           <w:color w:val="EE0000"/>
@@ -4913,7 +4360,6 @@
         <w:t xml:space="preserve"> = </w:t>
       </w:r>
       <w:proofErr w:type="spellStart"/>
-      <w:proofErr w:type="gramStart"/>
       <w:r>
         <w:rPr>
           <w:i/>
@@ -4929,7 +4375,6 @@
         <w:t>.head</w:t>
       </w:r>
       <w:proofErr w:type="spellEnd"/>
-      <w:proofErr w:type="gramEnd"/>
     </w:p>
     <w:p>
       <w:pPr>
@@ -4984,17 +4429,9 @@
         <w:rPr>
           <w:color w:val="EE0000"/>
         </w:rPr>
-        <w:t xml:space="preserve">            </w:t>
-      </w:r>
-      <w:proofErr w:type="gramStart"/>
-      <w:r>
-        <w:rPr>
-          <w:color w:val="EE0000"/>
-        </w:rPr>
-        <w:t>print(</w:t>
-      </w:r>
-      <w:proofErr w:type="spellStart"/>
-      <w:proofErr w:type="gramEnd"/>
+        <w:t>            print(</w:t>
+      </w:r>
+      <w:proofErr w:type="spellStart"/>
       <w:r>
         <w:rPr>
           <w:color w:val="EE0000"/>
@@ -5053,7 +4490,6 @@
         <w:t xml:space="preserve"> = </w:t>
       </w:r>
       <w:proofErr w:type="spellStart"/>
-      <w:proofErr w:type="gramStart"/>
       <w:r>
         <w:rPr>
           <w:color w:val="EE0000"/>
@@ -5061,7 +4497,6 @@
         <w:t>current.next</w:t>
       </w:r>
       <w:proofErr w:type="spellEnd"/>
-      <w:proofErr w:type="gramEnd"/>
     </w:p>
     <w:p>
       <w:pPr>
@@ -5184,7 +4619,6 @@
         <w:t xml:space="preserve"> </w:t>
       </w:r>
       <w:proofErr w:type="spellStart"/>
-      <w:proofErr w:type="gramStart"/>
       <w:r>
         <w:rPr>
           <w:i/>
@@ -5200,7 +4634,6 @@
         <w:t>.head</w:t>
       </w:r>
       <w:proofErr w:type="spellEnd"/>
-      <w:proofErr w:type="gramEnd"/>
       <w:r>
         <w:rPr>
           <w:color w:val="EE0000"/>
@@ -5291,52 +4724,37 @@
         <w:rPr>
           <w:color w:val="EE0000"/>
         </w:rPr>
+        <w:t xml:space="preserve"> = set()</w:t>
+      </w:r>
+    </w:p>
+    <w:p>
+      <w:pPr>
+        <w:spacing w:after="0"/>
+        <w:rPr>
+          <w:color w:val="EE0000"/>
+        </w:rPr>
+      </w:pPr>
+      <w:r>
+        <w:rPr>
+          <w:color w:val="EE0000"/>
+        </w:rPr>
+        <w:t xml:space="preserve">        </w:t>
+      </w:r>
+      <w:proofErr w:type="spellStart"/>
+      <w:r>
+        <w:rPr>
+          <w:color w:val="EE0000"/>
+        </w:rPr>
+        <w:t>current</w:t>
+      </w:r>
+      <w:proofErr w:type="spellEnd"/>
+      <w:r>
+        <w:rPr>
+          <w:color w:val="EE0000"/>
+        </w:rPr>
         <w:t xml:space="preserve"> = </w:t>
       </w:r>
-      <w:proofErr w:type="gramStart"/>
-      <w:r>
-        <w:rPr>
-          <w:color w:val="EE0000"/>
-        </w:rPr>
-        <w:t>set(</w:t>
-      </w:r>
-      <w:proofErr w:type="gramEnd"/>
-      <w:r>
-        <w:rPr>
-          <w:color w:val="EE0000"/>
-        </w:rPr>
-        <w:t>)</w:t>
-      </w:r>
-    </w:p>
-    <w:p>
-      <w:pPr>
-        <w:spacing w:after="0"/>
-        <w:rPr>
-          <w:color w:val="EE0000"/>
-        </w:rPr>
-      </w:pPr>
-      <w:r>
-        <w:rPr>
-          <w:color w:val="EE0000"/>
-        </w:rPr>
-        <w:t xml:space="preserve">        </w:t>
-      </w:r>
-      <w:proofErr w:type="spellStart"/>
-      <w:r>
-        <w:rPr>
-          <w:color w:val="EE0000"/>
-        </w:rPr>
-        <w:t>current</w:t>
-      </w:r>
-      <w:proofErr w:type="spellEnd"/>
-      <w:r>
-        <w:rPr>
-          <w:color w:val="EE0000"/>
-        </w:rPr>
-        <w:t xml:space="preserve"> = </w:t>
-      </w:r>
-      <w:proofErr w:type="spellStart"/>
-      <w:proofErr w:type="gramStart"/>
+      <w:proofErr w:type="spellStart"/>
       <w:r>
         <w:rPr>
           <w:i/>
@@ -5352,7 +4770,6 @@
         <w:t>.head</w:t>
       </w:r>
       <w:proofErr w:type="spellEnd"/>
-      <w:proofErr w:type="gramEnd"/>
     </w:p>
     <w:p>
       <w:pPr>
@@ -5424,7 +4841,6 @@
         <w:t xml:space="preserve"> </w:t>
       </w:r>
       <w:proofErr w:type="spellStart"/>
-      <w:proofErr w:type="gramStart"/>
       <w:r>
         <w:rPr>
           <w:color w:val="EE0000"/>
@@ -5432,7 +4848,6 @@
         <w:t>current.next</w:t>
       </w:r>
       <w:proofErr w:type="spellEnd"/>
-      <w:proofErr w:type="gramEnd"/>
       <w:r>
         <w:rPr>
           <w:color w:val="EE0000"/>
@@ -5468,33 +4883,103 @@
         <w:t xml:space="preserve"> </w:t>
       </w:r>
       <w:proofErr w:type="spellStart"/>
-      <w:proofErr w:type="gramStart"/>
+      <w:r>
+        <w:rPr>
+          <w:color w:val="EE0000"/>
+        </w:rPr>
+        <w:t>current.next.data</w:t>
+      </w:r>
+      <w:proofErr w:type="spellEnd"/>
+      <w:r>
+        <w:rPr>
+          <w:color w:val="EE0000"/>
+        </w:rPr>
+        <w:t xml:space="preserve"> in </w:t>
+      </w:r>
+      <w:proofErr w:type="spellStart"/>
+      <w:r>
+        <w:rPr>
+          <w:color w:val="EE0000"/>
+        </w:rPr>
+        <w:t>seen</w:t>
+      </w:r>
+      <w:proofErr w:type="spellEnd"/>
+      <w:r>
+        <w:rPr>
+          <w:color w:val="EE0000"/>
+        </w:rPr>
+        <w:t>:</w:t>
+      </w:r>
+    </w:p>
+    <w:p>
+      <w:pPr>
+        <w:spacing w:after="0"/>
+        <w:rPr>
+          <w:color w:val="EE0000"/>
+        </w:rPr>
+      </w:pPr>
+      <w:r>
+        <w:rPr>
+          <w:color w:val="EE0000"/>
+        </w:rPr>
+        <w:t>                # Pula o nó duplicado</w:t>
+      </w:r>
+    </w:p>
+    <w:p>
+      <w:pPr>
+        <w:spacing w:after="0"/>
+        <w:rPr>
+          <w:color w:val="EE0000"/>
+        </w:rPr>
+      </w:pPr>
+      <w:r>
+        <w:rPr>
+          <w:color w:val="EE0000"/>
+        </w:rPr>
+        <w:t xml:space="preserve">                </w:t>
+      </w:r>
+      <w:proofErr w:type="spellStart"/>
       <w:r>
         <w:rPr>
           <w:color w:val="EE0000"/>
         </w:rPr>
         <w:t>current.next</w:t>
       </w:r>
-      <w:proofErr w:type="gramEnd"/>
-      <w:r>
-        <w:rPr>
-          <w:color w:val="EE0000"/>
-        </w:rPr>
-        <w:t>.data</w:t>
-      </w:r>
-      <w:proofErr w:type="spellEnd"/>
-      <w:r>
-        <w:rPr>
-          <w:color w:val="EE0000"/>
-        </w:rPr>
-        <w:t xml:space="preserve"> in </w:t>
-      </w:r>
-      <w:proofErr w:type="spellStart"/>
-      <w:r>
-        <w:rPr>
-          <w:color w:val="EE0000"/>
-        </w:rPr>
-        <w:t>seen</w:t>
+      <w:proofErr w:type="spellEnd"/>
+      <w:r>
+        <w:rPr>
+          <w:color w:val="EE0000"/>
+        </w:rPr>
+        <w:t xml:space="preserve"> = </w:t>
+      </w:r>
+      <w:proofErr w:type="spellStart"/>
+      <w:r>
+        <w:rPr>
+          <w:color w:val="EE0000"/>
+        </w:rPr>
+        <w:t>current.next.next</w:t>
+      </w:r>
+      <w:proofErr w:type="spellEnd"/>
+    </w:p>
+    <w:p>
+      <w:pPr>
+        <w:spacing w:after="0"/>
+        <w:rPr>
+          <w:color w:val="EE0000"/>
+        </w:rPr>
+      </w:pPr>
+      <w:r>
+        <w:rPr>
+          <w:color w:val="EE0000"/>
+        </w:rPr>
+        <w:t xml:space="preserve">            </w:t>
+      </w:r>
+      <w:proofErr w:type="spellStart"/>
+      <w:r>
+        <w:rPr>
+          <w:color w:val="EE0000"/>
+        </w:rPr>
+        <w:t>else</w:t>
       </w:r>
       <w:proofErr w:type="spellEnd"/>
       <w:r>
@@ -5515,24 +5000,65 @@
         <w:rPr>
           <w:color w:val="EE0000"/>
         </w:rPr>
-        <w:t>                # Pula o nó duplicado</w:t>
-      </w:r>
-    </w:p>
-    <w:p>
-      <w:pPr>
-        <w:spacing w:after="0"/>
-        <w:rPr>
-          <w:color w:val="EE0000"/>
-        </w:rPr>
-      </w:pPr>
-      <w:r>
-        <w:rPr>
-          <w:color w:val="EE0000"/>
-        </w:rPr>
         <w:t xml:space="preserve">                </w:t>
       </w:r>
       <w:proofErr w:type="spellStart"/>
-      <w:proofErr w:type="gramStart"/>
+      <w:r>
+        <w:rPr>
+          <w:color w:val="EE0000"/>
+        </w:rPr>
+        <w:t>seen.add</w:t>
+      </w:r>
+      <w:proofErr w:type="spellEnd"/>
+      <w:r>
+        <w:rPr>
+          <w:color w:val="EE0000"/>
+        </w:rPr>
+        <w:t>(</w:t>
+      </w:r>
+      <w:proofErr w:type="spellStart"/>
+      <w:r>
+        <w:rPr>
+          <w:color w:val="EE0000"/>
+        </w:rPr>
+        <w:t>current.next.data</w:t>
+      </w:r>
+      <w:proofErr w:type="spellEnd"/>
+      <w:r>
+        <w:rPr>
+          <w:color w:val="EE0000"/>
+        </w:rPr>
+        <w:t>)</w:t>
+      </w:r>
+    </w:p>
+    <w:p>
+      <w:pPr>
+        <w:spacing w:after="0"/>
+        <w:rPr>
+          <w:color w:val="EE0000"/>
+        </w:rPr>
+      </w:pPr>
+      <w:r>
+        <w:rPr>
+          <w:color w:val="EE0000"/>
+        </w:rPr>
+        <w:t xml:space="preserve">                </w:t>
+      </w:r>
+      <w:proofErr w:type="spellStart"/>
+      <w:r>
+        <w:rPr>
+          <w:color w:val="EE0000"/>
+        </w:rPr>
+        <w:t>current</w:t>
+      </w:r>
+      <w:proofErr w:type="spellEnd"/>
+      <w:r>
+        <w:rPr>
+          <w:color w:val="EE0000"/>
+        </w:rPr>
+        <w:t xml:space="preserve"> = </w:t>
+      </w:r>
+      <w:proofErr w:type="spellStart"/>
       <w:r>
         <w:rPr>
           <w:color w:val="EE0000"/>
@@ -5540,145 +5066,6 @@
         <w:t>current.next</w:t>
       </w:r>
       <w:proofErr w:type="spellEnd"/>
-      <w:proofErr w:type="gramEnd"/>
-      <w:r>
-        <w:rPr>
-          <w:color w:val="EE0000"/>
-        </w:rPr>
-        <w:t xml:space="preserve"> = </w:t>
-      </w:r>
-      <w:proofErr w:type="spellStart"/>
-      <w:proofErr w:type="gramStart"/>
-      <w:r>
-        <w:rPr>
-          <w:color w:val="EE0000"/>
-        </w:rPr>
-        <w:t>current.next</w:t>
-      </w:r>
-      <w:proofErr w:type="gramEnd"/>
-      <w:r>
-        <w:rPr>
-          <w:color w:val="EE0000"/>
-        </w:rPr>
-        <w:t>.next</w:t>
-      </w:r>
-      <w:proofErr w:type="spellEnd"/>
-    </w:p>
-    <w:p>
-      <w:pPr>
-        <w:spacing w:after="0"/>
-        <w:rPr>
-          <w:color w:val="EE0000"/>
-        </w:rPr>
-      </w:pPr>
-      <w:r>
-        <w:rPr>
-          <w:color w:val="EE0000"/>
-        </w:rPr>
-        <w:t xml:space="preserve">            </w:t>
-      </w:r>
-      <w:proofErr w:type="spellStart"/>
-      <w:r>
-        <w:rPr>
-          <w:color w:val="EE0000"/>
-        </w:rPr>
-        <w:t>else</w:t>
-      </w:r>
-      <w:proofErr w:type="spellEnd"/>
-      <w:r>
-        <w:rPr>
-          <w:color w:val="EE0000"/>
-        </w:rPr>
-        <w:t>:</w:t>
-      </w:r>
-    </w:p>
-    <w:p>
-      <w:pPr>
-        <w:spacing w:after="0"/>
-        <w:rPr>
-          <w:color w:val="EE0000"/>
-        </w:rPr>
-      </w:pPr>
-      <w:r>
-        <w:rPr>
-          <w:color w:val="EE0000"/>
-        </w:rPr>
-        <w:t xml:space="preserve">                </w:t>
-      </w:r>
-      <w:proofErr w:type="spellStart"/>
-      <w:r>
-        <w:rPr>
-          <w:color w:val="EE0000"/>
-        </w:rPr>
-        <w:t>seen.add</w:t>
-      </w:r>
-      <w:proofErr w:type="spellEnd"/>
-      <w:r>
-        <w:rPr>
-          <w:color w:val="EE0000"/>
-        </w:rPr>
-        <w:t>(</w:t>
-      </w:r>
-      <w:proofErr w:type="spellStart"/>
-      <w:proofErr w:type="gramStart"/>
-      <w:r>
-        <w:rPr>
-          <w:color w:val="EE0000"/>
-        </w:rPr>
-        <w:t>current.next</w:t>
-      </w:r>
-      <w:proofErr w:type="gramEnd"/>
-      <w:r>
-        <w:rPr>
-          <w:color w:val="EE0000"/>
-        </w:rPr>
-        <w:t>.data</w:t>
-      </w:r>
-      <w:proofErr w:type="spellEnd"/>
-      <w:r>
-        <w:rPr>
-          <w:color w:val="EE0000"/>
-        </w:rPr>
-        <w:t>)</w:t>
-      </w:r>
-    </w:p>
-    <w:p>
-      <w:pPr>
-        <w:spacing w:after="0"/>
-        <w:rPr>
-          <w:color w:val="EE0000"/>
-        </w:rPr>
-      </w:pPr>
-      <w:r>
-        <w:rPr>
-          <w:color w:val="EE0000"/>
-        </w:rPr>
-        <w:t xml:space="preserve">                </w:t>
-      </w:r>
-      <w:proofErr w:type="spellStart"/>
-      <w:r>
-        <w:rPr>
-          <w:color w:val="EE0000"/>
-        </w:rPr>
-        <w:t>current</w:t>
-      </w:r>
-      <w:proofErr w:type="spellEnd"/>
-      <w:r>
-        <w:rPr>
-          <w:color w:val="EE0000"/>
-        </w:rPr>
-        <w:t xml:space="preserve"> = </w:t>
-      </w:r>
-      <w:proofErr w:type="spellStart"/>
-      <w:proofErr w:type="gramStart"/>
-      <w:r>
-        <w:rPr>
-          <w:color w:val="EE0000"/>
-        </w:rPr>
-        <w:t>current.next</w:t>
-      </w:r>
-      <w:proofErr w:type="spellEnd"/>
-      <w:proofErr w:type="gramEnd"/>
     </w:p>
     <w:p>
       <w:pPr>
@@ -5766,7 +5153,6 @@
         <w:t xml:space="preserve">    lista = </w:t>
       </w:r>
       <w:proofErr w:type="spellStart"/>
-      <w:proofErr w:type="gramStart"/>
       <w:r>
         <w:rPr>
           <w:color w:val="EE0000"/>
@@ -5778,14 +5164,7 @@
         <w:rPr>
           <w:color w:val="EE0000"/>
         </w:rPr>
-        <w:t>(</w:t>
-      </w:r>
-      <w:proofErr w:type="gramEnd"/>
-      <w:r>
-        <w:rPr>
-          <w:color w:val="EE0000"/>
-        </w:rPr>
-        <w:t>)</w:t>
+        <w:t>()</w:t>
       </w:r>
     </w:p>
     <w:p>
@@ -5802,7 +5181,6 @@
         <w:t xml:space="preserve">    </w:t>
       </w:r>
       <w:proofErr w:type="spellStart"/>
-      <w:proofErr w:type="gramStart"/>
       <w:r>
         <w:rPr>
           <w:color w:val="EE0000"/>
@@ -5810,7 +5188,6 @@
         <w:t>lista.append</w:t>
       </w:r>
       <w:proofErr w:type="spellEnd"/>
-      <w:proofErr w:type="gramEnd"/>
       <w:r>
         <w:rPr>
           <w:color w:val="EE0000"/>
@@ -5832,7 +5209,6 @@
         <w:t xml:space="preserve">    </w:t>
       </w:r>
       <w:proofErr w:type="spellStart"/>
-      <w:proofErr w:type="gramStart"/>
       <w:r>
         <w:rPr>
           <w:color w:val="EE0000"/>
@@ -5840,7 +5216,6 @@
         <w:t>lista.append</w:t>
       </w:r>
       <w:proofErr w:type="spellEnd"/>
-      <w:proofErr w:type="gramEnd"/>
       <w:r>
         <w:rPr>
           <w:color w:val="EE0000"/>
@@ -5862,7 +5237,6 @@
         <w:t xml:space="preserve">    </w:t>
       </w:r>
       <w:proofErr w:type="spellStart"/>
-      <w:proofErr w:type="gramStart"/>
       <w:r>
         <w:rPr>
           <w:color w:val="EE0000"/>
@@ -5870,7 +5244,6 @@
         <w:t>lista.append</w:t>
       </w:r>
       <w:proofErr w:type="spellEnd"/>
-      <w:proofErr w:type="gramEnd"/>
       <w:r>
         <w:rPr>
           <w:color w:val="EE0000"/>
@@ -5892,7 +5265,6 @@
         <w:t xml:space="preserve">    </w:t>
       </w:r>
       <w:proofErr w:type="spellStart"/>
-      <w:proofErr w:type="gramStart"/>
       <w:r>
         <w:rPr>
           <w:color w:val="EE0000"/>
@@ -5900,7 +5272,6 @@
         <w:t>lista.append</w:t>
       </w:r>
       <w:proofErr w:type="spellEnd"/>
-      <w:proofErr w:type="gramEnd"/>
       <w:r>
         <w:rPr>
           <w:color w:val="EE0000"/>
@@ -5922,7 +5293,6 @@
         <w:t xml:space="preserve">    </w:t>
       </w:r>
       <w:proofErr w:type="spellStart"/>
-      <w:proofErr w:type="gramStart"/>
       <w:r>
         <w:rPr>
           <w:color w:val="EE0000"/>
@@ -5930,7 +5300,6 @@
         <w:t>lista.append</w:t>
       </w:r>
       <w:proofErr w:type="spellEnd"/>
-      <w:proofErr w:type="gramEnd"/>
       <w:r>
         <w:rPr>
           <w:color w:val="EE0000"/>
@@ -5957,22 +5326,44 @@
         <w:rPr>
           <w:color w:val="EE0000"/>
         </w:rPr>
+        <w:t>    print("Antes de remover duplicatas:")</w:t>
+      </w:r>
+    </w:p>
+    <w:p>
+      <w:pPr>
+        <w:spacing w:after="0"/>
+        <w:rPr>
+          <w:color w:val="EE0000"/>
+        </w:rPr>
+      </w:pPr>
+      <w:r>
+        <w:rPr>
+          <w:color w:val="EE0000"/>
+        </w:rPr>
         <w:t xml:space="preserve">    </w:t>
       </w:r>
-      <w:proofErr w:type="gramStart"/>
-      <w:r>
-        <w:rPr>
-          <w:color w:val="EE0000"/>
-        </w:rPr>
-        <w:t>print(</w:t>
-      </w:r>
-      <w:proofErr w:type="gramEnd"/>
-      <w:r>
-        <w:rPr>
-          <w:color w:val="EE0000"/>
-        </w:rPr>
-        <w:t>"Antes de remover duplicatas:")</w:t>
-      </w:r>
+      <w:proofErr w:type="spellStart"/>
+      <w:r>
+        <w:rPr>
+          <w:color w:val="EE0000"/>
+        </w:rPr>
+        <w:t>lista.print_list</w:t>
+      </w:r>
+      <w:proofErr w:type="spellEnd"/>
+      <w:r>
+        <w:rPr>
+          <w:color w:val="EE0000"/>
+        </w:rPr>
+        <w:t>()</w:t>
+      </w:r>
+    </w:p>
+    <w:p>
+      <w:pPr>
+        <w:spacing w:after="0"/>
+        <w:rPr>
+          <w:color w:val="EE0000"/>
+        </w:rPr>
+      </w:pPr>
     </w:p>
     <w:p>
       <w:pPr>
@@ -5992,37 +5383,37 @@
         <w:rPr>
           <w:color w:val="EE0000"/>
         </w:rPr>
-        <w:t>lista.print_</w:t>
-      </w:r>
-      <w:proofErr w:type="gramStart"/>
-      <w:r>
-        <w:rPr>
-          <w:color w:val="EE0000"/>
-        </w:rPr>
-        <w:t>list</w:t>
-      </w:r>
-      <w:proofErr w:type="spellEnd"/>
-      <w:r>
-        <w:rPr>
-          <w:color w:val="EE0000"/>
-        </w:rPr>
-        <w:t>(</w:t>
-      </w:r>
-      <w:proofErr w:type="gramEnd"/>
-      <w:r>
-        <w:rPr>
-          <w:color w:val="EE0000"/>
-        </w:rPr>
-        <w:t>)</w:t>
-      </w:r>
-    </w:p>
-    <w:p>
-      <w:pPr>
-        <w:spacing w:after="0"/>
-        <w:rPr>
-          <w:color w:val="EE0000"/>
-        </w:rPr>
-      </w:pPr>
+        <w:t>lista.remove_duplicates</w:t>
+      </w:r>
+      <w:proofErr w:type="spellEnd"/>
+      <w:r>
+        <w:rPr>
+          <w:color w:val="EE0000"/>
+        </w:rPr>
+        <w:t>()</w:t>
+      </w:r>
+    </w:p>
+    <w:p>
+      <w:pPr>
+        <w:spacing w:after="0"/>
+        <w:rPr>
+          <w:color w:val="EE0000"/>
+        </w:rPr>
+      </w:pPr>
+    </w:p>
+    <w:p>
+      <w:pPr>
+        <w:spacing w:after="0"/>
+        <w:rPr>
+          <w:color w:val="EE0000"/>
+        </w:rPr>
+      </w:pPr>
+      <w:r>
+        <w:rPr>
+          <w:color w:val="EE0000"/>
+        </w:rPr>
+        <w:t>    print("Depois de remover duplicatas:")</w:t>
+      </w:r>
     </w:p>
     <w:p>
       <w:pPr>
@@ -6038,118 +5429,18 @@
         <w:t xml:space="preserve">    </w:t>
       </w:r>
       <w:proofErr w:type="spellStart"/>
-      <w:proofErr w:type="gramStart"/>
-      <w:r>
-        <w:rPr>
-          <w:color w:val="EE0000"/>
-        </w:rPr>
-        <w:t>lista.remove</w:t>
-      </w:r>
-      <w:proofErr w:type="gramEnd"/>
-      <w:r>
-        <w:rPr>
-          <w:color w:val="EE0000"/>
-        </w:rPr>
-        <w:t>_</w:t>
-      </w:r>
-      <w:proofErr w:type="gramStart"/>
-      <w:r>
-        <w:rPr>
-          <w:color w:val="EE0000"/>
-        </w:rPr>
-        <w:t>duplicates</w:t>
-      </w:r>
-      <w:proofErr w:type="spellEnd"/>
-      <w:r>
-        <w:rPr>
-          <w:color w:val="EE0000"/>
-        </w:rPr>
-        <w:t>(</w:t>
-      </w:r>
-      <w:proofErr w:type="gramEnd"/>
-      <w:r>
-        <w:rPr>
-          <w:color w:val="EE0000"/>
-        </w:rPr>
-        <w:t>)</w:t>
-      </w:r>
-    </w:p>
-    <w:p>
-      <w:pPr>
-        <w:spacing w:after="0"/>
-        <w:rPr>
-          <w:color w:val="EE0000"/>
-        </w:rPr>
-      </w:pPr>
-    </w:p>
-    <w:p>
-      <w:pPr>
-        <w:spacing w:after="0"/>
-        <w:rPr>
-          <w:color w:val="EE0000"/>
-        </w:rPr>
-      </w:pPr>
-      <w:r>
-        <w:rPr>
-          <w:color w:val="EE0000"/>
-        </w:rPr>
-        <w:t xml:space="preserve">    </w:t>
-      </w:r>
-      <w:proofErr w:type="gramStart"/>
-      <w:r>
-        <w:rPr>
-          <w:color w:val="EE0000"/>
-        </w:rPr>
-        <w:t>print(</w:t>
-      </w:r>
-      <w:proofErr w:type="gramEnd"/>
-      <w:r>
-        <w:rPr>
-          <w:color w:val="EE0000"/>
-        </w:rPr>
-        <w:t>"Depois de remover duplicatas:")</w:t>
-      </w:r>
-    </w:p>
-    <w:p>
-      <w:pPr>
-        <w:spacing w:after="0"/>
-        <w:rPr>
-          <w:color w:val="EE0000"/>
-        </w:rPr>
-      </w:pPr>
-      <w:r>
-        <w:rPr>
-          <w:color w:val="EE0000"/>
-        </w:rPr>
-        <w:t xml:space="preserve">    </w:t>
-      </w:r>
-      <w:proofErr w:type="spellStart"/>
-      <w:r>
-        <w:rPr>
-          <w:color w:val="EE0000"/>
-        </w:rPr>
-        <w:t>lista.print_</w:t>
-      </w:r>
-      <w:proofErr w:type="gramStart"/>
-      <w:r>
-        <w:rPr>
-          <w:color w:val="EE0000"/>
-        </w:rPr>
-        <w:t>list</w:t>
-      </w:r>
-      <w:proofErr w:type="spellEnd"/>
-      <w:r>
-        <w:rPr>
-          <w:color w:val="EE0000"/>
-        </w:rPr>
-        <w:t>(</w:t>
-      </w:r>
-      <w:proofErr w:type="gramEnd"/>
-      <w:r>
-        <w:rPr>
-          <w:color w:val="EE0000"/>
-        </w:rPr>
-        <w:t>)</w:t>
+      <w:r>
+        <w:rPr>
+          <w:color w:val="EE0000"/>
+        </w:rPr>
+        <w:t>lista.print_list</w:t>
+      </w:r>
+      <w:proofErr w:type="spellEnd"/>
+      <w:r>
+        <w:rPr>
+          <w:color w:val="EE0000"/>
+        </w:rPr>
+        <w:t>()</w:t>
       </w:r>
     </w:p>
     <w:p>
@@ -6196,6 +5487,3636 @@
         </w:rPr>
         <w:t>Pilhas</w:t>
       </w:r>
+    </w:p>
+    <w:p>
+      <w:pPr>
+        <w:spacing w:after="0"/>
+        <w:jc w:val="center"/>
+        <w:rPr>
+          <w:b/>
+          <w:bCs/>
+          <w:sz w:val="40"/>
+          <w:szCs w:val="40"/>
+        </w:rPr>
+      </w:pPr>
+    </w:p>
+    <w:p>
+      <w:pPr>
+        <w:spacing w:after="0"/>
+        <w:rPr>
+          <w:b/>
+          <w:bCs/>
+          <w:sz w:val="32"/>
+          <w:szCs w:val="32"/>
+        </w:rPr>
+      </w:pPr>
+      <w:r>
+        <w:rPr>
+          <w:b/>
+          <w:bCs/>
+          <w:sz w:val="32"/>
+          <w:szCs w:val="32"/>
+        </w:rPr>
+        <w:t>Pilha que suporta buscar o k-</w:t>
+      </w:r>
+      <w:proofErr w:type="spellStart"/>
+      <w:r>
+        <w:rPr>
+          <w:b/>
+          <w:bCs/>
+          <w:sz w:val="32"/>
+          <w:szCs w:val="32"/>
+        </w:rPr>
+        <w:t>ésimo</w:t>
+      </w:r>
+      <w:proofErr w:type="spellEnd"/>
+      <w:r>
+        <w:rPr>
+          <w:b/>
+          <w:bCs/>
+          <w:sz w:val="32"/>
+          <w:szCs w:val="32"/>
+        </w:rPr>
+        <w:t xml:space="preserve"> elemento do topo em O(1)</w:t>
+      </w:r>
+    </w:p>
+    <w:p>
+      <w:pPr>
+        <w:spacing w:after="0"/>
+        <w:rPr>
+          <w:color w:val="EE0000"/>
+        </w:rPr>
+      </w:pPr>
+    </w:p>
+    <w:p>
+      <w:pPr>
+        <w:spacing w:after="0"/>
+        <w:rPr>
+          <w:color w:val="EE0000"/>
+        </w:rPr>
+      </w:pPr>
+    </w:p>
+    <w:p>
+      <w:pPr>
+        <w:numPr>
+          <w:ilvl w:val="0"/>
+          <w:numId w:val="8"/>
+        </w:numPr>
+        <w:spacing w:after="0"/>
+        <w:rPr>
+          <w:color w:val="000000" w:themeColor="text1"/>
+        </w:rPr>
+      </w:pPr>
+      <w:r>
+        <w:rPr>
+          <w:color w:val="000000" w:themeColor="text1"/>
+        </w:rPr>
+        <w:lastRenderedPageBreak/>
+        <w:t>Implement</w:t>
+      </w:r>
+      <w:r>
+        <w:rPr>
+          <w:color w:val="000000" w:themeColor="text1"/>
+        </w:rPr>
+        <w:t>ação de</w:t>
+      </w:r>
+      <w:r>
+        <w:rPr>
+          <w:color w:val="000000" w:themeColor="text1"/>
+        </w:rPr>
+        <w:t xml:space="preserve"> estrutura de dados </w:t>
+      </w:r>
+      <w:proofErr w:type="spellStart"/>
+      <w:r>
+        <w:rPr>
+          <w:color w:val="000000" w:themeColor="text1"/>
+        </w:rPr>
+        <w:t>StackK</w:t>
+      </w:r>
+      <w:proofErr w:type="spellEnd"/>
+      <w:r>
+        <w:rPr>
+          <w:color w:val="000000" w:themeColor="text1"/>
+        </w:rPr>
+        <w:t xml:space="preserve"> que, além das operações básicas, permita retornar o k-</w:t>
+      </w:r>
+      <w:proofErr w:type="spellStart"/>
+      <w:r>
+        <w:rPr>
+          <w:color w:val="000000" w:themeColor="text1"/>
+        </w:rPr>
+        <w:t>ésimo</w:t>
+      </w:r>
+      <w:proofErr w:type="spellEnd"/>
+      <w:r>
+        <w:rPr>
+          <w:color w:val="000000" w:themeColor="text1"/>
+        </w:rPr>
+        <w:t xml:space="preserve"> elemento a partir do topo em tempo O(1).</w:t>
+      </w:r>
+    </w:p>
+    <w:p>
+      <w:pPr>
+        <w:numPr>
+          <w:ilvl w:val="0"/>
+          <w:numId w:val="8"/>
+        </w:numPr>
+        <w:spacing w:after="0"/>
+        <w:rPr>
+          <w:color w:val="000000" w:themeColor="text1"/>
+        </w:rPr>
+      </w:pPr>
+      <w:r>
+        <w:rPr>
+          <w:color w:val="000000" w:themeColor="text1"/>
+        </w:rPr>
+        <w:t>A estrutura oferece:</w:t>
+      </w:r>
+    </w:p>
+    <w:p>
+      <w:pPr>
+        <w:numPr>
+          <w:ilvl w:val="1"/>
+          <w:numId w:val="8"/>
+        </w:numPr>
+        <w:spacing w:after="0"/>
+        <w:rPr>
+          <w:color w:val="000000" w:themeColor="text1"/>
+        </w:rPr>
+      </w:pPr>
+      <w:proofErr w:type="spellStart"/>
+      <w:r>
+        <w:rPr>
+          <w:color w:val="000000" w:themeColor="text1"/>
+        </w:rPr>
+        <w:t>push</w:t>
+      </w:r>
+      <w:proofErr w:type="spellEnd"/>
+      <w:r>
+        <w:rPr>
+          <w:color w:val="000000" w:themeColor="text1"/>
+        </w:rPr>
+        <w:t>(x): empilha x.</w:t>
+      </w:r>
+    </w:p>
+    <w:p>
+      <w:pPr>
+        <w:numPr>
+          <w:ilvl w:val="1"/>
+          <w:numId w:val="8"/>
+        </w:numPr>
+        <w:spacing w:after="0"/>
+        <w:rPr>
+          <w:color w:val="000000" w:themeColor="text1"/>
+        </w:rPr>
+      </w:pPr>
+      <w:r>
+        <w:rPr>
+          <w:color w:val="000000" w:themeColor="text1"/>
+        </w:rPr>
+        <w:t xml:space="preserve">pop(): desempilha e retorna o topo (lança </w:t>
+      </w:r>
+      <w:proofErr w:type="spellStart"/>
+      <w:r>
+        <w:rPr>
+          <w:color w:val="000000" w:themeColor="text1"/>
+        </w:rPr>
+        <w:t>IndexError</w:t>
+      </w:r>
+      <w:proofErr w:type="spellEnd"/>
+      <w:r>
+        <w:rPr>
+          <w:color w:val="000000" w:themeColor="text1"/>
+        </w:rPr>
+        <w:t xml:space="preserve"> se vazia).</w:t>
+      </w:r>
+    </w:p>
+    <w:p>
+      <w:pPr>
+        <w:numPr>
+          <w:ilvl w:val="1"/>
+          <w:numId w:val="8"/>
+        </w:numPr>
+        <w:spacing w:after="0"/>
+        <w:rPr>
+          <w:color w:val="000000" w:themeColor="text1"/>
+        </w:rPr>
+      </w:pPr>
+      <w:r>
+        <w:rPr>
+          <w:color w:val="000000" w:themeColor="text1"/>
+        </w:rPr>
+        <w:t xml:space="preserve">top(): retorna o topo sem remover (lança </w:t>
+      </w:r>
+      <w:proofErr w:type="spellStart"/>
+      <w:r>
+        <w:rPr>
+          <w:color w:val="000000" w:themeColor="text1"/>
+        </w:rPr>
+        <w:t>IndexError</w:t>
+      </w:r>
+      <w:proofErr w:type="spellEnd"/>
+      <w:r>
+        <w:rPr>
+          <w:color w:val="000000" w:themeColor="text1"/>
+        </w:rPr>
+        <w:t xml:space="preserve"> se vazia).</w:t>
+      </w:r>
+    </w:p>
+    <w:p>
+      <w:pPr>
+        <w:numPr>
+          <w:ilvl w:val="1"/>
+          <w:numId w:val="8"/>
+        </w:numPr>
+        <w:spacing w:after="0"/>
+        <w:rPr>
+          <w:color w:val="000000" w:themeColor="text1"/>
+        </w:rPr>
+      </w:pPr>
+      <w:proofErr w:type="spellStart"/>
+      <w:r>
+        <w:rPr>
+          <w:color w:val="000000" w:themeColor="text1"/>
+        </w:rPr>
+        <w:t>kth_from_top</w:t>
+      </w:r>
+      <w:proofErr w:type="spellEnd"/>
+      <w:r>
+        <w:rPr>
+          <w:color w:val="000000" w:themeColor="text1"/>
+        </w:rPr>
+        <w:t>(k): retorna o k-</w:t>
+      </w:r>
+      <w:proofErr w:type="spellStart"/>
+      <w:r>
+        <w:rPr>
+          <w:color w:val="000000" w:themeColor="text1"/>
+        </w:rPr>
+        <w:t>ésimo</w:t>
+      </w:r>
+      <w:proofErr w:type="spellEnd"/>
+      <w:r>
+        <w:rPr>
+          <w:color w:val="000000" w:themeColor="text1"/>
+        </w:rPr>
+        <w:t xml:space="preserve"> elemento a partir do topo, onde k=1 é o topo, k=2 o elemento abaixo do topo, etc. Deve lançar </w:t>
+      </w:r>
+      <w:proofErr w:type="spellStart"/>
+      <w:r>
+        <w:rPr>
+          <w:color w:val="000000" w:themeColor="text1"/>
+        </w:rPr>
+        <w:t>IndexError</w:t>
+      </w:r>
+      <w:proofErr w:type="spellEnd"/>
+      <w:r>
+        <w:rPr>
+          <w:color w:val="000000" w:themeColor="text1"/>
+        </w:rPr>
+        <w:t xml:space="preserve"> se k &lt; 1 ou k &gt; tamanho da pilha.</w:t>
+      </w:r>
+    </w:p>
+    <w:p>
+      <w:pPr>
+        <w:numPr>
+          <w:ilvl w:val="1"/>
+          <w:numId w:val="8"/>
+        </w:numPr>
+        <w:spacing w:after="0"/>
+        <w:rPr>
+          <w:color w:val="000000" w:themeColor="text1"/>
+        </w:rPr>
+      </w:pPr>
+      <w:proofErr w:type="spellStart"/>
+      <w:r>
+        <w:rPr>
+          <w:b/>
+          <w:bCs/>
+          <w:color w:val="000000" w:themeColor="text1"/>
+        </w:rPr>
+        <w:t>len</w:t>
+      </w:r>
+      <w:proofErr w:type="spellEnd"/>
+      <w:r>
+        <w:rPr>
+          <w:color w:val="000000" w:themeColor="text1"/>
+        </w:rPr>
+        <w:t>() para retornar o tamanho.</w:t>
+      </w:r>
+    </w:p>
+    <w:p>
+      <w:pPr>
+        <w:spacing w:after="0"/>
+        <w:rPr>
+          <w:color w:val="EE0000"/>
+        </w:rPr>
+      </w:pPr>
+    </w:p>
+    <w:p>
+      <w:pPr>
+        <w:spacing w:after="0"/>
+        <w:rPr>
+          <w:color w:val="EE0000"/>
+        </w:rPr>
+      </w:pPr>
+    </w:p>
+    <w:p>
+      <w:pPr>
+        <w:spacing w:after="0"/>
+        <w:rPr>
+          <w:color w:val="EE0000"/>
+        </w:rPr>
+      </w:pPr>
+      <w:proofErr w:type="spellStart"/>
+      <w:r>
+        <w:rPr>
+          <w:color w:val="EE0000"/>
+        </w:rPr>
+        <w:t>from</w:t>
+      </w:r>
+      <w:proofErr w:type="spellEnd"/>
+      <w:r>
+        <w:rPr>
+          <w:color w:val="EE0000"/>
+        </w:rPr>
+        <w:t xml:space="preserve"> </w:t>
+      </w:r>
+      <w:proofErr w:type="spellStart"/>
+      <w:r>
+        <w:rPr>
+          <w:color w:val="EE0000"/>
+        </w:rPr>
+        <w:t>typing</w:t>
+      </w:r>
+      <w:proofErr w:type="spellEnd"/>
+      <w:r>
+        <w:rPr>
+          <w:color w:val="EE0000"/>
+        </w:rPr>
+        <w:t xml:space="preserve"> </w:t>
+      </w:r>
+      <w:proofErr w:type="spellStart"/>
+      <w:r>
+        <w:rPr>
+          <w:color w:val="EE0000"/>
+        </w:rPr>
+        <w:t>import</w:t>
+      </w:r>
+      <w:proofErr w:type="spellEnd"/>
+      <w:r>
+        <w:rPr>
+          <w:color w:val="EE0000"/>
+        </w:rPr>
+        <w:t xml:space="preserve"> </w:t>
+      </w:r>
+      <w:proofErr w:type="spellStart"/>
+      <w:r>
+        <w:rPr>
+          <w:color w:val="EE0000"/>
+        </w:rPr>
+        <w:t>Any</w:t>
+      </w:r>
+      <w:proofErr w:type="spellEnd"/>
+      <w:r>
+        <w:rPr>
+          <w:color w:val="EE0000"/>
+        </w:rPr>
+        <w:t xml:space="preserve">, </w:t>
+      </w:r>
+      <w:proofErr w:type="spellStart"/>
+      <w:r>
+        <w:rPr>
+          <w:color w:val="EE0000"/>
+        </w:rPr>
+        <w:t>List</w:t>
+      </w:r>
+      <w:proofErr w:type="spellEnd"/>
+    </w:p>
+    <w:p>
+      <w:pPr>
+        <w:spacing w:after="0"/>
+        <w:rPr>
+          <w:color w:val="EE0000"/>
+        </w:rPr>
+      </w:pPr>
+    </w:p>
+    <w:p>
+      <w:pPr>
+        <w:spacing w:after="0"/>
+        <w:rPr>
+          <w:color w:val="EE0000"/>
+        </w:rPr>
+      </w:pPr>
+      <w:proofErr w:type="spellStart"/>
+      <w:r>
+        <w:rPr>
+          <w:color w:val="EE0000"/>
+        </w:rPr>
+        <w:t>class</w:t>
+      </w:r>
+      <w:proofErr w:type="spellEnd"/>
+      <w:r>
+        <w:rPr>
+          <w:color w:val="EE0000"/>
+        </w:rPr>
+        <w:t xml:space="preserve"> </w:t>
+      </w:r>
+      <w:proofErr w:type="spellStart"/>
+      <w:r>
+        <w:rPr>
+          <w:color w:val="EE0000"/>
+        </w:rPr>
+        <w:t>StackK</w:t>
+      </w:r>
+      <w:proofErr w:type="spellEnd"/>
+      <w:r>
+        <w:rPr>
+          <w:color w:val="EE0000"/>
+        </w:rPr>
+        <w:t>:</w:t>
+      </w:r>
+    </w:p>
+    <w:p>
+      <w:pPr>
+        <w:spacing w:after="0"/>
+        <w:rPr>
+          <w:color w:val="EE0000"/>
+        </w:rPr>
+      </w:pPr>
+      <w:r>
+        <w:rPr>
+          <w:color w:val="EE0000"/>
+        </w:rPr>
+        <w:t xml:space="preserve">    """</w:t>
+      </w:r>
+    </w:p>
+    <w:p>
+      <w:pPr>
+        <w:spacing w:after="0"/>
+        <w:rPr>
+          <w:color w:val="EE0000"/>
+        </w:rPr>
+      </w:pPr>
+      <w:r>
+        <w:rPr>
+          <w:color w:val="EE0000"/>
+        </w:rPr>
+        <w:t xml:space="preserve">    Pilha com acesso O(1) ao k-</w:t>
+      </w:r>
+      <w:proofErr w:type="spellStart"/>
+      <w:r>
+        <w:rPr>
+          <w:color w:val="EE0000"/>
+        </w:rPr>
+        <w:t>ésimo</w:t>
+      </w:r>
+      <w:proofErr w:type="spellEnd"/>
+      <w:r>
+        <w:rPr>
+          <w:color w:val="EE0000"/>
+        </w:rPr>
+        <w:t xml:space="preserve"> elemento a partir do topo.</w:t>
+      </w:r>
+    </w:p>
+    <w:p>
+      <w:pPr>
+        <w:spacing w:after="0"/>
+        <w:rPr>
+          <w:color w:val="EE0000"/>
+        </w:rPr>
+      </w:pPr>
+      <w:r>
+        <w:rPr>
+          <w:color w:val="EE0000"/>
+        </w:rPr>
+        <w:t xml:space="preserve">    Implementação: usamos uma lista interna; </w:t>
+      </w:r>
+      <w:proofErr w:type="spellStart"/>
+      <w:r>
+        <w:rPr>
+          <w:color w:val="EE0000"/>
+        </w:rPr>
+        <w:t>kth_from_top</w:t>
+      </w:r>
+      <w:proofErr w:type="spellEnd"/>
+      <w:r>
+        <w:rPr>
+          <w:color w:val="EE0000"/>
+        </w:rPr>
+        <w:t>(k) acessa a partir do final:</w:t>
+      </w:r>
+    </w:p>
+    <w:p>
+      <w:pPr>
+        <w:spacing w:after="0"/>
+        <w:rPr>
+          <w:color w:val="EE0000"/>
+        </w:rPr>
+      </w:pPr>
+      <w:r>
+        <w:rPr>
+          <w:color w:val="EE0000"/>
+        </w:rPr>
+        <w:t xml:space="preserve">        </w:t>
+      </w:r>
+      <w:proofErr w:type="spellStart"/>
+      <w:r>
+        <w:rPr>
+          <w:color w:val="EE0000"/>
+        </w:rPr>
+        <w:t>kth_from_top</w:t>
+      </w:r>
+      <w:proofErr w:type="spellEnd"/>
+      <w:r>
+        <w:rPr>
+          <w:color w:val="EE0000"/>
+        </w:rPr>
+        <w:t xml:space="preserve">(k) -&gt; </w:t>
+      </w:r>
+      <w:proofErr w:type="spellStart"/>
+      <w:r>
+        <w:rPr>
+          <w:color w:val="EE0000"/>
+        </w:rPr>
+        <w:t>self._data</w:t>
+      </w:r>
+      <w:proofErr w:type="spellEnd"/>
+      <w:r>
+        <w:rPr>
+          <w:color w:val="EE0000"/>
+        </w:rPr>
+        <w:t>[-k]</w:t>
+      </w:r>
+    </w:p>
+    <w:p>
+      <w:pPr>
+        <w:spacing w:after="0"/>
+        <w:rPr>
+          <w:color w:val="EE0000"/>
+        </w:rPr>
+      </w:pPr>
+      <w:r>
+        <w:rPr>
+          <w:color w:val="EE0000"/>
+        </w:rPr>
+        <w:t xml:space="preserve">    Todas as operações são O(1) em Python: </w:t>
+      </w:r>
+      <w:proofErr w:type="spellStart"/>
+      <w:r>
+        <w:rPr>
+          <w:color w:val="EE0000"/>
+        </w:rPr>
+        <w:t>append</w:t>
+      </w:r>
+      <w:proofErr w:type="spellEnd"/>
+      <w:r>
+        <w:rPr>
+          <w:color w:val="EE0000"/>
+        </w:rPr>
+        <w:t>, pop e index negativo.</w:t>
+      </w:r>
+    </w:p>
+    <w:p>
+      <w:pPr>
+        <w:spacing w:after="0"/>
+        <w:rPr>
+          <w:color w:val="EE0000"/>
+        </w:rPr>
+      </w:pPr>
+      <w:r>
+        <w:rPr>
+          <w:color w:val="EE0000"/>
+        </w:rPr>
+        <w:t xml:space="preserve">    """</w:t>
+      </w:r>
+    </w:p>
+    <w:p>
+      <w:pPr>
+        <w:spacing w:after="0"/>
+        <w:rPr>
+          <w:color w:val="EE0000"/>
+        </w:rPr>
+      </w:pPr>
+      <w:r>
+        <w:rPr>
+          <w:color w:val="EE0000"/>
+        </w:rPr>
+        <w:t xml:space="preserve">    </w:t>
+      </w:r>
+      <w:proofErr w:type="spellStart"/>
+      <w:r>
+        <w:rPr>
+          <w:color w:val="EE0000"/>
+        </w:rPr>
+        <w:t>def</w:t>
+      </w:r>
+      <w:proofErr w:type="spellEnd"/>
+      <w:r>
+        <w:rPr>
+          <w:color w:val="EE0000"/>
+        </w:rPr>
+        <w:t xml:space="preserve"> __</w:t>
+      </w:r>
+      <w:proofErr w:type="spellStart"/>
+      <w:r>
+        <w:rPr>
+          <w:color w:val="EE0000"/>
+        </w:rPr>
+        <w:t>init</w:t>
+      </w:r>
+      <w:proofErr w:type="spellEnd"/>
+      <w:r>
+        <w:rPr>
+          <w:color w:val="EE0000"/>
+        </w:rPr>
+        <w:t>__(self):</w:t>
+      </w:r>
+    </w:p>
+    <w:p>
+      <w:pPr>
+        <w:spacing w:after="0"/>
+        <w:rPr>
+          <w:color w:val="EE0000"/>
+        </w:rPr>
+      </w:pPr>
+      <w:r>
+        <w:rPr>
+          <w:color w:val="EE0000"/>
+        </w:rPr>
+        <w:t xml:space="preserve">        </w:t>
+      </w:r>
+      <w:proofErr w:type="spellStart"/>
+      <w:r>
+        <w:rPr>
+          <w:color w:val="EE0000"/>
+        </w:rPr>
+        <w:t>self._data</w:t>
+      </w:r>
+      <w:proofErr w:type="spellEnd"/>
+      <w:r>
+        <w:rPr>
+          <w:color w:val="EE0000"/>
+        </w:rPr>
+        <w:t xml:space="preserve">: </w:t>
+      </w:r>
+      <w:proofErr w:type="spellStart"/>
+      <w:r>
+        <w:rPr>
+          <w:color w:val="EE0000"/>
+        </w:rPr>
+        <w:t>List</w:t>
+      </w:r>
+      <w:proofErr w:type="spellEnd"/>
+      <w:r>
+        <w:rPr>
+          <w:color w:val="EE0000"/>
+        </w:rPr>
+        <w:t>[</w:t>
+      </w:r>
+      <w:proofErr w:type="spellStart"/>
+      <w:r>
+        <w:rPr>
+          <w:color w:val="EE0000"/>
+        </w:rPr>
+        <w:t>Any</w:t>
+      </w:r>
+      <w:proofErr w:type="spellEnd"/>
+      <w:r>
+        <w:rPr>
+          <w:color w:val="EE0000"/>
+        </w:rPr>
+        <w:t>] = []</w:t>
+      </w:r>
+    </w:p>
+    <w:p>
+      <w:pPr>
+        <w:spacing w:after="0"/>
+        <w:rPr>
+          <w:color w:val="EE0000"/>
+        </w:rPr>
+      </w:pPr>
+    </w:p>
+    <w:p>
+      <w:pPr>
+        <w:spacing w:after="0"/>
+        <w:rPr>
+          <w:color w:val="EE0000"/>
+        </w:rPr>
+      </w:pPr>
+      <w:r>
+        <w:rPr>
+          <w:color w:val="EE0000"/>
+        </w:rPr>
+        <w:t xml:space="preserve">    </w:t>
+      </w:r>
+      <w:proofErr w:type="spellStart"/>
+      <w:r>
+        <w:rPr>
+          <w:color w:val="EE0000"/>
+        </w:rPr>
+        <w:t>def</w:t>
+      </w:r>
+      <w:proofErr w:type="spellEnd"/>
+      <w:r>
+        <w:rPr>
+          <w:color w:val="EE0000"/>
+        </w:rPr>
+        <w:t xml:space="preserve"> </w:t>
+      </w:r>
+      <w:proofErr w:type="spellStart"/>
+      <w:r>
+        <w:rPr>
+          <w:color w:val="EE0000"/>
+        </w:rPr>
+        <w:t>push</w:t>
+      </w:r>
+      <w:proofErr w:type="spellEnd"/>
+      <w:r>
+        <w:rPr>
+          <w:color w:val="EE0000"/>
+        </w:rPr>
+        <w:t xml:space="preserve">(self, x: </w:t>
+      </w:r>
+      <w:proofErr w:type="spellStart"/>
+      <w:r>
+        <w:rPr>
+          <w:color w:val="EE0000"/>
+        </w:rPr>
+        <w:t>Any</w:t>
+      </w:r>
+      <w:proofErr w:type="spellEnd"/>
+      <w:r>
+        <w:rPr>
+          <w:color w:val="EE0000"/>
+        </w:rPr>
+        <w:t xml:space="preserve">) -&gt; </w:t>
+      </w:r>
+      <w:proofErr w:type="spellStart"/>
+      <w:r>
+        <w:rPr>
+          <w:color w:val="EE0000"/>
+        </w:rPr>
+        <w:t>None</w:t>
+      </w:r>
+      <w:proofErr w:type="spellEnd"/>
+      <w:r>
+        <w:rPr>
+          <w:color w:val="EE0000"/>
+        </w:rPr>
+        <w:t>:</w:t>
+      </w:r>
+    </w:p>
+    <w:p>
+      <w:pPr>
+        <w:spacing w:after="0"/>
+        <w:rPr>
+          <w:color w:val="EE0000"/>
+        </w:rPr>
+      </w:pPr>
+      <w:r>
+        <w:rPr>
+          <w:color w:val="EE0000"/>
+        </w:rPr>
+        <w:t xml:space="preserve">        self._</w:t>
+      </w:r>
+      <w:proofErr w:type="spellStart"/>
+      <w:r>
+        <w:rPr>
+          <w:color w:val="EE0000"/>
+        </w:rPr>
+        <w:t>data.append</w:t>
+      </w:r>
+      <w:proofErr w:type="spellEnd"/>
+      <w:r>
+        <w:rPr>
+          <w:color w:val="EE0000"/>
+        </w:rPr>
+        <w:t>(x)</w:t>
+      </w:r>
+    </w:p>
+    <w:p>
+      <w:pPr>
+        <w:spacing w:after="0"/>
+        <w:rPr>
+          <w:color w:val="EE0000"/>
+        </w:rPr>
+      </w:pPr>
+    </w:p>
+    <w:p>
+      <w:pPr>
+        <w:spacing w:after="0"/>
+        <w:rPr>
+          <w:color w:val="EE0000"/>
+        </w:rPr>
+      </w:pPr>
+      <w:r>
+        <w:rPr>
+          <w:color w:val="EE0000"/>
+        </w:rPr>
+        <w:t xml:space="preserve">    </w:t>
+      </w:r>
+      <w:proofErr w:type="spellStart"/>
+      <w:r>
+        <w:rPr>
+          <w:color w:val="EE0000"/>
+        </w:rPr>
+        <w:t>def</w:t>
+      </w:r>
+      <w:proofErr w:type="spellEnd"/>
+      <w:r>
+        <w:rPr>
+          <w:color w:val="EE0000"/>
+        </w:rPr>
+        <w:t xml:space="preserve"> pop(self) -&gt; </w:t>
+      </w:r>
+      <w:proofErr w:type="spellStart"/>
+      <w:r>
+        <w:rPr>
+          <w:color w:val="EE0000"/>
+        </w:rPr>
+        <w:t>Any</w:t>
+      </w:r>
+      <w:proofErr w:type="spellEnd"/>
+      <w:r>
+        <w:rPr>
+          <w:color w:val="EE0000"/>
+        </w:rPr>
+        <w:t>:</w:t>
+      </w:r>
+    </w:p>
+    <w:p>
+      <w:pPr>
+        <w:spacing w:after="0"/>
+        <w:rPr>
+          <w:color w:val="EE0000"/>
+        </w:rPr>
+      </w:pPr>
+      <w:r>
+        <w:rPr>
+          <w:color w:val="EE0000"/>
+        </w:rPr>
+        <w:t xml:space="preserve">        </w:t>
+      </w:r>
+      <w:proofErr w:type="spellStart"/>
+      <w:r>
+        <w:rPr>
+          <w:color w:val="EE0000"/>
+        </w:rPr>
+        <w:t>if</w:t>
+      </w:r>
+      <w:proofErr w:type="spellEnd"/>
+      <w:r>
+        <w:rPr>
+          <w:color w:val="EE0000"/>
+        </w:rPr>
+        <w:t xml:space="preserve"> </w:t>
+      </w:r>
+      <w:proofErr w:type="spellStart"/>
+      <w:r>
+        <w:rPr>
+          <w:color w:val="EE0000"/>
+        </w:rPr>
+        <w:t>not</w:t>
+      </w:r>
+      <w:proofErr w:type="spellEnd"/>
+      <w:r>
+        <w:rPr>
+          <w:color w:val="EE0000"/>
+        </w:rPr>
+        <w:t xml:space="preserve"> </w:t>
+      </w:r>
+      <w:proofErr w:type="spellStart"/>
+      <w:r>
+        <w:rPr>
+          <w:color w:val="EE0000"/>
+        </w:rPr>
+        <w:t>self._data</w:t>
+      </w:r>
+      <w:proofErr w:type="spellEnd"/>
+      <w:r>
+        <w:rPr>
+          <w:color w:val="EE0000"/>
+        </w:rPr>
+        <w:t>:</w:t>
+      </w:r>
+    </w:p>
+    <w:p>
+      <w:pPr>
+        <w:spacing w:after="0"/>
+        <w:rPr>
+          <w:color w:val="EE0000"/>
+        </w:rPr>
+      </w:pPr>
+      <w:r>
+        <w:rPr>
+          <w:color w:val="EE0000"/>
+        </w:rPr>
+        <w:t xml:space="preserve">            </w:t>
+      </w:r>
+      <w:proofErr w:type="spellStart"/>
+      <w:r>
+        <w:rPr>
+          <w:color w:val="EE0000"/>
+        </w:rPr>
+        <w:t>raise</w:t>
+      </w:r>
+      <w:proofErr w:type="spellEnd"/>
+      <w:r>
+        <w:rPr>
+          <w:color w:val="EE0000"/>
+        </w:rPr>
+        <w:t xml:space="preserve"> </w:t>
+      </w:r>
+      <w:proofErr w:type="spellStart"/>
+      <w:r>
+        <w:rPr>
+          <w:color w:val="EE0000"/>
+        </w:rPr>
+        <w:t>IndexError</w:t>
+      </w:r>
+      <w:proofErr w:type="spellEnd"/>
+      <w:r>
+        <w:rPr>
+          <w:color w:val="EE0000"/>
+        </w:rPr>
+        <w:t xml:space="preserve">("pop </w:t>
+      </w:r>
+      <w:proofErr w:type="spellStart"/>
+      <w:r>
+        <w:rPr>
+          <w:color w:val="EE0000"/>
+        </w:rPr>
+        <w:t>from</w:t>
+      </w:r>
+      <w:proofErr w:type="spellEnd"/>
+      <w:r>
+        <w:rPr>
+          <w:color w:val="EE0000"/>
+        </w:rPr>
+        <w:t xml:space="preserve"> </w:t>
+      </w:r>
+      <w:proofErr w:type="spellStart"/>
+      <w:r>
+        <w:rPr>
+          <w:color w:val="EE0000"/>
+        </w:rPr>
+        <w:t>empty</w:t>
+      </w:r>
+      <w:proofErr w:type="spellEnd"/>
+      <w:r>
+        <w:rPr>
+          <w:color w:val="EE0000"/>
+        </w:rPr>
+        <w:t xml:space="preserve"> </w:t>
+      </w:r>
+      <w:proofErr w:type="spellStart"/>
+      <w:r>
+        <w:rPr>
+          <w:color w:val="EE0000"/>
+        </w:rPr>
+        <w:t>stack</w:t>
+      </w:r>
+      <w:proofErr w:type="spellEnd"/>
+      <w:r>
+        <w:rPr>
+          <w:color w:val="EE0000"/>
+        </w:rPr>
+        <w:t>")</w:t>
+      </w:r>
+    </w:p>
+    <w:p>
+      <w:pPr>
+        <w:spacing w:after="0"/>
+        <w:rPr>
+          <w:color w:val="EE0000"/>
+        </w:rPr>
+      </w:pPr>
+      <w:r>
+        <w:rPr>
+          <w:color w:val="EE0000"/>
+        </w:rPr>
+        <w:t xml:space="preserve">        </w:t>
+      </w:r>
+      <w:proofErr w:type="spellStart"/>
+      <w:r>
+        <w:rPr>
+          <w:color w:val="EE0000"/>
+        </w:rPr>
+        <w:t>return</w:t>
+      </w:r>
+      <w:proofErr w:type="spellEnd"/>
+      <w:r>
+        <w:rPr>
+          <w:color w:val="EE0000"/>
+        </w:rPr>
+        <w:t xml:space="preserve"> self._</w:t>
+      </w:r>
+      <w:proofErr w:type="spellStart"/>
+      <w:r>
+        <w:rPr>
+          <w:color w:val="EE0000"/>
+        </w:rPr>
+        <w:t>data.pop</w:t>
+      </w:r>
+      <w:proofErr w:type="spellEnd"/>
+      <w:r>
+        <w:rPr>
+          <w:color w:val="EE0000"/>
+        </w:rPr>
+        <w:t>()</w:t>
+      </w:r>
+    </w:p>
+    <w:p>
+      <w:pPr>
+        <w:spacing w:after="0"/>
+        <w:rPr>
+          <w:color w:val="EE0000"/>
+        </w:rPr>
+      </w:pPr>
+    </w:p>
+    <w:p>
+      <w:pPr>
+        <w:spacing w:after="0"/>
+        <w:rPr>
+          <w:color w:val="EE0000"/>
+        </w:rPr>
+      </w:pPr>
+      <w:r>
+        <w:rPr>
+          <w:color w:val="EE0000"/>
+        </w:rPr>
+        <w:t xml:space="preserve">    </w:t>
+      </w:r>
+      <w:proofErr w:type="spellStart"/>
+      <w:r>
+        <w:rPr>
+          <w:color w:val="EE0000"/>
+        </w:rPr>
+        <w:t>def</w:t>
+      </w:r>
+      <w:proofErr w:type="spellEnd"/>
+      <w:r>
+        <w:rPr>
+          <w:color w:val="EE0000"/>
+        </w:rPr>
+        <w:t xml:space="preserve"> top(self) -&gt; </w:t>
+      </w:r>
+      <w:proofErr w:type="spellStart"/>
+      <w:r>
+        <w:rPr>
+          <w:color w:val="EE0000"/>
+        </w:rPr>
+        <w:t>Any</w:t>
+      </w:r>
+      <w:proofErr w:type="spellEnd"/>
+      <w:r>
+        <w:rPr>
+          <w:color w:val="EE0000"/>
+        </w:rPr>
+        <w:t>:</w:t>
+      </w:r>
+    </w:p>
+    <w:p>
+      <w:pPr>
+        <w:spacing w:after="0"/>
+        <w:rPr>
+          <w:color w:val="EE0000"/>
+        </w:rPr>
+      </w:pPr>
+      <w:r>
+        <w:rPr>
+          <w:color w:val="EE0000"/>
+        </w:rPr>
+        <w:t xml:space="preserve">        </w:t>
+      </w:r>
+      <w:proofErr w:type="spellStart"/>
+      <w:r>
+        <w:rPr>
+          <w:color w:val="EE0000"/>
+        </w:rPr>
+        <w:t>if</w:t>
+      </w:r>
+      <w:proofErr w:type="spellEnd"/>
+      <w:r>
+        <w:rPr>
+          <w:color w:val="EE0000"/>
+        </w:rPr>
+        <w:t xml:space="preserve"> </w:t>
+      </w:r>
+      <w:proofErr w:type="spellStart"/>
+      <w:r>
+        <w:rPr>
+          <w:color w:val="EE0000"/>
+        </w:rPr>
+        <w:t>not</w:t>
+      </w:r>
+      <w:proofErr w:type="spellEnd"/>
+      <w:r>
+        <w:rPr>
+          <w:color w:val="EE0000"/>
+        </w:rPr>
+        <w:t xml:space="preserve"> </w:t>
+      </w:r>
+      <w:proofErr w:type="spellStart"/>
+      <w:r>
+        <w:rPr>
+          <w:color w:val="EE0000"/>
+        </w:rPr>
+        <w:t>self._data</w:t>
+      </w:r>
+      <w:proofErr w:type="spellEnd"/>
+      <w:r>
+        <w:rPr>
+          <w:color w:val="EE0000"/>
+        </w:rPr>
+        <w:t>:</w:t>
+      </w:r>
+    </w:p>
+    <w:p>
+      <w:pPr>
+        <w:spacing w:after="0"/>
+        <w:rPr>
+          <w:color w:val="EE0000"/>
+        </w:rPr>
+      </w:pPr>
+      <w:r>
+        <w:rPr>
+          <w:color w:val="EE0000"/>
+        </w:rPr>
+        <w:t xml:space="preserve">            </w:t>
+      </w:r>
+      <w:proofErr w:type="spellStart"/>
+      <w:r>
+        <w:rPr>
+          <w:color w:val="EE0000"/>
+        </w:rPr>
+        <w:t>raise</w:t>
+      </w:r>
+      <w:proofErr w:type="spellEnd"/>
+      <w:r>
+        <w:rPr>
+          <w:color w:val="EE0000"/>
+        </w:rPr>
+        <w:t xml:space="preserve"> </w:t>
+      </w:r>
+      <w:proofErr w:type="spellStart"/>
+      <w:r>
+        <w:rPr>
+          <w:color w:val="EE0000"/>
+        </w:rPr>
+        <w:t>IndexError</w:t>
+      </w:r>
+      <w:proofErr w:type="spellEnd"/>
+      <w:r>
+        <w:rPr>
+          <w:color w:val="EE0000"/>
+        </w:rPr>
+        <w:t xml:space="preserve">("top </w:t>
+      </w:r>
+      <w:proofErr w:type="spellStart"/>
+      <w:r>
+        <w:rPr>
+          <w:color w:val="EE0000"/>
+        </w:rPr>
+        <w:t>from</w:t>
+      </w:r>
+      <w:proofErr w:type="spellEnd"/>
+      <w:r>
+        <w:rPr>
+          <w:color w:val="EE0000"/>
+        </w:rPr>
+        <w:t xml:space="preserve"> </w:t>
+      </w:r>
+      <w:proofErr w:type="spellStart"/>
+      <w:r>
+        <w:rPr>
+          <w:color w:val="EE0000"/>
+        </w:rPr>
+        <w:t>empty</w:t>
+      </w:r>
+      <w:proofErr w:type="spellEnd"/>
+      <w:r>
+        <w:rPr>
+          <w:color w:val="EE0000"/>
+        </w:rPr>
+        <w:t xml:space="preserve"> </w:t>
+      </w:r>
+      <w:proofErr w:type="spellStart"/>
+      <w:r>
+        <w:rPr>
+          <w:color w:val="EE0000"/>
+        </w:rPr>
+        <w:t>stack</w:t>
+      </w:r>
+      <w:proofErr w:type="spellEnd"/>
+      <w:r>
+        <w:rPr>
+          <w:color w:val="EE0000"/>
+        </w:rPr>
+        <w:t>")</w:t>
+      </w:r>
+    </w:p>
+    <w:p>
+      <w:pPr>
+        <w:spacing w:after="0"/>
+        <w:rPr>
+          <w:color w:val="EE0000"/>
+        </w:rPr>
+      </w:pPr>
+      <w:r>
+        <w:rPr>
+          <w:color w:val="EE0000"/>
+        </w:rPr>
+        <w:t xml:space="preserve">        </w:t>
+      </w:r>
+      <w:proofErr w:type="spellStart"/>
+      <w:r>
+        <w:rPr>
+          <w:color w:val="EE0000"/>
+        </w:rPr>
+        <w:t>return</w:t>
+      </w:r>
+      <w:proofErr w:type="spellEnd"/>
+      <w:r>
+        <w:rPr>
+          <w:color w:val="EE0000"/>
+        </w:rPr>
+        <w:t xml:space="preserve"> </w:t>
+      </w:r>
+      <w:proofErr w:type="spellStart"/>
+      <w:r>
+        <w:rPr>
+          <w:color w:val="EE0000"/>
+        </w:rPr>
+        <w:t>self._data</w:t>
+      </w:r>
+      <w:proofErr w:type="spellEnd"/>
+      <w:r>
+        <w:rPr>
+          <w:color w:val="EE0000"/>
+        </w:rPr>
+        <w:t>[-1]</w:t>
+      </w:r>
+    </w:p>
+    <w:p>
+      <w:pPr>
+        <w:spacing w:after="0"/>
+        <w:rPr>
+          <w:color w:val="EE0000"/>
+        </w:rPr>
+      </w:pPr>
+    </w:p>
+    <w:p>
+      <w:pPr>
+        <w:spacing w:after="0"/>
+        <w:rPr>
+          <w:color w:val="EE0000"/>
+        </w:rPr>
+      </w:pPr>
+      <w:r>
+        <w:rPr>
+          <w:color w:val="EE0000"/>
+        </w:rPr>
+        <w:t xml:space="preserve">    </w:t>
+      </w:r>
+      <w:proofErr w:type="spellStart"/>
+      <w:r>
+        <w:rPr>
+          <w:color w:val="EE0000"/>
+        </w:rPr>
+        <w:t>def</w:t>
+      </w:r>
+      <w:proofErr w:type="spellEnd"/>
+      <w:r>
+        <w:rPr>
+          <w:color w:val="EE0000"/>
+        </w:rPr>
+        <w:t xml:space="preserve"> </w:t>
+      </w:r>
+      <w:proofErr w:type="spellStart"/>
+      <w:r>
+        <w:rPr>
+          <w:color w:val="EE0000"/>
+        </w:rPr>
+        <w:t>kth_from_top</w:t>
+      </w:r>
+      <w:proofErr w:type="spellEnd"/>
+      <w:r>
+        <w:rPr>
+          <w:color w:val="EE0000"/>
+        </w:rPr>
+        <w:t xml:space="preserve">(self, k: </w:t>
+      </w:r>
+      <w:proofErr w:type="spellStart"/>
+      <w:r>
+        <w:rPr>
+          <w:color w:val="EE0000"/>
+        </w:rPr>
+        <w:t>int</w:t>
+      </w:r>
+      <w:proofErr w:type="spellEnd"/>
+      <w:r>
+        <w:rPr>
+          <w:color w:val="EE0000"/>
+        </w:rPr>
+        <w:t xml:space="preserve">) -&gt; </w:t>
+      </w:r>
+      <w:proofErr w:type="spellStart"/>
+      <w:r>
+        <w:rPr>
+          <w:color w:val="EE0000"/>
+        </w:rPr>
+        <w:t>Any</w:t>
+      </w:r>
+      <w:proofErr w:type="spellEnd"/>
+      <w:r>
+        <w:rPr>
+          <w:color w:val="EE0000"/>
+        </w:rPr>
+        <w:t>:</w:t>
+      </w:r>
+    </w:p>
+    <w:p>
+      <w:pPr>
+        <w:spacing w:after="0"/>
+        <w:rPr>
+          <w:color w:val="EE0000"/>
+        </w:rPr>
+      </w:pPr>
+      <w:r>
+        <w:rPr>
+          <w:color w:val="EE0000"/>
+        </w:rPr>
+        <w:t xml:space="preserve">        """</w:t>
+      </w:r>
+    </w:p>
+    <w:p>
+      <w:pPr>
+        <w:spacing w:after="0"/>
+        <w:rPr>
+          <w:color w:val="EE0000"/>
+        </w:rPr>
+      </w:pPr>
+      <w:r>
+        <w:rPr>
+          <w:color w:val="EE0000"/>
+        </w:rPr>
+        <w:lastRenderedPageBreak/>
+        <w:t xml:space="preserve">        Retorna o k-</w:t>
+      </w:r>
+      <w:proofErr w:type="spellStart"/>
+      <w:r>
+        <w:rPr>
+          <w:color w:val="EE0000"/>
+        </w:rPr>
+        <w:t>ésimo</w:t>
+      </w:r>
+      <w:proofErr w:type="spellEnd"/>
+      <w:r>
+        <w:rPr>
+          <w:color w:val="EE0000"/>
+        </w:rPr>
+        <w:t xml:space="preserve"> elemento a partir do topo (k=1 -&gt; topo).</w:t>
+      </w:r>
+    </w:p>
+    <w:p>
+      <w:pPr>
+        <w:spacing w:after="0"/>
+        <w:rPr>
+          <w:color w:val="EE0000"/>
+        </w:rPr>
+      </w:pPr>
+      <w:r>
+        <w:rPr>
+          <w:color w:val="EE0000"/>
+        </w:rPr>
+        <w:t xml:space="preserve">        Lança </w:t>
+      </w:r>
+      <w:proofErr w:type="spellStart"/>
+      <w:r>
+        <w:rPr>
+          <w:color w:val="EE0000"/>
+        </w:rPr>
+        <w:t>IndexError</w:t>
+      </w:r>
+      <w:proofErr w:type="spellEnd"/>
+      <w:r>
+        <w:rPr>
+          <w:color w:val="EE0000"/>
+        </w:rPr>
+        <w:t xml:space="preserve"> se k &lt; 1 ou k &gt; </w:t>
+      </w:r>
+      <w:proofErr w:type="spellStart"/>
+      <w:r>
+        <w:rPr>
+          <w:color w:val="EE0000"/>
+        </w:rPr>
+        <w:t>len</w:t>
+      </w:r>
+      <w:proofErr w:type="spellEnd"/>
+      <w:r>
+        <w:rPr>
+          <w:color w:val="EE0000"/>
+        </w:rPr>
+        <w:t>(self).</w:t>
+      </w:r>
+    </w:p>
+    <w:p>
+      <w:pPr>
+        <w:spacing w:after="0"/>
+        <w:rPr>
+          <w:color w:val="EE0000"/>
+        </w:rPr>
+      </w:pPr>
+      <w:r>
+        <w:rPr>
+          <w:color w:val="EE0000"/>
+        </w:rPr>
+        <w:t xml:space="preserve">        """</w:t>
+      </w:r>
+    </w:p>
+    <w:p>
+      <w:pPr>
+        <w:spacing w:after="0"/>
+        <w:rPr>
+          <w:color w:val="EE0000"/>
+        </w:rPr>
+      </w:pPr>
+      <w:r>
+        <w:rPr>
+          <w:color w:val="EE0000"/>
+        </w:rPr>
+        <w:t xml:space="preserve">        </w:t>
+      </w:r>
+      <w:proofErr w:type="spellStart"/>
+      <w:r>
+        <w:rPr>
+          <w:color w:val="EE0000"/>
+        </w:rPr>
+        <w:t>if</w:t>
+      </w:r>
+      <w:proofErr w:type="spellEnd"/>
+      <w:r>
+        <w:rPr>
+          <w:color w:val="EE0000"/>
+        </w:rPr>
+        <w:t xml:space="preserve"> k &lt; 1 </w:t>
+      </w:r>
+      <w:proofErr w:type="spellStart"/>
+      <w:r>
+        <w:rPr>
+          <w:color w:val="EE0000"/>
+        </w:rPr>
+        <w:t>or</w:t>
+      </w:r>
+      <w:proofErr w:type="spellEnd"/>
+      <w:r>
+        <w:rPr>
+          <w:color w:val="EE0000"/>
+        </w:rPr>
+        <w:t xml:space="preserve"> k &gt; </w:t>
+      </w:r>
+      <w:proofErr w:type="spellStart"/>
+      <w:r>
+        <w:rPr>
+          <w:color w:val="EE0000"/>
+        </w:rPr>
+        <w:t>len</w:t>
+      </w:r>
+      <w:proofErr w:type="spellEnd"/>
+      <w:r>
+        <w:rPr>
+          <w:color w:val="EE0000"/>
+        </w:rPr>
+        <w:t>(</w:t>
+      </w:r>
+      <w:proofErr w:type="spellStart"/>
+      <w:r>
+        <w:rPr>
+          <w:color w:val="EE0000"/>
+        </w:rPr>
+        <w:t>self._data</w:t>
+      </w:r>
+      <w:proofErr w:type="spellEnd"/>
+      <w:r>
+        <w:rPr>
+          <w:color w:val="EE0000"/>
+        </w:rPr>
+        <w:t>):</w:t>
+      </w:r>
+    </w:p>
+    <w:p>
+      <w:pPr>
+        <w:spacing w:after="0"/>
+        <w:rPr>
+          <w:color w:val="EE0000"/>
+        </w:rPr>
+      </w:pPr>
+      <w:r>
+        <w:rPr>
+          <w:color w:val="EE0000"/>
+        </w:rPr>
+        <w:t xml:space="preserve">            </w:t>
+      </w:r>
+      <w:proofErr w:type="spellStart"/>
+      <w:r>
+        <w:rPr>
+          <w:color w:val="EE0000"/>
+        </w:rPr>
+        <w:t>raise</w:t>
+      </w:r>
+      <w:proofErr w:type="spellEnd"/>
+      <w:r>
+        <w:rPr>
+          <w:color w:val="EE0000"/>
+        </w:rPr>
+        <w:t xml:space="preserve"> </w:t>
+      </w:r>
+      <w:proofErr w:type="spellStart"/>
+      <w:r>
+        <w:rPr>
+          <w:color w:val="EE0000"/>
+        </w:rPr>
+        <w:t>IndexError</w:t>
+      </w:r>
+      <w:proofErr w:type="spellEnd"/>
+      <w:r>
+        <w:rPr>
+          <w:color w:val="EE0000"/>
+        </w:rPr>
+        <w:t xml:space="preserve">("k out </w:t>
+      </w:r>
+      <w:proofErr w:type="spellStart"/>
+      <w:r>
+        <w:rPr>
+          <w:color w:val="EE0000"/>
+        </w:rPr>
+        <w:t>of</w:t>
+      </w:r>
+      <w:proofErr w:type="spellEnd"/>
+      <w:r>
+        <w:rPr>
+          <w:color w:val="EE0000"/>
+        </w:rPr>
+        <w:t xml:space="preserve"> range")</w:t>
+      </w:r>
+    </w:p>
+    <w:p>
+      <w:pPr>
+        <w:spacing w:after="0"/>
+        <w:rPr>
+          <w:color w:val="EE0000"/>
+        </w:rPr>
+      </w:pPr>
+      <w:r>
+        <w:rPr>
+          <w:color w:val="EE0000"/>
+        </w:rPr>
+        <w:t xml:space="preserve">        </w:t>
+      </w:r>
+      <w:proofErr w:type="spellStart"/>
+      <w:r>
+        <w:rPr>
+          <w:color w:val="EE0000"/>
+        </w:rPr>
+        <w:t>return</w:t>
+      </w:r>
+      <w:proofErr w:type="spellEnd"/>
+      <w:r>
+        <w:rPr>
+          <w:color w:val="EE0000"/>
+        </w:rPr>
+        <w:t xml:space="preserve"> </w:t>
+      </w:r>
+      <w:proofErr w:type="spellStart"/>
+      <w:r>
+        <w:rPr>
+          <w:color w:val="EE0000"/>
+        </w:rPr>
+        <w:t>self._data</w:t>
+      </w:r>
+      <w:proofErr w:type="spellEnd"/>
+      <w:r>
+        <w:rPr>
+          <w:color w:val="EE0000"/>
+        </w:rPr>
+        <w:t>[-k]</w:t>
+      </w:r>
+    </w:p>
+    <w:p>
+      <w:pPr>
+        <w:spacing w:after="0"/>
+        <w:rPr>
+          <w:color w:val="EE0000"/>
+        </w:rPr>
+      </w:pPr>
+    </w:p>
+    <w:p>
+      <w:pPr>
+        <w:spacing w:after="0"/>
+        <w:rPr>
+          <w:color w:val="EE0000"/>
+        </w:rPr>
+      </w:pPr>
+      <w:r>
+        <w:rPr>
+          <w:color w:val="EE0000"/>
+        </w:rPr>
+        <w:t xml:space="preserve">    </w:t>
+      </w:r>
+      <w:proofErr w:type="spellStart"/>
+      <w:r>
+        <w:rPr>
+          <w:color w:val="EE0000"/>
+        </w:rPr>
+        <w:t>def</w:t>
+      </w:r>
+      <w:proofErr w:type="spellEnd"/>
+      <w:r>
+        <w:rPr>
+          <w:color w:val="EE0000"/>
+        </w:rPr>
+        <w:t xml:space="preserve"> __</w:t>
+      </w:r>
+      <w:proofErr w:type="spellStart"/>
+      <w:r>
+        <w:rPr>
+          <w:color w:val="EE0000"/>
+        </w:rPr>
+        <w:t>len</w:t>
+      </w:r>
+      <w:proofErr w:type="spellEnd"/>
+      <w:r>
+        <w:rPr>
+          <w:color w:val="EE0000"/>
+        </w:rPr>
+        <w:t xml:space="preserve">__(self) -&gt; </w:t>
+      </w:r>
+      <w:proofErr w:type="spellStart"/>
+      <w:r>
+        <w:rPr>
+          <w:color w:val="EE0000"/>
+        </w:rPr>
+        <w:t>int</w:t>
+      </w:r>
+      <w:proofErr w:type="spellEnd"/>
+      <w:r>
+        <w:rPr>
+          <w:color w:val="EE0000"/>
+        </w:rPr>
+        <w:t>:</w:t>
+      </w:r>
+    </w:p>
+    <w:p>
+      <w:pPr>
+        <w:spacing w:after="0"/>
+        <w:rPr>
+          <w:color w:val="EE0000"/>
+        </w:rPr>
+      </w:pPr>
+      <w:r>
+        <w:rPr>
+          <w:color w:val="EE0000"/>
+        </w:rPr>
+        <w:t xml:space="preserve">        </w:t>
+      </w:r>
+      <w:proofErr w:type="spellStart"/>
+      <w:r>
+        <w:rPr>
+          <w:color w:val="EE0000"/>
+        </w:rPr>
+        <w:t>return</w:t>
+      </w:r>
+      <w:proofErr w:type="spellEnd"/>
+      <w:r>
+        <w:rPr>
+          <w:color w:val="EE0000"/>
+        </w:rPr>
+        <w:t xml:space="preserve"> </w:t>
+      </w:r>
+      <w:proofErr w:type="spellStart"/>
+      <w:r>
+        <w:rPr>
+          <w:color w:val="EE0000"/>
+        </w:rPr>
+        <w:t>len</w:t>
+      </w:r>
+      <w:proofErr w:type="spellEnd"/>
+      <w:r>
+        <w:rPr>
+          <w:color w:val="EE0000"/>
+        </w:rPr>
+        <w:t>(</w:t>
+      </w:r>
+      <w:proofErr w:type="spellStart"/>
+      <w:r>
+        <w:rPr>
+          <w:color w:val="EE0000"/>
+        </w:rPr>
+        <w:t>self._data</w:t>
+      </w:r>
+      <w:proofErr w:type="spellEnd"/>
+      <w:r>
+        <w:rPr>
+          <w:color w:val="EE0000"/>
+        </w:rPr>
+        <w:t>)</w:t>
+      </w:r>
+    </w:p>
+    <w:p>
+      <w:pPr>
+        <w:spacing w:after="0"/>
+        <w:rPr>
+          <w:color w:val="EE0000"/>
+        </w:rPr>
+      </w:pPr>
+    </w:p>
+    <w:p>
+      <w:pPr>
+        <w:spacing w:after="0"/>
+        <w:rPr>
+          <w:color w:val="EE0000"/>
+        </w:rPr>
+      </w:pPr>
+      <w:r>
+        <w:rPr>
+          <w:color w:val="EE0000"/>
+        </w:rPr>
+        <w:t xml:space="preserve">    </w:t>
+      </w:r>
+      <w:proofErr w:type="spellStart"/>
+      <w:r>
+        <w:rPr>
+          <w:color w:val="EE0000"/>
+        </w:rPr>
+        <w:t>def</w:t>
+      </w:r>
+      <w:proofErr w:type="spellEnd"/>
+      <w:r>
+        <w:rPr>
+          <w:color w:val="EE0000"/>
+        </w:rPr>
+        <w:t xml:space="preserve"> __</w:t>
+      </w:r>
+      <w:proofErr w:type="spellStart"/>
+      <w:r>
+        <w:rPr>
+          <w:color w:val="EE0000"/>
+        </w:rPr>
+        <w:t>repr</w:t>
+      </w:r>
+      <w:proofErr w:type="spellEnd"/>
+      <w:r>
+        <w:rPr>
+          <w:color w:val="EE0000"/>
+        </w:rPr>
+        <w:t xml:space="preserve">__(self) -&gt; </w:t>
+      </w:r>
+      <w:proofErr w:type="spellStart"/>
+      <w:r>
+        <w:rPr>
+          <w:color w:val="EE0000"/>
+        </w:rPr>
+        <w:t>str</w:t>
+      </w:r>
+      <w:proofErr w:type="spellEnd"/>
+      <w:r>
+        <w:rPr>
+          <w:color w:val="EE0000"/>
+        </w:rPr>
+        <w:t>:</w:t>
+      </w:r>
+    </w:p>
+    <w:p>
+      <w:pPr>
+        <w:spacing w:after="0"/>
+        <w:rPr>
+          <w:color w:val="EE0000"/>
+        </w:rPr>
+      </w:pPr>
+      <w:r>
+        <w:rPr>
+          <w:color w:val="EE0000"/>
+        </w:rPr>
+        <w:t xml:space="preserve">        </w:t>
+      </w:r>
+      <w:proofErr w:type="spellStart"/>
+      <w:r>
+        <w:rPr>
+          <w:color w:val="EE0000"/>
+        </w:rPr>
+        <w:t>return</w:t>
+      </w:r>
+      <w:proofErr w:type="spellEnd"/>
+      <w:r>
+        <w:rPr>
+          <w:color w:val="EE0000"/>
+        </w:rPr>
+        <w:t xml:space="preserve"> </w:t>
+      </w:r>
+      <w:proofErr w:type="spellStart"/>
+      <w:r>
+        <w:rPr>
+          <w:color w:val="EE0000"/>
+        </w:rPr>
+        <w:t>f"StackK</w:t>
+      </w:r>
+      <w:proofErr w:type="spellEnd"/>
+      <w:r>
+        <w:rPr>
+          <w:color w:val="EE0000"/>
+        </w:rPr>
+        <w:t>({self._</w:t>
+      </w:r>
+      <w:proofErr w:type="spellStart"/>
+      <w:r>
+        <w:rPr>
+          <w:color w:val="EE0000"/>
+        </w:rPr>
+        <w:t>data!r</w:t>
+      </w:r>
+      <w:proofErr w:type="spellEnd"/>
+      <w:r>
+        <w:rPr>
+          <w:color w:val="EE0000"/>
+        </w:rPr>
+        <w:t>})"</w:t>
+      </w:r>
+    </w:p>
+    <w:p>
+      <w:pPr>
+        <w:spacing w:after="0"/>
+        <w:rPr>
+          <w:color w:val="EE0000"/>
+        </w:rPr>
+      </w:pPr>
+    </w:p>
+    <w:p>
+      <w:pPr>
+        <w:spacing w:after="0"/>
+        <w:rPr>
+          <w:color w:val="000000" w:themeColor="text1"/>
+        </w:rPr>
+      </w:pPr>
+      <w:r>
+        <w:rPr>
+          <w:color w:val="000000" w:themeColor="text1"/>
+        </w:rPr>
+        <w:t>teste</w:t>
+      </w:r>
+    </w:p>
+    <w:p>
+      <w:pPr>
+        <w:spacing w:after="0"/>
+        <w:rPr>
+          <w:color w:val="C00000"/>
+        </w:rPr>
+      </w:pPr>
+    </w:p>
+    <w:p>
+      <w:pPr>
+        <w:spacing w:after="0"/>
+        <w:rPr>
+          <w:color w:val="C00000"/>
+        </w:rPr>
+      </w:pPr>
+      <w:proofErr w:type="spellStart"/>
+      <w:r>
+        <w:rPr>
+          <w:color w:val="C00000"/>
+        </w:rPr>
+        <w:t>if</w:t>
+      </w:r>
+      <w:proofErr w:type="spellEnd"/>
+      <w:r>
+        <w:rPr>
+          <w:color w:val="C00000"/>
+        </w:rPr>
+        <w:t xml:space="preserve"> __</w:t>
+      </w:r>
+      <w:proofErr w:type="spellStart"/>
+      <w:r>
+        <w:rPr>
+          <w:color w:val="C00000"/>
+        </w:rPr>
+        <w:t>name</w:t>
+      </w:r>
+      <w:proofErr w:type="spellEnd"/>
+      <w:r>
+        <w:rPr>
+          <w:color w:val="C00000"/>
+        </w:rPr>
+        <w:t>__ == "__</w:t>
+      </w:r>
+      <w:proofErr w:type="spellStart"/>
+      <w:r>
+        <w:rPr>
+          <w:color w:val="C00000"/>
+        </w:rPr>
+        <w:t>main</w:t>
+      </w:r>
+      <w:proofErr w:type="spellEnd"/>
+      <w:r>
+        <w:rPr>
+          <w:color w:val="C00000"/>
+        </w:rPr>
+        <w:t>__":</w:t>
+      </w:r>
+    </w:p>
+    <w:p>
+      <w:pPr>
+        <w:spacing w:after="0"/>
+        <w:rPr>
+          <w:color w:val="C00000"/>
+        </w:rPr>
+      </w:pPr>
+      <w:r>
+        <w:rPr>
+          <w:color w:val="C00000"/>
+        </w:rPr>
+        <w:t xml:space="preserve">    s = </w:t>
+      </w:r>
+      <w:proofErr w:type="spellStart"/>
+      <w:r>
+        <w:rPr>
+          <w:color w:val="C00000"/>
+        </w:rPr>
+        <w:t>StackK</w:t>
+      </w:r>
+      <w:proofErr w:type="spellEnd"/>
+      <w:r>
+        <w:rPr>
+          <w:color w:val="C00000"/>
+        </w:rPr>
+        <w:t>()</w:t>
+      </w:r>
+    </w:p>
+    <w:p>
+      <w:pPr>
+        <w:spacing w:after="0"/>
+        <w:rPr>
+          <w:color w:val="C00000"/>
+        </w:rPr>
+      </w:pPr>
+      <w:r>
+        <w:rPr>
+          <w:color w:val="C00000"/>
+        </w:rPr>
+        <w:t xml:space="preserve">    </w:t>
+      </w:r>
+      <w:proofErr w:type="spellStart"/>
+      <w:r>
+        <w:rPr>
+          <w:color w:val="C00000"/>
+        </w:rPr>
+        <w:t>s.push</w:t>
+      </w:r>
+      <w:proofErr w:type="spellEnd"/>
+      <w:r>
+        <w:rPr>
+          <w:color w:val="C00000"/>
+        </w:rPr>
+        <w:t>(10)</w:t>
+      </w:r>
+    </w:p>
+    <w:p>
+      <w:pPr>
+        <w:spacing w:after="0"/>
+        <w:rPr>
+          <w:color w:val="C00000"/>
+        </w:rPr>
+      </w:pPr>
+      <w:r>
+        <w:rPr>
+          <w:color w:val="C00000"/>
+        </w:rPr>
+        <w:t xml:space="preserve">    </w:t>
+      </w:r>
+      <w:proofErr w:type="spellStart"/>
+      <w:r>
+        <w:rPr>
+          <w:color w:val="C00000"/>
+        </w:rPr>
+        <w:t>s.push</w:t>
+      </w:r>
+      <w:proofErr w:type="spellEnd"/>
+      <w:r>
+        <w:rPr>
+          <w:color w:val="C00000"/>
+        </w:rPr>
+        <w:t>(20)</w:t>
+      </w:r>
+    </w:p>
+    <w:p>
+      <w:pPr>
+        <w:spacing w:after="0"/>
+        <w:rPr>
+          <w:color w:val="C00000"/>
+        </w:rPr>
+      </w:pPr>
+      <w:r>
+        <w:rPr>
+          <w:color w:val="C00000"/>
+        </w:rPr>
+        <w:t xml:space="preserve">    </w:t>
+      </w:r>
+      <w:proofErr w:type="spellStart"/>
+      <w:r>
+        <w:rPr>
+          <w:color w:val="C00000"/>
+        </w:rPr>
+        <w:t>s.push</w:t>
+      </w:r>
+      <w:proofErr w:type="spellEnd"/>
+      <w:r>
+        <w:rPr>
+          <w:color w:val="C00000"/>
+        </w:rPr>
+        <w:t>(30)</w:t>
+      </w:r>
+    </w:p>
+    <w:p>
+      <w:pPr>
+        <w:spacing w:after="0"/>
+        <w:rPr>
+          <w:color w:val="C00000"/>
+        </w:rPr>
+      </w:pPr>
+      <w:r>
+        <w:rPr>
+          <w:color w:val="C00000"/>
+        </w:rPr>
+        <w:t xml:space="preserve">    </w:t>
+      </w:r>
+      <w:proofErr w:type="spellStart"/>
+      <w:r>
+        <w:rPr>
+          <w:color w:val="C00000"/>
+        </w:rPr>
+        <w:t>assert</w:t>
+      </w:r>
+      <w:proofErr w:type="spellEnd"/>
+      <w:r>
+        <w:rPr>
+          <w:color w:val="C00000"/>
+        </w:rPr>
+        <w:t xml:space="preserve"> </w:t>
+      </w:r>
+      <w:proofErr w:type="spellStart"/>
+      <w:r>
+        <w:rPr>
+          <w:color w:val="C00000"/>
+        </w:rPr>
+        <w:t>s.top</w:t>
+      </w:r>
+      <w:proofErr w:type="spellEnd"/>
+      <w:r>
+        <w:rPr>
+          <w:color w:val="C00000"/>
+        </w:rPr>
+        <w:t>() == 30</w:t>
+      </w:r>
+    </w:p>
+    <w:p>
+      <w:pPr>
+        <w:spacing w:after="0"/>
+        <w:rPr>
+          <w:color w:val="C00000"/>
+        </w:rPr>
+      </w:pPr>
+      <w:r>
+        <w:rPr>
+          <w:color w:val="C00000"/>
+        </w:rPr>
+        <w:t xml:space="preserve">    </w:t>
+      </w:r>
+      <w:proofErr w:type="spellStart"/>
+      <w:r>
+        <w:rPr>
+          <w:color w:val="C00000"/>
+        </w:rPr>
+        <w:t>assert</w:t>
+      </w:r>
+      <w:proofErr w:type="spellEnd"/>
+      <w:r>
+        <w:rPr>
+          <w:color w:val="C00000"/>
+        </w:rPr>
+        <w:t xml:space="preserve"> </w:t>
+      </w:r>
+      <w:proofErr w:type="spellStart"/>
+      <w:r>
+        <w:rPr>
+          <w:color w:val="C00000"/>
+        </w:rPr>
+        <w:t>s.kth_from_top</w:t>
+      </w:r>
+      <w:proofErr w:type="spellEnd"/>
+      <w:r>
+        <w:rPr>
+          <w:color w:val="C00000"/>
+        </w:rPr>
+        <w:t>(1) == 30</w:t>
+      </w:r>
+    </w:p>
+    <w:p>
+      <w:pPr>
+        <w:spacing w:after="0"/>
+        <w:rPr>
+          <w:color w:val="C00000"/>
+        </w:rPr>
+      </w:pPr>
+      <w:r>
+        <w:rPr>
+          <w:color w:val="C00000"/>
+        </w:rPr>
+        <w:t xml:space="preserve">    </w:t>
+      </w:r>
+      <w:proofErr w:type="spellStart"/>
+      <w:r>
+        <w:rPr>
+          <w:color w:val="C00000"/>
+        </w:rPr>
+        <w:t>assert</w:t>
+      </w:r>
+      <w:proofErr w:type="spellEnd"/>
+      <w:r>
+        <w:rPr>
+          <w:color w:val="C00000"/>
+        </w:rPr>
+        <w:t xml:space="preserve"> </w:t>
+      </w:r>
+      <w:proofErr w:type="spellStart"/>
+      <w:r>
+        <w:rPr>
+          <w:color w:val="C00000"/>
+        </w:rPr>
+        <w:t>s.kth_from_top</w:t>
+      </w:r>
+      <w:proofErr w:type="spellEnd"/>
+      <w:r>
+        <w:rPr>
+          <w:color w:val="C00000"/>
+        </w:rPr>
+        <w:t>(2) == 20</w:t>
+      </w:r>
+    </w:p>
+    <w:p>
+      <w:pPr>
+        <w:spacing w:after="0"/>
+        <w:rPr>
+          <w:color w:val="C00000"/>
+        </w:rPr>
+      </w:pPr>
+      <w:r>
+        <w:rPr>
+          <w:color w:val="C00000"/>
+        </w:rPr>
+        <w:t xml:space="preserve">    </w:t>
+      </w:r>
+      <w:proofErr w:type="spellStart"/>
+      <w:r>
+        <w:rPr>
+          <w:color w:val="C00000"/>
+        </w:rPr>
+        <w:t>assert</w:t>
+      </w:r>
+      <w:proofErr w:type="spellEnd"/>
+      <w:r>
+        <w:rPr>
+          <w:color w:val="C00000"/>
+        </w:rPr>
+        <w:t xml:space="preserve"> </w:t>
+      </w:r>
+      <w:proofErr w:type="spellStart"/>
+      <w:r>
+        <w:rPr>
+          <w:color w:val="C00000"/>
+        </w:rPr>
+        <w:t>s.kth_from_top</w:t>
+      </w:r>
+      <w:proofErr w:type="spellEnd"/>
+      <w:r>
+        <w:rPr>
+          <w:color w:val="C00000"/>
+        </w:rPr>
+        <w:t>(3) == 10</w:t>
+      </w:r>
+    </w:p>
+    <w:p>
+      <w:pPr>
+        <w:spacing w:after="0"/>
+        <w:rPr>
+          <w:color w:val="C00000"/>
+        </w:rPr>
+      </w:pPr>
+      <w:r>
+        <w:rPr>
+          <w:color w:val="C00000"/>
+        </w:rPr>
+        <w:t xml:space="preserve">    </w:t>
+      </w:r>
+      <w:proofErr w:type="spellStart"/>
+      <w:r>
+        <w:rPr>
+          <w:color w:val="C00000"/>
+        </w:rPr>
+        <w:t>try</w:t>
+      </w:r>
+      <w:proofErr w:type="spellEnd"/>
+      <w:r>
+        <w:rPr>
+          <w:color w:val="C00000"/>
+        </w:rPr>
+        <w:t>:</w:t>
+      </w:r>
+    </w:p>
+    <w:p>
+      <w:pPr>
+        <w:spacing w:after="0"/>
+        <w:rPr>
+          <w:color w:val="C00000"/>
+        </w:rPr>
+      </w:pPr>
+      <w:r>
+        <w:rPr>
+          <w:color w:val="C00000"/>
+        </w:rPr>
+        <w:t xml:space="preserve">        </w:t>
+      </w:r>
+      <w:proofErr w:type="spellStart"/>
+      <w:r>
+        <w:rPr>
+          <w:color w:val="C00000"/>
+        </w:rPr>
+        <w:t>s.kth_from_top</w:t>
+      </w:r>
+      <w:proofErr w:type="spellEnd"/>
+      <w:r>
+        <w:rPr>
+          <w:color w:val="C00000"/>
+        </w:rPr>
+        <w:t>(4)</w:t>
+      </w:r>
+    </w:p>
+    <w:p>
+      <w:pPr>
+        <w:spacing w:after="0"/>
+        <w:rPr>
+          <w:color w:val="C00000"/>
+        </w:rPr>
+      </w:pPr>
+      <w:r>
+        <w:rPr>
+          <w:color w:val="C00000"/>
+        </w:rPr>
+        <w:t xml:space="preserve">    </w:t>
+      </w:r>
+      <w:proofErr w:type="spellStart"/>
+      <w:r>
+        <w:rPr>
+          <w:color w:val="C00000"/>
+        </w:rPr>
+        <w:t>except</w:t>
+      </w:r>
+      <w:proofErr w:type="spellEnd"/>
+      <w:r>
+        <w:rPr>
+          <w:color w:val="C00000"/>
+        </w:rPr>
+        <w:t xml:space="preserve"> </w:t>
+      </w:r>
+      <w:proofErr w:type="spellStart"/>
+      <w:r>
+        <w:rPr>
+          <w:color w:val="C00000"/>
+        </w:rPr>
+        <w:t>IndexError</w:t>
+      </w:r>
+      <w:proofErr w:type="spellEnd"/>
+      <w:r>
+        <w:rPr>
+          <w:color w:val="C00000"/>
+        </w:rPr>
+        <w:t>:</w:t>
+      </w:r>
+    </w:p>
+    <w:p>
+      <w:pPr>
+        <w:spacing w:after="0"/>
+        <w:rPr>
+          <w:color w:val="C00000"/>
+        </w:rPr>
+      </w:pPr>
+      <w:r>
+        <w:rPr>
+          <w:color w:val="C00000"/>
+        </w:rPr>
+        <w:t xml:space="preserve">        print("k fora do intervalo (correto)")</w:t>
+      </w:r>
+    </w:p>
+    <w:p>
+      <w:pPr>
+        <w:spacing w:after="0"/>
+        <w:rPr>
+          <w:color w:val="C00000"/>
+        </w:rPr>
+      </w:pPr>
+    </w:p>
+    <w:p>
+      <w:pPr>
+        <w:spacing w:after="0"/>
+        <w:rPr>
+          <w:color w:val="C00000"/>
+        </w:rPr>
+      </w:pPr>
+      <w:r>
+        <w:rPr>
+          <w:color w:val="C00000"/>
+        </w:rPr>
+        <w:t xml:space="preserve">    print("OK </w:t>
+      </w:r>
+      <w:proofErr w:type="spellStart"/>
+      <w:r>
+        <w:rPr>
+          <w:color w:val="C00000"/>
+        </w:rPr>
+        <w:t>StackK</w:t>
+      </w:r>
+      <w:proofErr w:type="spellEnd"/>
+      <w:r>
+        <w:rPr>
+          <w:color w:val="C00000"/>
+        </w:rPr>
+        <w:t xml:space="preserve"> testes")</w:t>
+      </w:r>
+    </w:p>
+    <w:p>
+      <w:pPr>
+        <w:spacing w:after="0"/>
+        <w:rPr>
+          <w:color w:val="C00000"/>
+        </w:rPr>
+      </w:pPr>
+    </w:p>
+    <w:p>
+      <w:pPr>
+        <w:spacing w:after="0"/>
+        <w:rPr>
+          <w:color w:val="C00000"/>
+        </w:rPr>
+      </w:pPr>
+    </w:p>
+    <w:p>
+      <w:pPr>
+        <w:spacing w:after="0"/>
+        <w:rPr>
+          <w:b/>
+          <w:bCs/>
+          <w:sz w:val="40"/>
+          <w:szCs w:val="40"/>
+        </w:rPr>
+      </w:pPr>
+      <w:r>
+        <w:rPr>
+          <w:b/>
+          <w:bCs/>
+          <w:sz w:val="40"/>
+          <w:szCs w:val="40"/>
+        </w:rPr>
+        <w:t> Redução de sequência de caracteres por pares adjacentes (remoção iterativa)</w:t>
+      </w:r>
+    </w:p>
+    <w:p>
+      <w:pPr>
+        <w:spacing w:after="0"/>
+        <w:rPr>
+          <w:b/>
+          <w:bCs/>
+          <w:sz w:val="40"/>
+          <w:szCs w:val="40"/>
+        </w:rPr>
+      </w:pPr>
+    </w:p>
+    <w:p>
+      <w:pPr>
+        <w:numPr>
+          <w:ilvl w:val="0"/>
+          <w:numId w:val="9"/>
+        </w:numPr>
+        <w:spacing w:after="0"/>
+        <w:rPr>
+          <w:b/>
+          <w:bCs/>
+        </w:rPr>
+      </w:pPr>
+      <w:r>
+        <w:rPr>
+          <w:b/>
+          <w:bCs/>
+        </w:rPr>
+        <w:t>Dado um</w:t>
+      </w:r>
+      <w:r>
+        <w:rPr>
+          <w:b/>
+          <w:bCs/>
+        </w:rPr>
+        <w:t>a</w:t>
+      </w:r>
+      <w:r>
+        <w:rPr>
+          <w:b/>
+          <w:bCs/>
+        </w:rPr>
+        <w:t xml:space="preserve"> </w:t>
+      </w:r>
+      <w:proofErr w:type="spellStart"/>
+      <w:r>
+        <w:rPr>
+          <w:b/>
+          <w:bCs/>
+        </w:rPr>
+        <w:t>string</w:t>
+      </w:r>
+      <w:proofErr w:type="spellEnd"/>
+      <w:r>
+        <w:rPr>
+          <w:b/>
+          <w:bCs/>
+        </w:rPr>
+        <w:t xml:space="preserve"> s, reduz</w:t>
+      </w:r>
+      <w:r>
+        <w:rPr>
+          <w:b/>
+          <w:bCs/>
+        </w:rPr>
+        <w:t>ir</w:t>
+      </w:r>
+      <w:r>
+        <w:rPr>
+          <w:b/>
+          <w:bCs/>
+        </w:rPr>
+        <w:t xml:space="preserve"> removendo repetidamente pares adjacentes idênticos de caracteres até que não seja</w:t>
+      </w:r>
+      <w:r>
+        <w:rPr>
+          <w:b/>
+          <w:bCs/>
+        </w:rPr>
+        <w:t xml:space="preserve"> </w:t>
+      </w:r>
+      <w:r>
+        <w:rPr>
+          <w:b/>
+          <w:bCs/>
+        </w:rPr>
+        <w:t xml:space="preserve">mais possível. Retorne a </w:t>
+      </w:r>
+      <w:proofErr w:type="spellStart"/>
+      <w:r>
+        <w:rPr>
+          <w:b/>
+          <w:bCs/>
+        </w:rPr>
+        <w:t>string</w:t>
+      </w:r>
+      <w:proofErr w:type="spellEnd"/>
+      <w:r>
+        <w:rPr>
+          <w:b/>
+          <w:bCs/>
+        </w:rPr>
+        <w:t xml:space="preserve"> final.</w:t>
+      </w:r>
+    </w:p>
+    <w:p>
+      <w:pPr>
+        <w:numPr>
+          <w:ilvl w:val="0"/>
+          <w:numId w:val="9"/>
+        </w:numPr>
+        <w:spacing w:after="0"/>
+        <w:rPr>
+          <w:b/>
+          <w:bCs/>
+        </w:rPr>
+      </w:pPr>
+      <w:r>
+        <w:rPr>
+          <w:b/>
+          <w:bCs/>
+        </w:rPr>
+        <w:t>Exemplo: s = "</w:t>
+      </w:r>
+      <w:proofErr w:type="spellStart"/>
+      <w:r>
+        <w:rPr>
+          <w:b/>
+          <w:bCs/>
+        </w:rPr>
+        <w:t>abbaca</w:t>
+      </w:r>
+      <w:proofErr w:type="spellEnd"/>
+      <w:r>
+        <w:rPr>
+          <w:b/>
+          <w:bCs/>
+        </w:rPr>
+        <w:t>" → processa da esquerda pra direita:</w:t>
+      </w:r>
+    </w:p>
+    <w:p>
+      <w:pPr>
+        <w:numPr>
+          <w:ilvl w:val="1"/>
+          <w:numId w:val="9"/>
+        </w:numPr>
+        <w:spacing w:after="0"/>
+        <w:rPr>
+          <w:b/>
+          <w:bCs/>
+        </w:rPr>
+      </w:pPr>
+      <w:r>
+        <w:rPr>
+          <w:b/>
+          <w:bCs/>
+        </w:rPr>
+        <w:lastRenderedPageBreak/>
+        <w:t>"</w:t>
+      </w:r>
+      <w:proofErr w:type="spellStart"/>
+      <w:r>
+        <w:rPr>
+          <w:b/>
+          <w:bCs/>
+        </w:rPr>
+        <w:t>abbaca</w:t>
+      </w:r>
+      <w:proofErr w:type="spellEnd"/>
+      <w:r>
+        <w:rPr>
+          <w:b/>
+          <w:bCs/>
+        </w:rPr>
+        <w:t>" -&gt; remove "</w:t>
+      </w:r>
+      <w:proofErr w:type="spellStart"/>
+      <w:r>
+        <w:rPr>
+          <w:b/>
+          <w:bCs/>
+        </w:rPr>
+        <w:t>bb</w:t>
+      </w:r>
+      <w:proofErr w:type="spellEnd"/>
+      <w:r>
+        <w:rPr>
+          <w:b/>
+          <w:bCs/>
+        </w:rPr>
+        <w:t>" -&gt; "</w:t>
+      </w:r>
+      <w:proofErr w:type="spellStart"/>
+      <w:r>
+        <w:rPr>
+          <w:b/>
+          <w:bCs/>
+        </w:rPr>
+        <w:t>aaca</w:t>
+      </w:r>
+      <w:proofErr w:type="spellEnd"/>
+      <w:r>
+        <w:rPr>
+          <w:b/>
+          <w:bCs/>
+        </w:rPr>
+        <w:t>" -&gt; remove "aa" -&gt; "</w:t>
+      </w:r>
+      <w:proofErr w:type="spellStart"/>
+      <w:r>
+        <w:rPr>
+          <w:b/>
+          <w:bCs/>
+        </w:rPr>
+        <w:t>ca</w:t>
+      </w:r>
+      <w:proofErr w:type="spellEnd"/>
+      <w:r>
+        <w:rPr>
+          <w:b/>
+          <w:bCs/>
+        </w:rPr>
+        <w:t>" -&gt; resultado "</w:t>
+      </w:r>
+      <w:proofErr w:type="spellStart"/>
+      <w:r>
+        <w:rPr>
+          <w:b/>
+          <w:bCs/>
+        </w:rPr>
+        <w:t>ca</w:t>
+      </w:r>
+      <w:proofErr w:type="spellEnd"/>
+      <w:r>
+        <w:rPr>
+          <w:b/>
+          <w:bCs/>
+        </w:rPr>
+        <w:t>".</w:t>
+      </w:r>
+    </w:p>
+    <w:p>
+      <w:pPr>
+        <w:numPr>
+          <w:ilvl w:val="0"/>
+          <w:numId w:val="9"/>
+        </w:numPr>
+        <w:spacing w:after="0"/>
+        <w:rPr>
+          <w:b/>
+          <w:bCs/>
+        </w:rPr>
+      </w:pPr>
+      <w:r>
+        <w:rPr>
+          <w:b/>
+          <w:bCs/>
+        </w:rPr>
+        <w:t>Implementar usando pilha (lista) para que a redução seja O(n) tempo</w:t>
+      </w:r>
+    </w:p>
+    <w:p>
+      <w:pPr>
+        <w:spacing w:after="0"/>
+        <w:rPr>
+          <w:b/>
+          <w:bCs/>
+        </w:rPr>
+      </w:pPr>
+    </w:p>
+    <w:p>
+      <w:pPr>
+        <w:spacing w:after="0"/>
+        <w:rPr>
+          <w:color w:val="C00000"/>
+        </w:rPr>
+      </w:pPr>
+    </w:p>
+    <w:p>
+      <w:pPr>
+        <w:spacing w:after="0"/>
+        <w:rPr>
+          <w:color w:val="C00000"/>
+        </w:rPr>
+      </w:pPr>
+      <w:proofErr w:type="spellStart"/>
+      <w:r>
+        <w:rPr>
+          <w:color w:val="C00000"/>
+        </w:rPr>
+        <w:t>def</w:t>
+      </w:r>
+      <w:proofErr w:type="spellEnd"/>
+      <w:r>
+        <w:rPr>
+          <w:color w:val="C00000"/>
+        </w:rPr>
+        <w:t xml:space="preserve"> </w:t>
+      </w:r>
+      <w:proofErr w:type="spellStart"/>
+      <w:r>
+        <w:rPr>
+          <w:color w:val="C00000"/>
+        </w:rPr>
+        <w:t>reduce_pairs</w:t>
+      </w:r>
+      <w:proofErr w:type="spellEnd"/>
+      <w:r>
+        <w:rPr>
+          <w:color w:val="C00000"/>
+        </w:rPr>
+        <w:t xml:space="preserve">(s: </w:t>
+      </w:r>
+      <w:proofErr w:type="spellStart"/>
+      <w:r>
+        <w:rPr>
+          <w:color w:val="C00000"/>
+        </w:rPr>
+        <w:t>str</w:t>
+      </w:r>
+      <w:proofErr w:type="spellEnd"/>
+      <w:r>
+        <w:rPr>
+          <w:color w:val="C00000"/>
+        </w:rPr>
+        <w:t xml:space="preserve">) -&gt; </w:t>
+      </w:r>
+      <w:proofErr w:type="spellStart"/>
+      <w:r>
+        <w:rPr>
+          <w:color w:val="C00000"/>
+        </w:rPr>
+        <w:t>str</w:t>
+      </w:r>
+      <w:proofErr w:type="spellEnd"/>
+      <w:r>
+        <w:rPr>
+          <w:color w:val="C00000"/>
+        </w:rPr>
+        <w:t>:</w:t>
+      </w:r>
+    </w:p>
+    <w:p>
+      <w:pPr>
+        <w:spacing w:after="0"/>
+        <w:rPr>
+          <w:color w:val="C00000"/>
+        </w:rPr>
+      </w:pPr>
+      <w:r>
+        <w:rPr>
+          <w:color w:val="C00000"/>
+        </w:rPr>
+        <w:t xml:space="preserve">    """</w:t>
+      </w:r>
+    </w:p>
+    <w:p>
+      <w:pPr>
+        <w:spacing w:after="0"/>
+        <w:rPr>
+          <w:color w:val="C00000"/>
+        </w:rPr>
+      </w:pPr>
+      <w:r>
+        <w:rPr>
+          <w:color w:val="C00000"/>
+        </w:rPr>
+        <w:t xml:space="preserve">    Remove pares adjacentes idênticos repetidamente usando pilha.</w:t>
+      </w:r>
+    </w:p>
+    <w:p>
+      <w:pPr>
+        <w:spacing w:after="0"/>
+        <w:rPr>
+          <w:color w:val="C00000"/>
+        </w:rPr>
+      </w:pPr>
+      <w:r>
+        <w:rPr>
+          <w:color w:val="C00000"/>
+        </w:rPr>
+        <w:t xml:space="preserve">    Retorna a </w:t>
+      </w:r>
+      <w:proofErr w:type="spellStart"/>
+      <w:r>
+        <w:rPr>
+          <w:color w:val="C00000"/>
+        </w:rPr>
+        <w:t>string</w:t>
+      </w:r>
+      <w:proofErr w:type="spellEnd"/>
+      <w:r>
+        <w:rPr>
+          <w:color w:val="C00000"/>
+        </w:rPr>
+        <w:t xml:space="preserve"> final.</w:t>
+      </w:r>
+    </w:p>
+    <w:p>
+      <w:pPr>
+        <w:spacing w:after="0"/>
+        <w:rPr>
+          <w:color w:val="C00000"/>
+        </w:rPr>
+      </w:pPr>
+      <w:r>
+        <w:rPr>
+          <w:color w:val="C00000"/>
+        </w:rPr>
+        <w:t xml:space="preserve">    """</w:t>
+      </w:r>
+    </w:p>
+    <w:p>
+      <w:pPr>
+        <w:spacing w:after="0"/>
+        <w:rPr>
+          <w:color w:val="C00000"/>
+        </w:rPr>
+      </w:pPr>
+      <w:r>
+        <w:rPr>
+          <w:color w:val="C00000"/>
+        </w:rPr>
+        <w:t xml:space="preserve">    pilha: </w:t>
+      </w:r>
+      <w:proofErr w:type="spellStart"/>
+      <w:r>
+        <w:rPr>
+          <w:color w:val="C00000"/>
+        </w:rPr>
+        <w:t>list</w:t>
+      </w:r>
+      <w:proofErr w:type="spellEnd"/>
+      <w:r>
+        <w:rPr>
+          <w:color w:val="C00000"/>
+        </w:rPr>
+        <w:t>[</w:t>
+      </w:r>
+      <w:proofErr w:type="spellStart"/>
+      <w:r>
+        <w:rPr>
+          <w:color w:val="C00000"/>
+        </w:rPr>
+        <w:t>str</w:t>
+      </w:r>
+      <w:proofErr w:type="spellEnd"/>
+      <w:r>
+        <w:rPr>
+          <w:color w:val="C00000"/>
+        </w:rPr>
+        <w:t>] = []</w:t>
+      </w:r>
+    </w:p>
+    <w:p>
+      <w:pPr>
+        <w:spacing w:after="0"/>
+        <w:rPr>
+          <w:color w:val="C00000"/>
+        </w:rPr>
+      </w:pPr>
+      <w:r>
+        <w:rPr>
+          <w:color w:val="C00000"/>
+        </w:rPr>
+        <w:t xml:space="preserve">    for </w:t>
+      </w:r>
+      <w:proofErr w:type="spellStart"/>
+      <w:r>
+        <w:rPr>
+          <w:color w:val="C00000"/>
+        </w:rPr>
+        <w:t>ch</w:t>
+      </w:r>
+      <w:proofErr w:type="spellEnd"/>
+      <w:r>
+        <w:rPr>
+          <w:color w:val="C00000"/>
+        </w:rPr>
+        <w:t xml:space="preserve"> in s:</w:t>
+      </w:r>
+    </w:p>
+    <w:p>
+      <w:pPr>
+        <w:spacing w:after="0"/>
+        <w:rPr>
+          <w:color w:val="C00000"/>
+        </w:rPr>
+      </w:pPr>
+      <w:r>
+        <w:rPr>
+          <w:color w:val="C00000"/>
+        </w:rPr>
+        <w:t xml:space="preserve">        </w:t>
+      </w:r>
+      <w:proofErr w:type="spellStart"/>
+      <w:r>
+        <w:rPr>
+          <w:color w:val="C00000"/>
+        </w:rPr>
+        <w:t>if</w:t>
+      </w:r>
+      <w:proofErr w:type="spellEnd"/>
+      <w:r>
+        <w:rPr>
+          <w:color w:val="C00000"/>
+        </w:rPr>
+        <w:t xml:space="preserve"> pilha </w:t>
+      </w:r>
+      <w:proofErr w:type="spellStart"/>
+      <w:r>
+        <w:rPr>
+          <w:color w:val="C00000"/>
+        </w:rPr>
+        <w:t>and</w:t>
+      </w:r>
+      <w:proofErr w:type="spellEnd"/>
+      <w:r>
+        <w:rPr>
+          <w:color w:val="C00000"/>
+        </w:rPr>
+        <w:t xml:space="preserve"> pilha[-1] == </w:t>
+      </w:r>
+      <w:proofErr w:type="spellStart"/>
+      <w:r>
+        <w:rPr>
+          <w:color w:val="C00000"/>
+        </w:rPr>
+        <w:t>ch</w:t>
+      </w:r>
+      <w:proofErr w:type="spellEnd"/>
+      <w:r>
+        <w:rPr>
+          <w:color w:val="C00000"/>
+        </w:rPr>
+        <w:t>:</w:t>
+      </w:r>
+    </w:p>
+    <w:p>
+      <w:pPr>
+        <w:spacing w:after="0"/>
+        <w:rPr>
+          <w:color w:val="C00000"/>
+        </w:rPr>
+      </w:pPr>
+      <w:r>
+        <w:rPr>
+          <w:color w:val="C00000"/>
+        </w:rPr>
+        <w:t xml:space="preserve">            # encontrou par adjacente igual -&gt; desempilha (remove o par)</w:t>
+      </w:r>
+    </w:p>
+    <w:p>
+      <w:pPr>
+        <w:spacing w:after="0"/>
+        <w:rPr>
+          <w:color w:val="C00000"/>
+        </w:rPr>
+      </w:pPr>
+      <w:r>
+        <w:rPr>
+          <w:color w:val="C00000"/>
+        </w:rPr>
+        <w:t xml:space="preserve">            </w:t>
+      </w:r>
+      <w:proofErr w:type="spellStart"/>
+      <w:r>
+        <w:rPr>
+          <w:color w:val="C00000"/>
+        </w:rPr>
+        <w:t>pilha.pop</w:t>
+      </w:r>
+      <w:proofErr w:type="spellEnd"/>
+      <w:r>
+        <w:rPr>
+          <w:color w:val="C00000"/>
+        </w:rPr>
+        <w:t>()</w:t>
+      </w:r>
+    </w:p>
+    <w:p>
+      <w:pPr>
+        <w:spacing w:after="0"/>
+        <w:rPr>
+          <w:color w:val="C00000"/>
+        </w:rPr>
+      </w:pPr>
+      <w:r>
+        <w:rPr>
+          <w:color w:val="C00000"/>
+        </w:rPr>
+        <w:t xml:space="preserve">        </w:t>
+      </w:r>
+      <w:proofErr w:type="spellStart"/>
+      <w:r>
+        <w:rPr>
+          <w:color w:val="C00000"/>
+        </w:rPr>
+        <w:t>else</w:t>
+      </w:r>
+      <w:proofErr w:type="spellEnd"/>
+      <w:r>
+        <w:rPr>
+          <w:color w:val="C00000"/>
+        </w:rPr>
+        <w:t>:</w:t>
+      </w:r>
+    </w:p>
+    <w:p>
+      <w:pPr>
+        <w:spacing w:after="0"/>
+        <w:rPr>
+          <w:color w:val="C00000"/>
+        </w:rPr>
+      </w:pPr>
+      <w:r>
+        <w:rPr>
+          <w:color w:val="C00000"/>
+        </w:rPr>
+        <w:t xml:space="preserve">            </w:t>
+      </w:r>
+      <w:proofErr w:type="spellStart"/>
+      <w:r>
+        <w:rPr>
+          <w:color w:val="C00000"/>
+        </w:rPr>
+        <w:t>pilha.append</w:t>
+      </w:r>
+      <w:proofErr w:type="spellEnd"/>
+      <w:r>
+        <w:rPr>
+          <w:color w:val="C00000"/>
+        </w:rPr>
+        <w:t>(</w:t>
+      </w:r>
+      <w:proofErr w:type="spellStart"/>
+      <w:r>
+        <w:rPr>
+          <w:color w:val="C00000"/>
+        </w:rPr>
+        <w:t>ch</w:t>
+      </w:r>
+      <w:proofErr w:type="spellEnd"/>
+      <w:r>
+        <w:rPr>
+          <w:color w:val="C00000"/>
+        </w:rPr>
+        <w:t>)</w:t>
+      </w:r>
+    </w:p>
+    <w:p>
+      <w:pPr>
+        <w:spacing w:after="0"/>
+        <w:rPr>
+          <w:color w:val="C00000"/>
+        </w:rPr>
+      </w:pPr>
+      <w:r>
+        <w:rPr>
+          <w:color w:val="C00000"/>
+        </w:rPr>
+        <w:t xml:space="preserve">    </w:t>
+      </w:r>
+      <w:proofErr w:type="spellStart"/>
+      <w:r>
+        <w:rPr>
+          <w:color w:val="C00000"/>
+        </w:rPr>
+        <w:t>return</w:t>
+      </w:r>
+      <w:proofErr w:type="spellEnd"/>
+      <w:r>
+        <w:rPr>
+          <w:color w:val="C00000"/>
+        </w:rPr>
+        <w:t xml:space="preserve"> ''.</w:t>
+      </w:r>
+      <w:proofErr w:type="spellStart"/>
+      <w:r>
+        <w:rPr>
+          <w:color w:val="C00000"/>
+        </w:rPr>
+        <w:t>join</w:t>
+      </w:r>
+      <w:proofErr w:type="spellEnd"/>
+      <w:r>
+        <w:rPr>
+          <w:color w:val="C00000"/>
+        </w:rPr>
+        <w:t>(pilha)</w:t>
+      </w:r>
+    </w:p>
+    <w:p>
+      <w:pPr>
+        <w:spacing w:after="0"/>
+        <w:rPr>
+          <w:color w:val="C00000"/>
+        </w:rPr>
+      </w:pPr>
+    </w:p>
+    <w:p>
+      <w:pPr>
+        <w:spacing w:after="0"/>
+        <w:rPr>
+          <w:color w:val="C00000"/>
+        </w:rPr>
+      </w:pPr>
+    </w:p>
+    <w:p>
+      <w:pPr>
+        <w:spacing w:after="0"/>
+        <w:rPr>
+          <w:sz w:val="32"/>
+          <w:szCs w:val="32"/>
+        </w:rPr>
+      </w:pPr>
+      <w:r>
+        <w:rPr>
+          <w:sz w:val="32"/>
+          <w:szCs w:val="32"/>
+        </w:rPr>
+        <w:t>teste</w:t>
+      </w:r>
+    </w:p>
+    <w:p>
+      <w:pPr>
+        <w:spacing w:after="0"/>
+        <w:rPr>
+          <w:sz w:val="32"/>
+          <w:szCs w:val="32"/>
+        </w:rPr>
+      </w:pPr>
+    </w:p>
+    <w:p>
+      <w:pPr>
+        <w:spacing w:after="0"/>
+        <w:rPr>
+          <w:color w:val="EE0000"/>
+        </w:rPr>
+      </w:pPr>
+      <w:proofErr w:type="spellStart"/>
+      <w:r>
+        <w:rPr>
+          <w:color w:val="EE0000"/>
+        </w:rPr>
+        <w:t>if</w:t>
+      </w:r>
+      <w:proofErr w:type="spellEnd"/>
+      <w:r>
+        <w:rPr>
+          <w:color w:val="EE0000"/>
+        </w:rPr>
+        <w:t xml:space="preserve"> __</w:t>
+      </w:r>
+      <w:proofErr w:type="spellStart"/>
+      <w:r>
+        <w:rPr>
+          <w:color w:val="EE0000"/>
+        </w:rPr>
+        <w:t>name</w:t>
+      </w:r>
+      <w:proofErr w:type="spellEnd"/>
+      <w:r>
+        <w:rPr>
+          <w:color w:val="EE0000"/>
+        </w:rPr>
+        <w:t>__ == "__</w:t>
+      </w:r>
+      <w:proofErr w:type="spellStart"/>
+      <w:r>
+        <w:rPr>
+          <w:color w:val="EE0000"/>
+        </w:rPr>
+        <w:t>main</w:t>
+      </w:r>
+      <w:proofErr w:type="spellEnd"/>
+      <w:r>
+        <w:rPr>
+          <w:color w:val="EE0000"/>
+        </w:rPr>
+        <w:t>__":</w:t>
+      </w:r>
+    </w:p>
+    <w:p>
+      <w:pPr>
+        <w:spacing w:after="0"/>
+        <w:rPr>
+          <w:color w:val="EE0000"/>
+        </w:rPr>
+      </w:pPr>
+      <w:r>
+        <w:rPr>
+          <w:color w:val="EE0000"/>
+        </w:rPr>
+        <w:t xml:space="preserve">    exemplos = {</w:t>
+      </w:r>
+    </w:p>
+    <w:p>
+      <w:pPr>
+        <w:spacing w:after="0"/>
+        <w:rPr>
+          <w:color w:val="EE0000"/>
+        </w:rPr>
+      </w:pPr>
+      <w:r>
+        <w:rPr>
+          <w:color w:val="EE0000"/>
+        </w:rPr>
+        <w:t xml:space="preserve">        "</w:t>
+      </w:r>
+      <w:proofErr w:type="spellStart"/>
+      <w:r>
+        <w:rPr>
+          <w:color w:val="EE0000"/>
+        </w:rPr>
+        <w:t>abbaca</w:t>
+      </w:r>
+      <w:proofErr w:type="spellEnd"/>
+      <w:r>
+        <w:rPr>
+          <w:color w:val="EE0000"/>
+        </w:rPr>
+        <w:t>": "</w:t>
+      </w:r>
+      <w:proofErr w:type="spellStart"/>
+      <w:r>
+        <w:rPr>
+          <w:color w:val="EE0000"/>
+        </w:rPr>
+        <w:t>ca</w:t>
+      </w:r>
+      <w:proofErr w:type="spellEnd"/>
+      <w:r>
+        <w:rPr>
+          <w:color w:val="EE0000"/>
+        </w:rPr>
+        <w:t>",</w:t>
+      </w:r>
+    </w:p>
+    <w:p>
+      <w:pPr>
+        <w:spacing w:after="0"/>
+        <w:rPr>
+          <w:color w:val="EE0000"/>
+        </w:rPr>
+      </w:pPr>
+      <w:r>
+        <w:rPr>
+          <w:color w:val="EE0000"/>
+        </w:rPr>
+        <w:t xml:space="preserve">        "</w:t>
+      </w:r>
+      <w:proofErr w:type="spellStart"/>
+      <w:r>
+        <w:rPr>
+          <w:color w:val="EE0000"/>
+        </w:rPr>
+        <w:t>azxxzy</w:t>
+      </w:r>
+      <w:proofErr w:type="spellEnd"/>
+      <w:r>
+        <w:rPr>
+          <w:color w:val="EE0000"/>
+        </w:rPr>
+        <w:t>": "</w:t>
+      </w:r>
+      <w:proofErr w:type="spellStart"/>
+      <w:r>
+        <w:rPr>
+          <w:color w:val="EE0000"/>
+        </w:rPr>
+        <w:t>ay</w:t>
+      </w:r>
+      <w:proofErr w:type="spellEnd"/>
+      <w:r>
+        <w:rPr>
+          <w:color w:val="EE0000"/>
+        </w:rPr>
+        <w:t>",</w:t>
+      </w:r>
+    </w:p>
+    <w:p>
+      <w:pPr>
+        <w:spacing w:after="0"/>
+        <w:rPr>
+          <w:color w:val="EE0000"/>
+        </w:rPr>
+      </w:pPr>
+      <w:r>
+        <w:rPr>
+          <w:color w:val="EE0000"/>
+        </w:rPr>
+        <w:t xml:space="preserve">        "</w:t>
+      </w:r>
+      <w:proofErr w:type="spellStart"/>
+      <w:r>
+        <w:rPr>
+          <w:color w:val="EE0000"/>
+        </w:rPr>
+        <w:t>aabccb</w:t>
+      </w:r>
+      <w:proofErr w:type="spellEnd"/>
+      <w:r>
+        <w:rPr>
+          <w:color w:val="EE0000"/>
+        </w:rPr>
+        <w:t>": "",</w:t>
+      </w:r>
+    </w:p>
+    <w:p>
+      <w:pPr>
+        <w:spacing w:after="0"/>
+        <w:rPr>
+          <w:color w:val="EE0000"/>
+        </w:rPr>
+      </w:pPr>
+      <w:r>
+        <w:rPr>
+          <w:color w:val="EE0000"/>
+        </w:rPr>
+        <w:t xml:space="preserve">        "abc": "abc",</w:t>
+      </w:r>
+    </w:p>
+    <w:p>
+      <w:pPr>
+        <w:spacing w:after="0"/>
+        <w:rPr>
+          <w:color w:val="EE0000"/>
+        </w:rPr>
+      </w:pPr>
+      <w:r>
+        <w:rPr>
+          <w:color w:val="EE0000"/>
+        </w:rPr>
+        <w:t xml:space="preserve">        "": "",</w:t>
+      </w:r>
+    </w:p>
+    <w:p>
+      <w:pPr>
+        <w:spacing w:after="0"/>
+        <w:rPr>
+          <w:color w:val="EE0000"/>
+        </w:rPr>
+      </w:pPr>
+      <w:r>
+        <w:rPr>
+          <w:color w:val="EE0000"/>
+        </w:rPr>
+        <w:t xml:space="preserve">        "aa": "",</w:t>
+      </w:r>
+    </w:p>
+    <w:p>
+      <w:pPr>
+        <w:spacing w:after="0"/>
+        <w:rPr>
+          <w:color w:val="EE0000"/>
+        </w:rPr>
+      </w:pPr>
+      <w:r>
+        <w:rPr>
+          <w:color w:val="EE0000"/>
+        </w:rPr>
+        <w:t xml:space="preserve">        "</w:t>
+      </w:r>
+      <w:proofErr w:type="spellStart"/>
+      <w:r>
+        <w:rPr>
+          <w:color w:val="EE0000"/>
+        </w:rPr>
+        <w:t>abba</w:t>
+      </w:r>
+      <w:proofErr w:type="spellEnd"/>
+      <w:r>
+        <w:rPr>
+          <w:color w:val="EE0000"/>
+        </w:rPr>
+        <w:t xml:space="preserve">": "",  # </w:t>
+      </w:r>
+      <w:proofErr w:type="spellStart"/>
+      <w:r>
+        <w:rPr>
+          <w:color w:val="EE0000"/>
+        </w:rPr>
+        <w:t>abba</w:t>
+      </w:r>
+      <w:proofErr w:type="spellEnd"/>
+      <w:r>
+        <w:rPr>
+          <w:color w:val="EE0000"/>
+        </w:rPr>
+        <w:t xml:space="preserve"> -&gt; remove </w:t>
+      </w:r>
+      <w:proofErr w:type="spellStart"/>
+      <w:r>
+        <w:rPr>
+          <w:color w:val="EE0000"/>
+        </w:rPr>
+        <w:t>bb</w:t>
+      </w:r>
+      <w:proofErr w:type="spellEnd"/>
+      <w:r>
+        <w:rPr>
+          <w:color w:val="EE0000"/>
+        </w:rPr>
+        <w:t xml:space="preserve"> -&gt; aa -&gt; remove aa -&gt; ""</w:t>
+      </w:r>
+    </w:p>
+    <w:p>
+      <w:pPr>
+        <w:spacing w:after="0"/>
+        <w:rPr>
+          <w:color w:val="EE0000"/>
+        </w:rPr>
+      </w:pPr>
+      <w:r>
+        <w:rPr>
+          <w:color w:val="EE0000"/>
+        </w:rPr>
+        <w:t xml:space="preserve">    }</w:t>
+      </w:r>
+    </w:p>
+    <w:p>
+      <w:pPr>
+        <w:spacing w:after="0"/>
+        <w:rPr>
+          <w:color w:val="EE0000"/>
+        </w:rPr>
+      </w:pPr>
+      <w:r>
+        <w:rPr>
+          <w:color w:val="EE0000"/>
+        </w:rPr>
+        <w:t xml:space="preserve">    for entrada, esperado in </w:t>
+      </w:r>
+      <w:proofErr w:type="spellStart"/>
+      <w:r>
+        <w:rPr>
+          <w:color w:val="EE0000"/>
+        </w:rPr>
+        <w:t>exemplos.items</w:t>
+      </w:r>
+      <w:proofErr w:type="spellEnd"/>
+      <w:r>
+        <w:rPr>
+          <w:color w:val="EE0000"/>
+        </w:rPr>
+        <w:t>():</w:t>
+      </w:r>
+    </w:p>
+    <w:p>
+      <w:pPr>
+        <w:spacing w:after="0"/>
+        <w:rPr>
+          <w:color w:val="EE0000"/>
+        </w:rPr>
+      </w:pPr>
+      <w:r>
+        <w:rPr>
+          <w:color w:val="EE0000"/>
+        </w:rPr>
+        <w:t xml:space="preserve">        </w:t>
+      </w:r>
+      <w:proofErr w:type="spellStart"/>
+      <w:r>
+        <w:rPr>
+          <w:color w:val="EE0000"/>
+        </w:rPr>
+        <w:t>saida</w:t>
+      </w:r>
+      <w:proofErr w:type="spellEnd"/>
+      <w:r>
+        <w:rPr>
+          <w:color w:val="EE0000"/>
+        </w:rPr>
+        <w:t xml:space="preserve"> = </w:t>
+      </w:r>
+      <w:proofErr w:type="spellStart"/>
+      <w:r>
+        <w:rPr>
+          <w:color w:val="EE0000"/>
+        </w:rPr>
+        <w:t>reduce_pairs</w:t>
+      </w:r>
+      <w:proofErr w:type="spellEnd"/>
+      <w:r>
+        <w:rPr>
+          <w:color w:val="EE0000"/>
+        </w:rPr>
+        <w:t>(entrada)</w:t>
+      </w:r>
+    </w:p>
+    <w:p>
+      <w:pPr>
+        <w:spacing w:after="0"/>
+        <w:rPr>
+          <w:color w:val="EE0000"/>
+        </w:rPr>
+      </w:pPr>
+      <w:r>
+        <w:rPr>
+          <w:color w:val="EE0000"/>
+        </w:rPr>
+        <w:t xml:space="preserve">        print(f"{</w:t>
+      </w:r>
+      <w:proofErr w:type="spellStart"/>
+      <w:r>
+        <w:rPr>
+          <w:color w:val="EE0000"/>
+        </w:rPr>
+        <w:t>entrada!r</w:t>
+      </w:r>
+      <w:proofErr w:type="spellEnd"/>
+      <w:r>
+        <w:rPr>
+          <w:color w:val="EE0000"/>
+        </w:rPr>
+        <w:t>} -&gt; {</w:t>
+      </w:r>
+      <w:proofErr w:type="spellStart"/>
+      <w:r>
+        <w:rPr>
+          <w:color w:val="EE0000"/>
+        </w:rPr>
+        <w:t>saida!r</w:t>
+      </w:r>
+      <w:proofErr w:type="spellEnd"/>
+      <w:r>
+        <w:rPr>
+          <w:color w:val="EE0000"/>
+        </w:rPr>
+        <w:t>} (esperado: {</w:t>
+      </w:r>
+      <w:proofErr w:type="spellStart"/>
+      <w:r>
+        <w:rPr>
+          <w:color w:val="EE0000"/>
+        </w:rPr>
+        <w:t>esperado!r</w:t>
+      </w:r>
+      <w:proofErr w:type="spellEnd"/>
+      <w:r>
+        <w:rPr>
+          <w:color w:val="EE0000"/>
+        </w:rPr>
+        <w:t>})")</w:t>
+      </w:r>
+    </w:p>
+    <w:p>
+      <w:pPr>
+        <w:spacing w:after="0"/>
+        <w:rPr>
+          <w:color w:val="EE0000"/>
+        </w:rPr>
+      </w:pPr>
+      <w:r>
+        <w:rPr>
+          <w:color w:val="EE0000"/>
+        </w:rPr>
+        <w:t xml:space="preserve">        </w:t>
+      </w:r>
+      <w:proofErr w:type="spellStart"/>
+      <w:r>
+        <w:rPr>
+          <w:color w:val="EE0000"/>
+        </w:rPr>
+        <w:t>assert</w:t>
+      </w:r>
+      <w:proofErr w:type="spellEnd"/>
+      <w:r>
+        <w:rPr>
+          <w:color w:val="EE0000"/>
+        </w:rPr>
+        <w:t xml:space="preserve"> </w:t>
+      </w:r>
+      <w:proofErr w:type="spellStart"/>
+      <w:r>
+        <w:rPr>
+          <w:color w:val="EE0000"/>
+        </w:rPr>
+        <w:t>saida</w:t>
+      </w:r>
+      <w:proofErr w:type="spellEnd"/>
+      <w:r>
+        <w:rPr>
+          <w:color w:val="EE0000"/>
+        </w:rPr>
+        <w:t xml:space="preserve"> == esperado</w:t>
+      </w:r>
+    </w:p>
+    <w:p>
+      <w:pPr>
+        <w:spacing w:after="0"/>
+        <w:rPr>
+          <w:color w:val="EE0000"/>
+        </w:rPr>
+      </w:pPr>
+      <w:r>
+        <w:rPr>
+          <w:color w:val="EE0000"/>
+        </w:rPr>
+        <w:t xml:space="preserve">    print("OK </w:t>
+      </w:r>
+      <w:proofErr w:type="spellStart"/>
+      <w:r>
+        <w:rPr>
+          <w:color w:val="EE0000"/>
+        </w:rPr>
+        <w:t>reduce_pairs</w:t>
+      </w:r>
+      <w:proofErr w:type="spellEnd"/>
+      <w:r>
+        <w:rPr>
+          <w:color w:val="EE0000"/>
+        </w:rPr>
+        <w:t xml:space="preserve"> testes")</w:t>
+      </w:r>
+    </w:p>
+    <w:p>
+      <w:pPr>
+        <w:spacing w:after="0"/>
+        <w:jc w:val="center"/>
+        <w:rPr>
+          <w:b/>
+          <w:bCs/>
+          <w:sz w:val="40"/>
+          <w:szCs w:val="40"/>
+        </w:rPr>
+      </w:pPr>
     </w:p>
     <w:p>
       <w:pPr>
@@ -6733,6 +9654,304 @@
     </w:lvl>
   </w:abstractNum>
   <w:abstractNum w:abstractNumId="4" w15:restartNumberingAfterBreak="0">
+    <w:nsid w:val="4C075FAA"/>
+    <w:multiLevelType w:val="multilevel"/>
+    <w:tmpl w:val="94E20E7A"/>
+    <w:lvl w:ilvl="0">
+      <w:start w:val="1"/>
+      <w:numFmt w:val="bullet"/>
+      <w:lvlText w:val=""/>
+      <w:lvlJc w:val="left"/>
+      <w:pPr>
+        <w:tabs>
+          <w:tab w:val="num" w:pos="720"/>
+        </w:tabs>
+        <w:ind w:left="720" w:hanging="360"/>
+      </w:pPr>
+      <w:rPr>
+        <w:rFonts w:ascii="Symbol" w:hAnsi="Symbol" w:hint="default"/>
+        <w:sz w:val="20"/>
+      </w:rPr>
+    </w:lvl>
+    <w:lvl w:ilvl="1">
+      <w:start w:val="1"/>
+      <w:numFmt w:val="bullet"/>
+      <w:lvlText w:val="o"/>
+      <w:lvlJc w:val="left"/>
+      <w:pPr>
+        <w:tabs>
+          <w:tab w:val="num" w:pos="1440"/>
+        </w:tabs>
+        <w:ind w:left="1440" w:hanging="360"/>
+      </w:pPr>
+      <w:rPr>
+        <w:rFonts w:ascii="Courier New" w:hAnsi="Courier New" w:hint="default"/>
+        <w:sz w:val="20"/>
+      </w:rPr>
+    </w:lvl>
+    <w:lvl w:ilvl="2" w:tentative="1">
+      <w:start w:val="1"/>
+      <w:numFmt w:val="bullet"/>
+      <w:lvlText w:val=""/>
+      <w:lvlJc w:val="left"/>
+      <w:pPr>
+        <w:tabs>
+          <w:tab w:val="num" w:pos="2160"/>
+        </w:tabs>
+        <w:ind w:left="2160" w:hanging="360"/>
+      </w:pPr>
+      <w:rPr>
+        <w:rFonts w:ascii="Wingdings" w:hAnsi="Wingdings" w:hint="default"/>
+        <w:sz w:val="20"/>
+      </w:rPr>
+    </w:lvl>
+    <w:lvl w:ilvl="3" w:tentative="1">
+      <w:start w:val="1"/>
+      <w:numFmt w:val="bullet"/>
+      <w:lvlText w:val=""/>
+      <w:lvlJc w:val="left"/>
+      <w:pPr>
+        <w:tabs>
+          <w:tab w:val="num" w:pos="2880"/>
+        </w:tabs>
+        <w:ind w:left="2880" w:hanging="360"/>
+      </w:pPr>
+      <w:rPr>
+        <w:rFonts w:ascii="Wingdings" w:hAnsi="Wingdings" w:hint="default"/>
+        <w:sz w:val="20"/>
+      </w:rPr>
+    </w:lvl>
+    <w:lvl w:ilvl="4" w:tentative="1">
+      <w:start w:val="1"/>
+      <w:numFmt w:val="bullet"/>
+      <w:lvlText w:val=""/>
+      <w:lvlJc w:val="left"/>
+      <w:pPr>
+        <w:tabs>
+          <w:tab w:val="num" w:pos="3600"/>
+        </w:tabs>
+        <w:ind w:left="3600" w:hanging="360"/>
+      </w:pPr>
+      <w:rPr>
+        <w:rFonts w:ascii="Wingdings" w:hAnsi="Wingdings" w:hint="default"/>
+        <w:sz w:val="20"/>
+      </w:rPr>
+    </w:lvl>
+    <w:lvl w:ilvl="5" w:tentative="1">
+      <w:start w:val="1"/>
+      <w:numFmt w:val="bullet"/>
+      <w:lvlText w:val=""/>
+      <w:lvlJc w:val="left"/>
+      <w:pPr>
+        <w:tabs>
+          <w:tab w:val="num" w:pos="4320"/>
+        </w:tabs>
+        <w:ind w:left="4320" w:hanging="360"/>
+      </w:pPr>
+      <w:rPr>
+        <w:rFonts w:ascii="Wingdings" w:hAnsi="Wingdings" w:hint="default"/>
+        <w:sz w:val="20"/>
+      </w:rPr>
+    </w:lvl>
+    <w:lvl w:ilvl="6" w:tentative="1">
+      <w:start w:val="1"/>
+      <w:numFmt w:val="bullet"/>
+      <w:lvlText w:val=""/>
+      <w:lvlJc w:val="left"/>
+      <w:pPr>
+        <w:tabs>
+          <w:tab w:val="num" w:pos="5040"/>
+        </w:tabs>
+        <w:ind w:left="5040" w:hanging="360"/>
+      </w:pPr>
+      <w:rPr>
+        <w:rFonts w:ascii="Wingdings" w:hAnsi="Wingdings" w:hint="default"/>
+        <w:sz w:val="20"/>
+      </w:rPr>
+    </w:lvl>
+    <w:lvl w:ilvl="7" w:tentative="1">
+      <w:start w:val="1"/>
+      <w:numFmt w:val="bullet"/>
+      <w:lvlText w:val=""/>
+      <w:lvlJc w:val="left"/>
+      <w:pPr>
+        <w:tabs>
+          <w:tab w:val="num" w:pos="5760"/>
+        </w:tabs>
+        <w:ind w:left="5760" w:hanging="360"/>
+      </w:pPr>
+      <w:rPr>
+        <w:rFonts w:ascii="Wingdings" w:hAnsi="Wingdings" w:hint="default"/>
+        <w:sz w:val="20"/>
+      </w:rPr>
+    </w:lvl>
+    <w:lvl w:ilvl="8" w:tentative="1">
+      <w:start w:val="1"/>
+      <w:numFmt w:val="bullet"/>
+      <w:lvlText w:val=""/>
+      <w:lvlJc w:val="left"/>
+      <w:pPr>
+        <w:tabs>
+          <w:tab w:val="num" w:pos="6480"/>
+        </w:tabs>
+        <w:ind w:left="6480" w:hanging="360"/>
+      </w:pPr>
+      <w:rPr>
+        <w:rFonts w:ascii="Wingdings" w:hAnsi="Wingdings" w:hint="default"/>
+        <w:sz w:val="20"/>
+      </w:rPr>
+    </w:lvl>
+  </w:abstractNum>
+  <w:abstractNum w:abstractNumId="5" w15:restartNumberingAfterBreak="0">
+    <w:nsid w:val="584932DC"/>
+    <w:multiLevelType w:val="multilevel"/>
+    <w:tmpl w:val="D4AEBA6E"/>
+    <w:lvl w:ilvl="0">
+      <w:start w:val="1"/>
+      <w:numFmt w:val="bullet"/>
+      <w:lvlText w:val=""/>
+      <w:lvlJc w:val="left"/>
+      <w:pPr>
+        <w:tabs>
+          <w:tab w:val="num" w:pos="720"/>
+        </w:tabs>
+        <w:ind w:left="720" w:hanging="360"/>
+      </w:pPr>
+      <w:rPr>
+        <w:rFonts w:ascii="Symbol" w:hAnsi="Symbol" w:hint="default"/>
+        <w:sz w:val="20"/>
+      </w:rPr>
+    </w:lvl>
+    <w:lvl w:ilvl="1">
+      <w:start w:val="1"/>
+      <w:numFmt w:val="bullet"/>
+      <w:lvlText w:val="o"/>
+      <w:lvlJc w:val="left"/>
+      <w:pPr>
+        <w:tabs>
+          <w:tab w:val="num" w:pos="1440"/>
+        </w:tabs>
+        <w:ind w:left="1440" w:hanging="360"/>
+      </w:pPr>
+      <w:rPr>
+        <w:rFonts w:ascii="Courier New" w:hAnsi="Courier New" w:hint="default"/>
+        <w:sz w:val="20"/>
+      </w:rPr>
+    </w:lvl>
+    <w:lvl w:ilvl="2" w:tentative="1">
+      <w:start w:val="1"/>
+      <w:numFmt w:val="bullet"/>
+      <w:lvlText w:val=""/>
+      <w:lvlJc w:val="left"/>
+      <w:pPr>
+        <w:tabs>
+          <w:tab w:val="num" w:pos="2160"/>
+        </w:tabs>
+        <w:ind w:left="2160" w:hanging="360"/>
+      </w:pPr>
+      <w:rPr>
+        <w:rFonts w:ascii="Wingdings" w:hAnsi="Wingdings" w:hint="default"/>
+        <w:sz w:val="20"/>
+      </w:rPr>
+    </w:lvl>
+    <w:lvl w:ilvl="3" w:tentative="1">
+      <w:start w:val="1"/>
+      <w:numFmt w:val="bullet"/>
+      <w:lvlText w:val=""/>
+      <w:lvlJc w:val="left"/>
+      <w:pPr>
+        <w:tabs>
+          <w:tab w:val="num" w:pos="2880"/>
+        </w:tabs>
+        <w:ind w:left="2880" w:hanging="360"/>
+      </w:pPr>
+      <w:rPr>
+        <w:rFonts w:ascii="Wingdings" w:hAnsi="Wingdings" w:hint="default"/>
+        <w:sz w:val="20"/>
+      </w:rPr>
+    </w:lvl>
+    <w:lvl w:ilvl="4" w:tentative="1">
+      <w:start w:val="1"/>
+      <w:numFmt w:val="bullet"/>
+      <w:lvlText w:val=""/>
+      <w:lvlJc w:val="left"/>
+      <w:pPr>
+        <w:tabs>
+          <w:tab w:val="num" w:pos="3600"/>
+        </w:tabs>
+        <w:ind w:left="3600" w:hanging="360"/>
+      </w:pPr>
+      <w:rPr>
+        <w:rFonts w:ascii="Wingdings" w:hAnsi="Wingdings" w:hint="default"/>
+        <w:sz w:val="20"/>
+      </w:rPr>
+    </w:lvl>
+    <w:lvl w:ilvl="5" w:tentative="1">
+      <w:start w:val="1"/>
+      <w:numFmt w:val="bullet"/>
+      <w:lvlText w:val=""/>
+      <w:lvlJc w:val="left"/>
+      <w:pPr>
+        <w:tabs>
+          <w:tab w:val="num" w:pos="4320"/>
+        </w:tabs>
+        <w:ind w:left="4320" w:hanging="360"/>
+      </w:pPr>
+      <w:rPr>
+        <w:rFonts w:ascii="Wingdings" w:hAnsi="Wingdings" w:hint="default"/>
+        <w:sz w:val="20"/>
+      </w:rPr>
+    </w:lvl>
+    <w:lvl w:ilvl="6" w:tentative="1">
+      <w:start w:val="1"/>
+      <w:numFmt w:val="bullet"/>
+      <w:lvlText w:val=""/>
+      <w:lvlJc w:val="left"/>
+      <w:pPr>
+        <w:tabs>
+          <w:tab w:val="num" w:pos="5040"/>
+        </w:tabs>
+        <w:ind w:left="5040" w:hanging="360"/>
+      </w:pPr>
+      <w:rPr>
+        <w:rFonts w:ascii="Wingdings" w:hAnsi="Wingdings" w:hint="default"/>
+        <w:sz w:val="20"/>
+      </w:rPr>
+    </w:lvl>
+    <w:lvl w:ilvl="7" w:tentative="1">
+      <w:start w:val="1"/>
+      <w:numFmt w:val="bullet"/>
+      <w:lvlText w:val=""/>
+      <w:lvlJc w:val="left"/>
+      <w:pPr>
+        <w:tabs>
+          <w:tab w:val="num" w:pos="5760"/>
+        </w:tabs>
+        <w:ind w:left="5760" w:hanging="360"/>
+      </w:pPr>
+      <w:rPr>
+        <w:rFonts w:ascii="Wingdings" w:hAnsi="Wingdings" w:hint="default"/>
+        <w:sz w:val="20"/>
+      </w:rPr>
+    </w:lvl>
+    <w:lvl w:ilvl="8" w:tentative="1">
+      <w:start w:val="1"/>
+      <w:numFmt w:val="bullet"/>
+      <w:lvlText w:val=""/>
+      <w:lvlJc w:val="left"/>
+      <w:pPr>
+        <w:tabs>
+          <w:tab w:val="num" w:pos="6480"/>
+        </w:tabs>
+        <w:ind w:left="6480" w:hanging="360"/>
+      </w:pPr>
+      <w:rPr>
+        <w:rFonts w:ascii="Wingdings" w:hAnsi="Wingdings" w:hint="default"/>
+        <w:sz w:val="20"/>
+      </w:rPr>
+    </w:lvl>
+  </w:abstractNum>
+  <w:abstractNum w:abstractNumId="6" w15:restartNumberingAfterBreak="0">
     <w:nsid w:val="665233E7"/>
     <w:multiLevelType w:val="multilevel"/>
     <w:tmpl w:val="A1886560"/>
@@ -6849,7 +10068,7 @@
       </w:pPr>
     </w:lvl>
   </w:abstractNum>
-  <w:abstractNum w:abstractNumId="5" w15:restartNumberingAfterBreak="0">
+  <w:abstractNum w:abstractNumId="7" w15:restartNumberingAfterBreak="0">
     <w:nsid w:val="73210C98"/>
     <w:multiLevelType w:val="multilevel"/>
     <w:tmpl w:val="B7E6AA7A"/>
@@ -6962,7 +10181,7 @@
       </w:pPr>
     </w:lvl>
   </w:abstractNum>
-  <w:abstractNum w:abstractNumId="6" w15:restartNumberingAfterBreak="0">
+  <w:abstractNum w:abstractNumId="8" w15:restartNumberingAfterBreak="0">
     <w:nsid w:val="7FB81515"/>
     <w:multiLevelType w:val="multilevel"/>
     <w:tmpl w:val="0F546098"/>
@@ -7115,7 +10334,7 @@
     <w:abstractNumId w:val="1"/>
   </w:num>
   <w:num w:numId="2" w16cid:durableId="540898687">
-    <w:abstractNumId w:val="6"/>
+    <w:abstractNumId w:val="8"/>
   </w:num>
   <w:num w:numId="3" w16cid:durableId="609975736">
     <w:abstractNumId w:val="3"/>
@@ -7124,13 +10343,19 @@
     <w:abstractNumId w:val="2"/>
   </w:num>
   <w:num w:numId="5" w16cid:durableId="951208165">
-    <w:abstractNumId w:val="4"/>
+    <w:abstractNumId w:val="6"/>
   </w:num>
   <w:num w:numId="6" w16cid:durableId="1394161866">
     <w:abstractNumId w:val="0"/>
   </w:num>
   <w:num w:numId="7" w16cid:durableId="1235432448">
+    <w:abstractNumId w:val="7"/>
+  </w:num>
+  <w:num w:numId="8" w16cid:durableId="1100949309">
     <w:abstractNumId w:val="5"/>
+  </w:num>
+  <w:num w:numId="9" w16cid:durableId="1592932204">
+    <w:abstractNumId w:val="4"/>
   </w:num>
 </w:numbering>
 </file>
@@ -7739,6 +10964,7 @@
   <w:style w:type="character" w:default="1" w:styleId="Fontepargpadro">
     <w:name w:val="Default Paragraph Font"/>
     <w:uiPriority w:val="1"/>
+    <w:semiHidden/>
     <w:unhideWhenUsed/>
   </w:style>
   <w:style w:type="table" w:default="1" w:styleId="Tabelanormal">
